--- a/FERALCTF_SPEC.docx
+++ b/FERALCTF_SPEC.docx
@@ -17002,7 +17002,7 @@
         <w:rPr>
           <w:rStyle w:val="CommentTok"/>
         </w:rPr>
-        <w:t xml:space="preserve"># optimized release</w:t>
+        <w:t xml:space="preserve"># optimized release (dynamically links libc)</w:t>
       </w:r>
       <w:r>
         <w:br/>
@@ -17147,6 +17147,153 @@
           <w:rStyle w:val="CommentTok"/>
         </w:rPr>
         <w:t xml:space="preserve"># lint all targets</w:t>
+      </w:r>
+    </w:p>
+    <w:p>
+      <w:pPr>
+        <w:pStyle w:val="FirstParagraph"/>
+      </w:pPr>
+      <w:r>
+        <w:rPr>
+          <w:b/>
+          <w:bCs/>
+        </w:rPr>
+        <w:t xml:space="preserve">Optional: fully static binary via musl</w:t>
+      </w:r>
+    </w:p>
+    <w:p>
+      <w:pPr>
+        <w:pStyle w:val="BodyText"/>
+      </w:pPr>
+      <w:r>
+        <w:t xml:space="preserve">The default release binary dynamically links against the host</w:t>
+      </w:r>
+      <w:r>
+        <w:t xml:space="preserve"> </w:t>
+      </w:r>
+      <w:r>
+        <w:rPr>
+          <w:rStyle w:val="VerbatimChar"/>
+        </w:rPr>
+        <w:t xml:space="preserve">libc</w:t>
+      </w:r>
+      <w:r>
+        <w:t xml:space="preserve">/</w:t>
+      </w:r>
+      <w:r>
+        <w:rPr>
+          <w:rStyle w:val="VerbatimChar"/>
+        </w:rPr>
+        <w:t xml:space="preserve">libm</w:t>
+      </w:r>
+      <w:r>
+        <w:t xml:space="preserve">/</w:t>
+      </w:r>
+      <w:r>
+        <w:rPr>
+          <w:rStyle w:val="VerbatimChar"/>
+        </w:rPr>
+        <w:t xml:space="preserve">libgcc_s</w:t>
+      </w:r>
+      <w:r>
+        <w:t xml:space="preserve">, which are</w:t>
+      </w:r>
+      <w:r>
+        <w:t xml:space="preserve"> </w:t>
+      </w:r>
+      <w:r>
+        <w:t xml:space="preserve">present on all standard Linux distributions. For deployments where static linking is required</w:t>
+      </w:r>
+      <w:r>
+        <w:t xml:space="preserve"> </w:t>
+      </w:r>
+      <w:r>
+        <w:t xml:space="preserve">(minimal container base images, airgapped environments), build against the musl target:</w:t>
+      </w:r>
+    </w:p>
+    <w:p>
+      <w:pPr>
+        <w:pStyle w:val="SourceCode"/>
+      </w:pPr>
+      <w:r>
+        <w:rPr>
+          <w:rStyle w:val="ExtensionTok"/>
+        </w:rPr>
+        <w:t xml:space="preserve">rustup</w:t>
+      </w:r>
+      <w:r>
+        <w:rPr>
+          <w:rStyle w:val="NormalTok"/>
+        </w:rPr>
+        <w:t xml:space="preserve"> target add x86_64-unknown-linux-musl</w:t>
+      </w:r>
+      <w:r>
+        <w:br/>
+      </w:r>
+      <w:r>
+        <w:rPr>
+          <w:rStyle w:val="ExtensionTok"/>
+        </w:rPr>
+        <w:t xml:space="preserve">cargo</w:t>
+      </w:r>
+      <w:r>
+        <w:rPr>
+          <w:rStyle w:val="NormalTok"/>
+        </w:rPr>
+        <w:t xml:space="preserve"> build </w:t>
+      </w:r>
+      <w:r>
+        <w:rPr>
+          <w:rStyle w:val="AttributeTok"/>
+        </w:rPr>
+        <w:t xml:space="preserve">--release</w:t>
+      </w:r>
+      <w:r>
+        <w:rPr>
+          <w:rStyle w:val="NormalTok"/>
+        </w:rPr>
+        <w:t xml:space="preserve"> </w:t>
+      </w:r>
+      <w:r>
+        <w:rPr>
+          <w:rStyle w:val="AttributeTok"/>
+        </w:rPr>
+        <w:t xml:space="preserve">--target</w:t>
+      </w:r>
+      <w:r>
+        <w:rPr>
+          <w:rStyle w:val="NormalTok"/>
+        </w:rPr>
+        <w:t xml:space="preserve"> x86_64-unknown-linux-musl</w:t>
+      </w:r>
+    </w:p>
+    <w:p>
+      <w:pPr>
+        <w:pStyle w:val="FirstParagraph"/>
+      </w:pPr>
+      <w:r>
+        <w:t xml:space="preserve">The resulting binary in</w:t>
+      </w:r>
+      <w:r>
+        <w:t xml:space="preserve"> </w:t>
+      </w:r>
+      <w:r>
+        <w:rPr>
+          <w:rStyle w:val="VerbatimChar"/>
+        </w:rPr>
+        <w:t xml:space="preserve">target/x86_64-unknown-linux-musl/release/feralctf</w:t>
+      </w:r>
+      <w:r>
+        <w:t xml:space="preserve"> </w:t>
+      </w:r>
+      <w:r>
+        <w:t xml:space="preserve">has no runtime</w:t>
+      </w:r>
+      <w:r>
+        <w:t xml:space="preserve"> </w:t>
+      </w:r>
+      <w:r>
+        <w:t xml:space="preserve">shared-library dependencies.</w:t>
       </w:r>
     </w:p>
     <w:bookmarkEnd w:id="65"/>

--- a/FERALCTF_SPEC.docx
+++ b/FERALCTF_SPEC.docx
@@ -2,7 +2,7 @@
 <file path=word/document.xml><?xml version="1.0" encoding="utf-8"?>
 <w:document xmlns:w="http://schemas.openxmlformats.org/wordprocessingml/2006/main" xmlns:m="http://schemas.openxmlformats.org/officeDocument/2006/math" xmlns:r="http://schemas.openxmlformats.org/officeDocument/2006/relationships" xmlns:o="urn:schemas-microsoft-com:office:office" xmlns:v="urn:schemas-microsoft-com:vml" xmlns:w10="urn:schemas-microsoft-com:office:word" xmlns:a="http://schemas.openxmlformats.org/drawingml/2006/main" xmlns:pic="http://schemas.openxmlformats.org/drawingml/2006/picture" xmlns:wp="http://schemas.openxmlformats.org/drawingml/2006/wordprocessingDrawing">
   <w:body>
-    <w:bookmarkStart w:id="76" w:name="feralctf-technical-specification-v1.0"/>
+    <w:bookmarkStart w:id="78" w:name="feralctf-technical-specification-v1.0"/>
     <w:p>
       <w:pPr>
         <w:pStyle w:val="Heading1"/>
@@ -25,7 +25,7 @@
               <a:graphicData uri="http://schemas.openxmlformats.org/drawingml/2006/picture">
                 <pic:pic>
                   <pic:nvPicPr>
-                    <pic:cNvPr descr="feral10.jpg" id="22" name="Picture"/>
+                    <pic:cNvPr descr="images/feral10.jpg" id="22" name="Picture"/>
                     <pic:cNvPicPr>
                       <a:picLocks noChangeArrowheads="1" noChangeAspect="1"/>
                     </pic:cNvPicPr>
@@ -165,86 +165,6 @@
         </w:rPr>
         <w:t xml:space="preserve">Primary constraints:</w:t>
       </w:r>
-      <w:r>
-        <w:t xml:space="preserve"> </w:t>
-      </w:r>
-      <w:r>
-        <w:t xml:space="preserve">- Binary size: &lt; 15 MB</w:t>
-      </w:r>
-      <w:r>
-        <w:t xml:space="preserve"> </w:t>
-      </w:r>
-      <w:r>
-        <w:t xml:space="preserve">- RAM at idle: &lt; 50 MB</w:t>
-      </w:r>
-      <w:r>
-        <w:t xml:space="preserve"> </w:t>
-      </w:r>
-      <w:r>
-        <w:t xml:space="preserve">- RAM under load (200 concurrent users): &lt; 200 MB</w:t>
-      </w:r>
-      <w:r>
-        <w:t xml:space="preserve"> </w:t>
-      </w:r>
-      <w:r>
-        <w:t xml:space="preserve">- CPU: runs on 1–2 vCPU comfortably</w:t>
-      </w:r>
-      <w:r>
-        <w:t xml:space="preserve"> </w:t>
-      </w:r>
-      <w:r>
-        <w:t xml:space="preserve">- Storage: &lt; 10 MB database for a 500-team / 50-challenge competition</w:t>
-      </w:r>
-    </w:p>
-    <w:p>
-      <w:pPr>
-        <w:pStyle w:val="BodyText"/>
-      </w:pPr>
-      <w:r>
-        <w:rPr>
-          <w:b/>
-          <w:bCs/>
-        </w:rPr>
-        <w:t xml:space="preserve">Feature target:</w:t>
-      </w:r>
-      <w:r>
-        <w:t xml:space="preserve"> </w:t>
-      </w:r>
-      <w:r>
-        <w:t xml:space="preserve">Core CTFd-style workflows for small-to-medium competitions with a simpler</w:t>
-      </w:r>
-      <w:r>
-        <w:t xml:space="preserve"> </w:t>
-      </w:r>
-      <w:r>
-        <w:t xml:space="preserve">single-binary operational model.</w:t>
-      </w:r>
-    </w:p>
-    <w:p>
-      <w:r>
-        <w:pict>
-          <v:rect style="width:0;height:1.5pt" o:hralign="center" o:hrstd="t" o:hr="t"/>
-        </w:pict>
-      </w:r>
-    </w:p>
-    <w:bookmarkEnd w:id="23"/>
-    <w:bookmarkStart w:id="28" w:name="technology-stack"/>
-    <w:p>
-      <w:pPr>
-        <w:pStyle w:val="Heading2"/>
-      </w:pPr>
-      <w:r>
-        <w:t xml:space="preserve">1. Technology Stack</w:t>
-      </w:r>
-    </w:p>
-    <w:bookmarkStart w:id="24" w:name="language-runtime"/>
-    <w:p>
-      <w:pPr>
-        <w:pStyle w:val="Heading3"/>
-      </w:pPr>
-      <w:r>
-        <w:t xml:space="preserve">1.1 Language &amp; Runtime</w:t>
-      </w:r>
     </w:p>
     <w:p>
       <w:pPr>
@@ -255,17 +175,7 @@
         </w:numPr>
       </w:pPr>
       <w:r>
-        <w:rPr>
-          <w:b/>
-          <w:bCs/>
-        </w:rPr>
-        <w:t xml:space="preserve">Language:</w:t>
-      </w:r>
-      <w:r>
-        <w:t xml:space="preserve"> </w:t>
-      </w:r>
-      <w:r>
-        <w:t xml:space="preserve">Rust (stable toolchain, minimum 1.75)</w:t>
+        <w:t xml:space="preserve">Binary size: &lt; 15 MB</w:t>
       </w:r>
     </w:p>
     <w:p>
@@ -277,17 +187,7 @@
         </w:numPr>
       </w:pPr>
       <w:r>
-        <w:rPr>
-          <w:b/>
-          <w:bCs/>
-        </w:rPr>
-        <w:t xml:space="preserve">Async runtime:</w:t>
-      </w:r>
-      <w:r>
-        <w:t xml:space="preserve"> </w:t>
-      </w:r>
-      <w:r>
-        <w:t xml:space="preserve">Tokio (multi-threaded, work-stealing)</w:t>
+        <w:t xml:space="preserve">RAM at idle: &lt; 50 MB</w:t>
       </w:r>
     </w:p>
     <w:p>
@@ -299,35 +199,81 @@
         </w:numPr>
       </w:pPr>
       <w:r>
+        <w:t xml:space="preserve">RAM under load (200 concurrent users): &lt; 200 MB</w:t>
+      </w:r>
+    </w:p>
+    <w:p>
+      <w:pPr>
+        <w:pStyle w:val="Compact"/>
+        <w:numPr>
+          <w:ilvl w:val="0"/>
+          <w:numId w:val="1001"/>
+        </w:numPr>
+      </w:pPr>
+      <w:r>
+        <w:t xml:space="preserve">CPU: runs on 1–2 vCPU comfortably</w:t>
+      </w:r>
+    </w:p>
+    <w:p>
+      <w:pPr>
+        <w:pStyle w:val="Compact"/>
+        <w:numPr>
+          <w:ilvl w:val="0"/>
+          <w:numId w:val="1001"/>
+        </w:numPr>
+      </w:pPr>
+      <w:r>
+        <w:t xml:space="preserve">Storage: &lt; 10 MB database for a 500-team / 50-challenge competition</w:t>
+      </w:r>
+    </w:p>
+    <w:p>
+      <w:pPr>
+        <w:pStyle w:val="FirstParagraph"/>
+      </w:pPr>
+      <w:r>
         <w:rPr>
           <w:b/>
           <w:bCs/>
         </w:rPr>
-        <w:t xml:space="preserve">Web framework:</w:t>
-      </w:r>
-      <w:r>
-        <w:t xml:space="preserve"> </w:t>
-      </w:r>
-      <w:r>
-        <w:t xml:space="preserve">Axum 0.8.x</w:t>
-      </w:r>
-    </w:p>
-    <w:p>
-      <w:pPr>
-        <w:pStyle w:val="FirstParagraph"/>
-      </w:pPr>
-      <w:r>
-        <w:t xml:space="preserve">No other runtime is required. The binary is fully self-contained.</w:t>
-      </w:r>
-    </w:p>
-    <w:bookmarkEnd w:id="24"/>
-    <w:bookmarkStart w:id="25" w:name="database"/>
+        <w:t xml:space="preserve">Feature target:</w:t>
+      </w:r>
+      <w:r>
+        <w:t xml:space="preserve"> </w:t>
+      </w:r>
+      <w:r>
+        <w:t xml:space="preserve">Core CTFd-style workflows for small-to-medium competitions with a simpler</w:t>
+      </w:r>
+      <w:r>
+        <w:t xml:space="preserve"> </w:t>
+      </w:r>
+      <w:r>
+        <w:t xml:space="preserve">single-binary operational model.</w:t>
+      </w:r>
+    </w:p>
+    <w:p>
+      <w:r>
+        <w:pict>
+          <v:rect style="width:0;height:1.5pt" o:hralign="center" o:hrstd="t" o:hr="t"/>
+        </w:pict>
+      </w:r>
+    </w:p>
+    <w:bookmarkEnd w:id="23"/>
+    <w:bookmarkStart w:id="28" w:name="technology-stack"/>
+    <w:p>
+      <w:pPr>
+        <w:pStyle w:val="Heading2"/>
+      </w:pPr>
+      <w:r>
+        <w:t xml:space="preserve">1. Technology Stack</w:t>
+      </w:r>
+    </w:p>
+    <w:bookmarkStart w:id="24" w:name="language-runtime"/>
     <w:p>
       <w:pPr>
         <w:pStyle w:val="Heading3"/>
       </w:pPr>
       <w:r>
-        <w:t xml:space="preserve">1.2 Database</w:t>
+        <w:t xml:space="preserve">1.1 Language &amp; Runtime</w:t>
       </w:r>
     </w:p>
     <w:p>
@@ -343,37 +289,13 @@
           <w:b/>
           <w:bCs/>
         </w:rPr>
-        <w:t xml:space="preserve">Engine:</w:t>
-      </w:r>
-      <w:r>
-        <w:t xml:space="preserve"> </w:t>
-      </w:r>
-      <w:r>
-        <w:t xml:space="preserve">SQLite via</w:t>
-      </w:r>
-      <w:r>
-        <w:t xml:space="preserve"> </w:t>
-      </w:r>
-      <w:r>
-        <w:rPr>
-          <w:rStyle w:val="VerbatimChar"/>
-        </w:rPr>
-        <w:t xml:space="preserve">rusqlite</w:t>
-      </w:r>
-      <w:r>
-        <w:t xml:space="preserve"> </w:t>
-      </w:r>
-      <w:r>
-        <w:t xml:space="preserve">+</w:t>
-      </w:r>
-      <w:r>
-        <w:t xml:space="preserve"> </w:t>
-      </w:r>
-      <w:r>
-        <w:rPr>
-          <w:rStyle w:val="VerbatimChar"/>
-        </w:rPr>
-        <w:t xml:space="preserve">r2d2_sqlite</w:t>
+        <w:t xml:space="preserve">Language:</w:t>
+      </w:r>
+      <w:r>
+        <w:t xml:space="preserve"> </w:t>
+      </w:r>
+      <w:r>
+        <w:t xml:space="preserve">Rust (stable toolchain, minimum 1.75)</w:t>
       </w:r>
     </w:p>
     <w:p>
@@ -389,22 +311,13 @@
           <w:b/>
           <w:bCs/>
         </w:rPr>
-        <w:t xml:space="preserve">Mode:</w:t>
-      </w:r>
-      <w:r>
-        <w:t xml:space="preserve"> </w:t>
-      </w:r>
-      <w:r>
-        <w:t xml:space="preserve">WAL (Write-Ahead Logging) +</w:t>
-      </w:r>
-      <w:r>
-        <w:t xml:space="preserve"> </w:t>
-      </w:r>
-      <w:r>
-        <w:rPr>
-          <w:rStyle w:val="VerbatimChar"/>
-        </w:rPr>
-        <w:t xml:space="preserve">synchronous=NORMAL</w:t>
+        <w:t xml:space="preserve">Async runtime:</w:t>
+      </w:r>
+      <w:r>
+        <w:t xml:space="preserve"> </w:t>
+      </w:r>
+      <w:r>
+        <w:t xml:space="preserve">Tokio (multi-threaded, work-stealing)</w:t>
       </w:r>
     </w:p>
     <w:p>
@@ -420,22 +333,31 @@
           <w:b/>
           <w:bCs/>
         </w:rPr>
-        <w:t xml:space="preserve">Connection pool:</w:t>
-      </w:r>
-      <w:r>
-        <w:t xml:space="preserve"> </w:t>
-      </w:r>
-      <w:r>
-        <w:rPr>
-          <w:rStyle w:val="VerbatimChar"/>
-        </w:rPr>
-        <w:t xml:space="preserve">r2d2</w:t>
-      </w:r>
-      <w:r>
-        <w:t xml:space="preserve"> </w:t>
-      </w:r>
-      <w:r>
-        <w:t xml:space="preserve">pool of SQLite connections</w:t>
+        <w:t xml:space="preserve">Web framework:</w:t>
+      </w:r>
+      <w:r>
+        <w:t xml:space="preserve"> </w:t>
+      </w:r>
+      <w:r>
+        <w:t xml:space="preserve">Axum 0.8.x</w:t>
+      </w:r>
+    </w:p>
+    <w:p>
+      <w:pPr>
+        <w:pStyle w:val="FirstParagraph"/>
+      </w:pPr>
+      <w:r>
+        <w:t xml:space="preserve">No other runtime is required. The binary is fully self-contained.</w:t>
+      </w:r>
+    </w:p>
+    <w:bookmarkEnd w:id="24"/>
+    <w:bookmarkStart w:id="25" w:name="database"/>
+    <w:p>
+      <w:pPr>
+        <w:pStyle w:val="Heading3"/>
+      </w:pPr>
+      <w:r>
+        <w:t xml:space="preserve">1.2 Database</w:t>
       </w:r>
     </w:p>
     <w:p>
@@ -443,7 +365,7 @@
         <w:pStyle w:val="Compact"/>
         <w:numPr>
           <w:ilvl w:val="0"/>
-          <w:numId w:val="1002"/>
+          <w:numId w:val="1003"/>
         </w:numPr>
       </w:pPr>
       <w:r>
@@ -451,19 +373,37 @@
           <w:b/>
           <w:bCs/>
         </w:rPr>
-        <w:t xml:space="preserve">Rationale:</w:t>
-      </w:r>
-      <w:r>
-        <w:t xml:space="preserve"> </w:t>
-      </w:r>
-      <w:r>
-        <w:t xml:space="preserve">CTF workloads are ~95% reads. WAL allows unlimited concurrent readers with a</w:t>
-      </w:r>
-      <w:r>
-        <w:t xml:space="preserve"> </w:t>
-      </w:r>
-      <w:r>
-        <w:t xml:space="preserve">single non-blocking writer. SQLite is adequate; no Postgres/MySQL needed.</w:t>
+        <w:t xml:space="preserve">Engine:</w:t>
+      </w:r>
+      <w:r>
+        <w:t xml:space="preserve"> </w:t>
+      </w:r>
+      <w:r>
+        <w:t xml:space="preserve">SQLite via</w:t>
+      </w:r>
+      <w:r>
+        <w:t xml:space="preserve"> </w:t>
+      </w:r>
+      <w:r>
+        <w:rPr>
+          <w:rStyle w:val="VerbatimChar"/>
+        </w:rPr>
+        <w:t xml:space="preserve">rusqlite</w:t>
+      </w:r>
+      <w:r>
+        <w:t xml:space="preserve"> </w:t>
+      </w:r>
+      <w:r>
+        <w:t xml:space="preserve">+</w:t>
+      </w:r>
+      <w:r>
+        <w:t xml:space="preserve"> </w:t>
+      </w:r>
+      <w:r>
+        <w:rPr>
+          <w:rStyle w:val="VerbatimChar"/>
+        </w:rPr>
+        <w:t xml:space="preserve">r2d2_sqlite</w:t>
       </w:r>
     </w:p>
     <w:p>
@@ -471,7 +411,7 @@
         <w:pStyle w:val="Compact"/>
         <w:numPr>
           <w:ilvl w:val="0"/>
-          <w:numId w:val="1002"/>
+          <w:numId w:val="1003"/>
         </w:numPr>
       </w:pPr>
       <w:r>
@@ -479,13 +419,13 @@
           <w:b/>
           <w:bCs/>
         </w:rPr>
-        <w:t xml:space="preserve">Backup:</w:t>
-      </w:r>
-      <w:r>
-        <w:t xml:space="preserve"> </w:t>
-      </w:r>
-      <w:r>
-        <w:t xml:space="preserve">SQLite backup API via</w:t>
+        <w:t xml:space="preserve">Mode:</w:t>
+      </w:r>
+      <w:r>
+        <w:t xml:space="preserve"> </w:t>
+      </w:r>
+      <w:r>
+        <w:t xml:space="preserve">WAL (Write-Ahead Logging) +</w:t>
       </w:r>
       <w:r>
         <w:t xml:space="preserve"> </w:t>
@@ -494,25 +434,7 @@
         <w:rPr>
           <w:rStyle w:val="VerbatimChar"/>
         </w:rPr>
-        <w:t xml:space="preserve">GET /api/admin/backup</w:t>
-      </w:r>
-      <w:r>
-        <w:t xml:space="preserve">;</w:t>
-      </w:r>
-      <w:r>
-        <w:t xml:space="preserve"> </w:t>
-      </w:r>
-      <w:r>
-        <w:rPr>
-          <w:rStyle w:val="VerbatimChar"/>
-        </w:rPr>
-        <w:t xml:space="preserve">sqlite3 ctf.db ".backup ..."</w:t>
-      </w:r>
-      <w:r>
-        <w:t xml:space="preserve"> </w:t>
-      </w:r>
-      <w:r>
-        <w:t xml:space="preserve">also works operationally.</w:t>
+        <w:t xml:space="preserve">synchronous=NORMAL</w:t>
       </w:r>
     </w:p>
     <w:p>
@@ -520,7 +442,115 @@
         <w:pStyle w:val="Compact"/>
         <w:numPr>
           <w:ilvl w:val="0"/>
-          <w:numId w:val="1002"/>
+          <w:numId w:val="1003"/>
+        </w:numPr>
+      </w:pPr>
+      <w:r>
+        <w:rPr>
+          <w:b/>
+          <w:bCs/>
+        </w:rPr>
+        <w:t xml:space="preserve">Connection pool:</w:t>
+      </w:r>
+      <w:r>
+        <w:t xml:space="preserve"> </w:t>
+      </w:r>
+      <w:r>
+        <w:rPr>
+          <w:rStyle w:val="VerbatimChar"/>
+        </w:rPr>
+        <w:t xml:space="preserve">r2d2</w:t>
+      </w:r>
+      <w:r>
+        <w:t xml:space="preserve"> </w:t>
+      </w:r>
+      <w:r>
+        <w:t xml:space="preserve">pool of SQLite connections</w:t>
+      </w:r>
+    </w:p>
+    <w:p>
+      <w:pPr>
+        <w:pStyle w:val="Compact"/>
+        <w:numPr>
+          <w:ilvl w:val="0"/>
+          <w:numId w:val="1003"/>
+        </w:numPr>
+      </w:pPr>
+      <w:r>
+        <w:rPr>
+          <w:b/>
+          <w:bCs/>
+        </w:rPr>
+        <w:t xml:space="preserve">Rationale:</w:t>
+      </w:r>
+      <w:r>
+        <w:t xml:space="preserve"> </w:t>
+      </w:r>
+      <w:r>
+        <w:t xml:space="preserve">CTF workloads are ~95% reads. WAL allows unlimited concurrent readers with a</w:t>
+      </w:r>
+      <w:r>
+        <w:t xml:space="preserve"> </w:t>
+      </w:r>
+      <w:r>
+        <w:t xml:space="preserve">single non-blocking writer. SQLite is adequate; no Postgres/MySQL needed.</w:t>
+      </w:r>
+    </w:p>
+    <w:p>
+      <w:pPr>
+        <w:pStyle w:val="Compact"/>
+        <w:numPr>
+          <w:ilvl w:val="0"/>
+          <w:numId w:val="1003"/>
+        </w:numPr>
+      </w:pPr>
+      <w:r>
+        <w:rPr>
+          <w:b/>
+          <w:bCs/>
+        </w:rPr>
+        <w:t xml:space="preserve">Backup:</w:t>
+      </w:r>
+      <w:r>
+        <w:t xml:space="preserve"> </w:t>
+      </w:r>
+      <w:r>
+        <w:t xml:space="preserve">SQLite backup API via</w:t>
+      </w:r>
+      <w:r>
+        <w:t xml:space="preserve"> </w:t>
+      </w:r>
+      <w:r>
+        <w:rPr>
+          <w:rStyle w:val="VerbatimChar"/>
+        </w:rPr>
+        <w:t xml:space="preserve">GET /api/admin/backup</w:t>
+      </w:r>
+      <w:r>
+        <w:t xml:space="preserve">;</w:t>
+      </w:r>
+      <w:r>
+        <w:t xml:space="preserve"> </w:t>
+      </w:r>
+      <w:r>
+        <w:rPr>
+          <w:rStyle w:val="VerbatimChar"/>
+        </w:rPr>
+        <w:t xml:space="preserve">sqlite3 ctf.db ".backup ..."</w:t>
+      </w:r>
+      <w:r>
+        <w:t xml:space="preserve"> </w:t>
+      </w:r>
+      <w:r>
+        <w:t xml:space="preserve">also works operationally.</w:t>
+      </w:r>
+    </w:p>
+    <w:p>
+      <w:pPr>
+        <w:pStyle w:val="Compact"/>
+        <w:numPr>
+          <w:ilvl w:val="0"/>
+          <w:numId w:val="1003"/>
         </w:numPr>
       </w:pPr>
       <w:r>
@@ -1072,7 +1102,7 @@
         <w:pStyle w:val="Compact"/>
         <w:numPr>
           <w:ilvl w:val="0"/>
-          <w:numId w:val="1003"/>
+          <w:numId w:val="1004"/>
         </w:numPr>
       </w:pPr>
       <w:r>
@@ -1094,7 +1124,7 @@
         <w:pStyle w:val="Compact"/>
         <w:numPr>
           <w:ilvl w:val="0"/>
-          <w:numId w:val="1003"/>
+          <w:numId w:val="1004"/>
         </w:numPr>
       </w:pPr>
       <w:r>
@@ -1131,7 +1161,7 @@
         <w:pStyle w:val="Compact"/>
         <w:numPr>
           <w:ilvl w:val="0"/>
-          <w:numId w:val="1003"/>
+          <w:numId w:val="1004"/>
         </w:numPr>
       </w:pPr>
       <w:r>
@@ -1153,7 +1183,7 @@
         <w:pStyle w:val="Compact"/>
         <w:numPr>
           <w:ilvl w:val="0"/>
-          <w:numId w:val="1003"/>
+          <w:numId w:val="1004"/>
         </w:numPr>
       </w:pPr>
       <w:r>
@@ -1184,7 +1214,7 @@
         <w:pStyle w:val="Compact"/>
         <w:numPr>
           <w:ilvl w:val="0"/>
-          <w:numId w:val="1003"/>
+          <w:numId w:val="1004"/>
         </w:numPr>
       </w:pPr>
       <w:r>
@@ -1206,7 +1236,7 @@
         <w:pStyle w:val="Compact"/>
         <w:numPr>
           <w:ilvl w:val="0"/>
-          <w:numId w:val="1003"/>
+          <w:numId w:val="1004"/>
         </w:numPr>
       </w:pPr>
       <w:r>
@@ -1344,17 +1374,29 @@
       <w:r>
         <w:t xml:space="preserve">On startup the binary:</w:t>
       </w:r>
-      <w:r>
-        <w:t xml:space="preserve"> </w:t>
-      </w:r>
-      <w:r>
-        <w:t xml:space="preserve">1. Runs database migrations (idempotent)</w:t>
-      </w:r>
-      <w:r>
-        <w:t xml:space="preserve"> </w:t>
-      </w:r>
-      <w:r>
-        <w:t xml:space="preserve">2. Loads</w:t>
+    </w:p>
+    <w:p>
+      <w:pPr>
+        <w:pStyle w:val="Compact"/>
+        <w:numPr>
+          <w:ilvl w:val="0"/>
+          <w:numId w:val="1005"/>
+        </w:numPr>
+      </w:pPr>
+      <w:r>
+        <w:t xml:space="preserve">Runs database migrations (idempotent)</w:t>
+      </w:r>
+    </w:p>
+    <w:p>
+      <w:pPr>
+        <w:pStyle w:val="Compact"/>
+        <w:numPr>
+          <w:ilvl w:val="0"/>
+          <w:numId w:val="1005"/>
+        </w:numPr>
+      </w:pPr>
+      <w:r>
+        <w:t xml:space="preserve">Loads</w:t>
       </w:r>
       <w:r>
         <w:t xml:space="preserve"> </w:t>
@@ -1371,35 +1413,65 @@
       <w:r>
         <w:t xml:space="preserve">(or environment variable overrides)</w:t>
       </w:r>
-      <w:r>
-        <w:t xml:space="preserve"> </w:t>
-      </w:r>
-      <w:r>
-        <w:t xml:space="preserve">3. Starts Axum HTTP server on configured port</w:t>
-      </w:r>
-      <w:r>
-        <w:t xml:space="preserve"> </w:t>
-      </w:r>
-      <w:r>
-        <w:t xml:space="preserve">4. Starts background workers:</w:t>
-      </w:r>
-      <w:r>
-        <w:t xml:space="preserve"> </w:t>
-      </w:r>
-      <w:r>
-        <w:t xml:space="preserve">- Score history snapshot task</w:t>
-      </w:r>
-      <w:r>
-        <w:t xml:space="preserve"> </w:t>
-      </w:r>
-      <w:r>
-        <w:t xml:space="preserve">- Submission rate limiter GC (every 60s)</w:t>
-      </w:r>
-      <w:r>
-        <w:t xml:space="preserve"> </w:t>
-      </w:r>
-      <w:r>
-        <w:t xml:space="preserve">- WebSocket broadcast hub</w:t>
+    </w:p>
+    <w:p>
+      <w:pPr>
+        <w:pStyle w:val="Compact"/>
+        <w:numPr>
+          <w:ilvl w:val="0"/>
+          <w:numId w:val="1005"/>
+        </w:numPr>
+      </w:pPr>
+      <w:r>
+        <w:t xml:space="preserve">Starts Axum HTTP server on configured port</w:t>
+      </w:r>
+    </w:p>
+    <w:p>
+      <w:pPr>
+        <w:pStyle w:val="Compact"/>
+        <w:numPr>
+          <w:ilvl w:val="0"/>
+          <w:numId w:val="1005"/>
+        </w:numPr>
+      </w:pPr>
+      <w:r>
+        <w:t xml:space="preserve">Starts background workers:</w:t>
+      </w:r>
+    </w:p>
+    <w:p>
+      <w:pPr>
+        <w:pStyle w:val="Compact"/>
+        <w:numPr>
+          <w:ilvl w:val="1"/>
+          <w:numId w:val="1006"/>
+        </w:numPr>
+      </w:pPr>
+      <w:r>
+        <w:t xml:space="preserve">Score history snapshot task</w:t>
+      </w:r>
+    </w:p>
+    <w:p>
+      <w:pPr>
+        <w:pStyle w:val="Compact"/>
+        <w:numPr>
+          <w:ilvl w:val="1"/>
+          <w:numId w:val="1006"/>
+        </w:numPr>
+      </w:pPr>
+      <w:r>
+        <w:t xml:space="preserve">Submission rate limiter GC (every 60s)</w:t>
+      </w:r>
+    </w:p>
+    <w:p>
+      <w:pPr>
+        <w:pStyle w:val="Compact"/>
+        <w:numPr>
+          <w:ilvl w:val="1"/>
+          <w:numId w:val="1006"/>
+        </w:numPr>
+      </w:pPr>
+      <w:r>
+        <w:t xml:space="preserve">WebSocket broadcast hub</w:t>
       </w:r>
     </w:p>
     <w:bookmarkEnd w:id="32"/>
@@ -2417,7 +2489,31 @@
         <w:rPr>
           <w:rStyle w:val="OperatorTok"/>
         </w:rPr>
-        <w:t xml:space="preserve">&gt;</w:t>
+        <w:t xml:space="preserve">&gt;,</w:t>
+      </w:r>
+      <w:r>
+        <w:rPr>
+          <w:rStyle w:val="NormalTok"/>
+        </w:rPr>
+        <w:t xml:space="preserve"> total_visible_points</w:t>
+      </w:r>
+      <w:r>
+        <w:rPr>
+          <w:rStyle w:val="OperatorTok"/>
+        </w:rPr>
+        <w:t xml:space="preserve">:</w:t>
+      </w:r>
+      <w:r>
+        <w:rPr>
+          <w:rStyle w:val="NormalTok"/>
+        </w:rPr>
+        <w:t xml:space="preserve"> </w:t>
+      </w:r>
+      <w:r>
+        <w:rPr>
+          <w:rStyle w:val="DataTypeTok"/>
+        </w:rPr>
+        <w:t xml:space="preserve">i64</w:t>
       </w:r>
       <w:r>
         <w:rPr>
@@ -2446,7 +2542,7 @@
         <w:pStyle w:val="Compact"/>
         <w:numPr>
           <w:ilvl w:val="0"/>
-          <w:numId w:val="1004"/>
+          <w:numId w:val="1007"/>
         </w:numPr>
       </w:pPr>
       <w:r>
@@ -2458,11 +2554,23 @@
         <w:pStyle w:val="Compact"/>
         <w:numPr>
           <w:ilvl w:val="0"/>
-          <w:numId w:val="1004"/>
+          <w:numId w:val="1007"/>
         </w:numPr>
       </w:pPr>
       <w:r>
-        <w:t xml:space="preserve">Fallback chain: WebSocket → Server-Sent Events → 30s polling</w:t>
+        <w:t xml:space="preserve">Fallback chain: WebSocket → 30s polling (no SSE; clients poll</w:t>
+      </w:r>
+      <w:r>
+        <w:t xml:space="preserve"> </w:t>
+      </w:r>
+      <w:r>
+        <w:rPr>
+          <w:rStyle w:val="VerbatimChar"/>
+        </w:rPr>
+        <w:t xml:space="preserve">/api/scoreboard</w:t>
+      </w:r>
+      <w:r>
+        <w:t xml:space="preserve">)</w:t>
       </w:r>
     </w:p>
     <w:p>
@@ -6882,34 +6990,58 @@
       <w:r>
         <w:t xml:space="preserve">This produces:</w:t>
       </w:r>
-      <w:r>
-        <w:t xml:space="preserve"> </w:t>
-      </w:r>
-      <w:r>
-        <w:t xml:space="preserve">- 1st solve: 500 pts</w:t>
-      </w:r>
-      <w:r>
-        <w:t xml:space="preserve"> </w:t>
-      </w:r>
-      <w:r>
-        <w:t xml:space="preserve">- 2nd solve: 488 pts</w:t>
-      </w:r>
-      <w:r>
-        <w:t xml:space="preserve"> </w:t>
-      </w:r>
-      <w:r>
-        <w:t xml:space="preserve">- 3rd solve: 452 pts</w:t>
-      </w:r>
-      <w:r>
-        <w:t xml:space="preserve"> </w:t>
-      </w:r>
-      <w:r>
-        <w:t xml:space="preserve">- 6th solve: ~50 pts (clamped)</w:t>
-      </w:r>
-    </w:p>
-    <w:p>
-      <w:pPr>
-        <w:pStyle w:val="BodyText"/>
+    </w:p>
+    <w:p>
+      <w:pPr>
+        <w:pStyle w:val="Compact"/>
+        <w:numPr>
+          <w:ilvl w:val="0"/>
+          <w:numId w:val="1008"/>
+        </w:numPr>
+      </w:pPr>
+      <w:r>
+        <w:t xml:space="preserve">1st solve: 500 pts</w:t>
+      </w:r>
+    </w:p>
+    <w:p>
+      <w:pPr>
+        <w:pStyle w:val="Compact"/>
+        <w:numPr>
+          <w:ilvl w:val="0"/>
+          <w:numId w:val="1008"/>
+        </w:numPr>
+      </w:pPr>
+      <w:r>
+        <w:t xml:space="preserve">2nd solve: 488 pts</w:t>
+      </w:r>
+    </w:p>
+    <w:p>
+      <w:pPr>
+        <w:pStyle w:val="Compact"/>
+        <w:numPr>
+          <w:ilvl w:val="0"/>
+          <w:numId w:val="1008"/>
+        </w:numPr>
+      </w:pPr>
+      <w:r>
+        <w:t xml:space="preserve">3rd solve: 452 pts</w:t>
+      </w:r>
+    </w:p>
+    <w:p>
+      <w:pPr>
+        <w:pStyle w:val="Compact"/>
+        <w:numPr>
+          <w:ilvl w:val="0"/>
+          <w:numId w:val="1008"/>
+        </w:numPr>
+      </w:pPr>
+      <w:r>
+        <w:t xml:space="preserve">6th solve: ~50 pts (clamped)</w:t>
+      </w:r>
+    </w:p>
+    <w:p>
+      <w:pPr>
+        <w:pStyle w:val="FirstParagraph"/>
       </w:pPr>
       <w:r>
         <w:t xml:space="preserve">Static scoring (fixed</w:t>
@@ -6983,7 +7115,7 @@
         <w:t xml:space="preserve"> </w:t>
       </w:r>
       <w:r>
-        <w:t xml:space="preserve">Rate limits are enforced per-IP via Tower middleware.</w:t>
+        <w:t xml:space="preserve">Submission rate limits are enforced per team and per challenge (see §6.5).</w:t>
       </w:r>
     </w:p>
     <w:bookmarkStart w:id="40" w:name="auth"/>
@@ -7934,6 +8066,59 @@
               <w:jc w:val="left"/>
             </w:pPr>
             <w:r>
+              <w:t xml:space="preserve">GET</w:t>
+            </w:r>
+          </w:p>
+        </w:tc>
+        <w:tc>
+          <w:tcPr/>
+          <w:p>
+            <w:pPr>
+              <w:pStyle w:val="Compact"/>
+              <w:jc w:val="left"/>
+            </w:pPr>
+            <w:r>
+              <w:rPr>
+                <w:rStyle w:val="VerbatimChar"/>
+              </w:rPr>
+              <w:t xml:space="preserve">/api/admin/challenges</w:t>
+            </w:r>
+          </w:p>
+        </w:tc>
+        <w:tc>
+          <w:tcPr/>
+          <w:p>
+            <w:pPr>
+              <w:pStyle w:val="Compact"/>
+              <w:jc w:val="left"/>
+            </w:pPr>
+            <w:r>
+              <w:t xml:space="preserve">Admin</w:t>
+            </w:r>
+          </w:p>
+        </w:tc>
+        <w:tc>
+          <w:tcPr/>
+          <w:p>
+            <w:pPr>
+              <w:pStyle w:val="Compact"/>
+              <w:jc w:val="left"/>
+            </w:pPr>
+            <w:r>
+              <w:t xml:space="preserve">List all challenges including hidden/draft</w:t>
+            </w:r>
+          </w:p>
+        </w:tc>
+      </w:tr>
+      <w:tr>
+        <w:tc>
+          <w:tcPr/>
+          <w:p>
+            <w:pPr>
+              <w:pStyle w:val="Compact"/>
+              <w:jc w:val="left"/>
+            </w:pPr>
+            <w:r>
               <w:t xml:space="preserve">POST</w:t>
             </w:r>
           </w:p>
@@ -9597,6 +9782,490 @@
         </w:tc>
       </w:tr>
     </w:tbl>
+    <w:p>
+      <w:pPr>
+        <w:pStyle w:val="BodyText"/>
+      </w:pPr>
+      <w:r>
+        <w:rPr>
+          <w:b/>
+          <w:bCs/>
+        </w:rPr>
+        <w:t xml:space="preserve">Scoreboard response:</w:t>
+      </w:r>
+    </w:p>
+    <w:p>
+      <w:pPr>
+        <w:pStyle w:val="SourceCode"/>
+      </w:pPr>
+      <w:r>
+        <w:rPr>
+          <w:rStyle w:val="FunctionTok"/>
+        </w:rPr>
+        <w:t xml:space="preserve">{</w:t>
+      </w:r>
+      <w:r>
+        <w:br/>
+      </w:r>
+      <w:r>
+        <w:rPr>
+          <w:rStyle w:val="NormalTok"/>
+        </w:rPr>
+        <w:t xml:space="preserve">  </w:t>
+      </w:r>
+      <w:r>
+        <w:rPr>
+          <w:rStyle w:val="DataTypeTok"/>
+        </w:rPr>
+        <w:t xml:space="preserve">"teams"</w:t>
+      </w:r>
+      <w:r>
+        <w:rPr>
+          <w:rStyle w:val="FunctionTok"/>
+        </w:rPr>
+        <w:t xml:space="preserve">:</w:t>
+      </w:r>
+      <w:r>
+        <w:rPr>
+          <w:rStyle w:val="NormalTok"/>
+        </w:rPr>
+        <w:t xml:space="preserve"> </w:t>
+      </w:r>
+      <w:r>
+        <w:rPr>
+          <w:rStyle w:val="OtherTok"/>
+        </w:rPr>
+        <w:t xml:space="preserve">[</w:t>
+      </w:r>
+      <w:r>
+        <w:br/>
+      </w:r>
+      <w:r>
+        <w:rPr>
+          <w:rStyle w:val="NormalTok"/>
+        </w:rPr>
+        <w:t xml:space="preserve">    </w:t>
+      </w:r>
+      <w:r>
+        <w:rPr>
+          <w:rStyle w:val="FunctionTok"/>
+        </w:rPr>
+        <w:t xml:space="preserve">{</w:t>
+      </w:r>
+      <w:r>
+        <w:br/>
+      </w:r>
+      <w:r>
+        <w:rPr>
+          <w:rStyle w:val="NormalTok"/>
+        </w:rPr>
+        <w:t xml:space="preserve">      </w:t>
+      </w:r>
+      <w:r>
+        <w:rPr>
+          <w:rStyle w:val="DataTypeTok"/>
+        </w:rPr>
+        <w:t xml:space="preserve">"rank"</w:t>
+      </w:r>
+      <w:r>
+        <w:rPr>
+          <w:rStyle w:val="FunctionTok"/>
+        </w:rPr>
+        <w:t xml:space="preserve">:</w:t>
+      </w:r>
+      <w:r>
+        <w:rPr>
+          <w:rStyle w:val="NormalTok"/>
+        </w:rPr>
+        <w:t xml:space="preserve"> </w:t>
+      </w:r>
+      <w:r>
+        <w:rPr>
+          <w:rStyle w:val="DecValTok"/>
+        </w:rPr>
+        <w:t xml:space="preserve">1</w:t>
+      </w:r>
+      <w:r>
+        <w:rPr>
+          <w:rStyle w:val="FunctionTok"/>
+        </w:rPr>
+        <w:t xml:space="preserve">,</w:t>
+      </w:r>
+      <w:r>
+        <w:br/>
+      </w:r>
+      <w:r>
+        <w:rPr>
+          <w:rStyle w:val="NormalTok"/>
+        </w:rPr>
+        <w:t xml:space="preserve">      </w:t>
+      </w:r>
+      <w:r>
+        <w:rPr>
+          <w:rStyle w:val="DataTypeTok"/>
+        </w:rPr>
+        <w:t xml:space="preserve">"team_id"</w:t>
+      </w:r>
+      <w:r>
+        <w:rPr>
+          <w:rStyle w:val="FunctionTok"/>
+        </w:rPr>
+        <w:t xml:space="preserve">:</w:t>
+      </w:r>
+      <w:r>
+        <w:rPr>
+          <w:rStyle w:val="NormalTok"/>
+        </w:rPr>
+        <w:t xml:space="preserve"> </w:t>
+      </w:r>
+      <w:r>
+        <w:rPr>
+          <w:rStyle w:val="DecValTok"/>
+        </w:rPr>
+        <w:t xml:space="preserve">7</w:t>
+      </w:r>
+      <w:r>
+        <w:rPr>
+          <w:rStyle w:val="FunctionTok"/>
+        </w:rPr>
+        <w:t xml:space="preserve">,</w:t>
+      </w:r>
+      <w:r>
+        <w:br/>
+      </w:r>
+      <w:r>
+        <w:rPr>
+          <w:rStyle w:val="NormalTok"/>
+        </w:rPr>
+        <w:t xml:space="preserve">      </w:t>
+      </w:r>
+      <w:r>
+        <w:rPr>
+          <w:rStyle w:val="DataTypeTok"/>
+        </w:rPr>
+        <w:t xml:space="preserve">"team_name"</w:t>
+      </w:r>
+      <w:r>
+        <w:rPr>
+          <w:rStyle w:val="FunctionTok"/>
+        </w:rPr>
+        <w:t xml:space="preserve">:</w:t>
+      </w:r>
+      <w:r>
+        <w:rPr>
+          <w:rStyle w:val="NormalTok"/>
+        </w:rPr>
+        <w:t xml:space="preserve"> </w:t>
+      </w:r>
+      <w:r>
+        <w:rPr>
+          <w:rStyle w:val="StringTok"/>
+        </w:rPr>
+        <w:t xml:space="preserve">"Example Team"</w:t>
+      </w:r>
+      <w:r>
+        <w:rPr>
+          <w:rStyle w:val="FunctionTok"/>
+        </w:rPr>
+        <w:t xml:space="preserve">,</w:t>
+      </w:r>
+      <w:r>
+        <w:br/>
+      </w:r>
+      <w:r>
+        <w:rPr>
+          <w:rStyle w:val="NormalTok"/>
+        </w:rPr>
+        <w:t xml:space="preserve">      </w:t>
+      </w:r>
+      <w:r>
+        <w:rPr>
+          <w:rStyle w:val="DataTypeTok"/>
+        </w:rPr>
+        <w:t xml:space="preserve">"score"</w:t>
+      </w:r>
+      <w:r>
+        <w:rPr>
+          <w:rStyle w:val="FunctionTok"/>
+        </w:rPr>
+        <w:t xml:space="preserve">:</w:t>
+      </w:r>
+      <w:r>
+        <w:rPr>
+          <w:rStyle w:val="NormalTok"/>
+        </w:rPr>
+        <w:t xml:space="preserve"> </w:t>
+      </w:r>
+      <w:r>
+        <w:rPr>
+          <w:rStyle w:val="DecValTok"/>
+        </w:rPr>
+        <w:t xml:space="preserve">100</w:t>
+      </w:r>
+      <w:r>
+        <w:rPr>
+          <w:rStyle w:val="FunctionTok"/>
+        </w:rPr>
+        <w:t xml:space="preserve">,</w:t>
+      </w:r>
+      <w:r>
+        <w:br/>
+      </w:r>
+      <w:r>
+        <w:rPr>
+          <w:rStyle w:val="NormalTok"/>
+        </w:rPr>
+        <w:t xml:space="preserve">      </w:t>
+      </w:r>
+      <w:r>
+        <w:rPr>
+          <w:rStyle w:val="DataTypeTok"/>
+        </w:rPr>
+        <w:t xml:space="preserve">"solve_count"</w:t>
+      </w:r>
+      <w:r>
+        <w:rPr>
+          <w:rStyle w:val="FunctionTok"/>
+        </w:rPr>
+        <w:t xml:space="preserve">:</w:t>
+      </w:r>
+      <w:r>
+        <w:rPr>
+          <w:rStyle w:val="NormalTok"/>
+        </w:rPr>
+        <w:t xml:space="preserve"> </w:t>
+      </w:r>
+      <w:r>
+        <w:rPr>
+          <w:rStyle w:val="DecValTok"/>
+        </w:rPr>
+        <w:t xml:space="preserve">1</w:t>
+      </w:r>
+      <w:r>
+        <w:rPr>
+          <w:rStyle w:val="FunctionTok"/>
+        </w:rPr>
+        <w:t xml:space="preserve">,</w:t>
+      </w:r>
+      <w:r>
+        <w:br/>
+      </w:r>
+      <w:r>
+        <w:rPr>
+          <w:rStyle w:val="NormalTok"/>
+        </w:rPr>
+        <w:t xml:space="preserve">      </w:t>
+      </w:r>
+      <w:r>
+        <w:rPr>
+          <w:rStyle w:val="DataTypeTok"/>
+        </w:rPr>
+        <w:t xml:space="preserve">"last_solve_at"</w:t>
+      </w:r>
+      <w:r>
+        <w:rPr>
+          <w:rStyle w:val="FunctionTok"/>
+        </w:rPr>
+        <w:t xml:space="preserve">:</w:t>
+      </w:r>
+      <w:r>
+        <w:rPr>
+          <w:rStyle w:val="NormalTok"/>
+        </w:rPr>
+        <w:t xml:space="preserve"> </w:t>
+      </w:r>
+      <w:r>
+        <w:rPr>
+          <w:rStyle w:val="DecValTok"/>
+        </w:rPr>
+        <w:t xml:space="preserve">1710000000</w:t>
+      </w:r>
+      <w:r>
+        <w:br/>
+      </w:r>
+      <w:r>
+        <w:rPr>
+          <w:rStyle w:val="NormalTok"/>
+        </w:rPr>
+        <w:t xml:space="preserve">    </w:t>
+      </w:r>
+      <w:r>
+        <w:rPr>
+          <w:rStyle w:val="FunctionTok"/>
+        </w:rPr>
+        <w:t xml:space="preserve">}</w:t>
+      </w:r>
+      <w:r>
+        <w:br/>
+      </w:r>
+      <w:r>
+        <w:rPr>
+          <w:rStyle w:val="NormalTok"/>
+        </w:rPr>
+        <w:t xml:space="preserve">  </w:t>
+      </w:r>
+      <w:r>
+        <w:rPr>
+          <w:rStyle w:val="OtherTok"/>
+        </w:rPr>
+        <w:t xml:space="preserve">]</w:t>
+      </w:r>
+      <w:r>
+        <w:rPr>
+          <w:rStyle w:val="FunctionTok"/>
+        </w:rPr>
+        <w:t xml:space="preserve">,</w:t>
+      </w:r>
+      <w:r>
+        <w:br/>
+      </w:r>
+      <w:r>
+        <w:rPr>
+          <w:rStyle w:val="NormalTok"/>
+        </w:rPr>
+        <w:t xml:space="preserve">  </w:t>
+      </w:r>
+      <w:r>
+        <w:rPr>
+          <w:rStyle w:val="DataTypeTok"/>
+        </w:rPr>
+        <w:t xml:space="preserve">"total_visible_points"</w:t>
+      </w:r>
+      <w:r>
+        <w:rPr>
+          <w:rStyle w:val="FunctionTok"/>
+        </w:rPr>
+        <w:t xml:space="preserve">:</w:t>
+      </w:r>
+      <w:r>
+        <w:rPr>
+          <w:rStyle w:val="NormalTok"/>
+        </w:rPr>
+        <w:t xml:space="preserve"> </w:t>
+      </w:r>
+      <w:r>
+        <w:rPr>
+          <w:rStyle w:val="DecValTok"/>
+        </w:rPr>
+        <w:t xml:space="preserve">1000</w:t>
+      </w:r>
+      <w:r>
+        <w:rPr>
+          <w:rStyle w:val="FunctionTok"/>
+        </w:rPr>
+        <w:t xml:space="preserve">,</w:t>
+      </w:r>
+      <w:r>
+        <w:br/>
+      </w:r>
+      <w:r>
+        <w:rPr>
+          <w:rStyle w:val="NormalTok"/>
+        </w:rPr>
+        <w:t xml:space="preserve">  </w:t>
+      </w:r>
+      <w:r>
+        <w:rPr>
+          <w:rStyle w:val="DataTypeTok"/>
+        </w:rPr>
+        <w:t xml:space="preserve">"generated_at"</w:t>
+      </w:r>
+      <w:r>
+        <w:rPr>
+          <w:rStyle w:val="FunctionTok"/>
+        </w:rPr>
+        <w:t xml:space="preserve">:</w:t>
+      </w:r>
+      <w:r>
+        <w:rPr>
+          <w:rStyle w:val="NormalTok"/>
+        </w:rPr>
+        <w:t xml:space="preserve"> </w:t>
+      </w:r>
+      <w:r>
+        <w:rPr>
+          <w:rStyle w:val="DecValTok"/>
+        </w:rPr>
+        <w:t xml:space="preserve">1710000010</w:t>
+      </w:r>
+      <w:r>
+        <w:br/>
+      </w:r>
+      <w:r>
+        <w:rPr>
+          <w:rStyle w:val="FunctionTok"/>
+        </w:rPr>
+        <w:t xml:space="preserve">}</w:t>
+      </w:r>
+    </w:p>
+    <w:p>
+      <w:pPr>
+        <w:pStyle w:val="FirstParagraph"/>
+      </w:pPr>
+      <w:r>
+        <w:rPr>
+          <w:rStyle w:val="VerbatimChar"/>
+        </w:rPr>
+        <w:t xml:space="preserve">total_visible_points</w:t>
+      </w:r>
+      <w:r>
+        <w:t xml:space="preserve"> </w:t>
+      </w:r>
+      <w:r>
+        <w:t xml:space="preserve">is the sum of current</w:t>
+      </w:r>
+      <w:r>
+        <w:t xml:space="preserve"> </w:t>
+      </w:r>
+      <w:r>
+        <w:rPr>
+          <w:rStyle w:val="VerbatimChar"/>
+        </w:rPr>
+        <w:t xml:space="preserve">points</w:t>
+      </w:r>
+      <w:r>
+        <w:t xml:space="preserve"> </w:t>
+      </w:r>
+      <w:r>
+        <w:t xml:space="preserve">for all visible challenges (</w:t>
+      </w:r>
+      <w:r>
+        <w:rPr>
+          <w:rStyle w:val="VerbatimChar"/>
+        </w:rPr>
+        <w:t xml:space="preserve">is_hidden = 0</w:t>
+      </w:r>
+      <w:r>
+        <w:t xml:space="preserve">)</w:t>
+      </w:r>
+      <w:r>
+        <w:t xml:space="preserve"> </w:t>
+      </w:r>
+      <w:r>
+        <w:t xml:space="preserve">and is used by the frontend scoreboard progress bars. WebSocket</w:t>
+      </w:r>
+      <w:r>
+        <w:t xml:space="preserve"> </w:t>
+      </w:r>
+      <w:r>
+        <w:rPr>
+          <w:rStyle w:val="VerbatimChar"/>
+        </w:rPr>
+        <w:t xml:space="preserve">score_update</w:t>
+      </w:r>
+      <w:r>
+        <w:t xml:space="preserve"> </w:t>
+      </w:r>
+      <w:r>
+        <w:t xml:space="preserve">events include the</w:t>
+      </w:r>
+      <w:r>
+        <w:t xml:space="preserve"> </w:t>
+      </w:r>
+      <w:r>
+        <w:t xml:space="preserve">same denominator so live updates preserve progress percentages.</w:t>
+      </w:r>
+    </w:p>
     <w:bookmarkEnd w:id="42"/>
     <w:bookmarkStart w:id="43" w:name="import-export"/>
     <w:p>
@@ -14479,3165 +15148,11 @@
         <w:pStyle w:val="Compact"/>
         <w:numPr>
           <w:ilvl w:val="0"/>
-          <w:numId w:val="1005"/>
+          <w:numId w:val="1009"/>
         </w:numPr>
       </w:pPr>
       <w:r>
         <w:t xml:space="preserve">JWT HS256 signed with a server-generated secret (stored in config, not DB)</w:t>
-      </w:r>
-    </w:p>
-    <w:p>
-      <w:pPr>
-        <w:pStyle w:val="Compact"/>
-        <w:numPr>
-          <w:ilvl w:val="0"/>
-          <w:numId w:val="1005"/>
-        </w:numPr>
-      </w:pPr>
-      <w:r>
-        <w:t xml:space="preserve">Server-side revocation via</w:t>
-      </w:r>
-      <w:r>
-        <w:t xml:space="preserve"> </w:t>
-      </w:r>
-      <w:r>
-        <w:rPr>
-          <w:rStyle w:val="VerbatimChar"/>
-        </w:rPr>
-        <w:t xml:space="preserve">sessions</w:t>
-      </w:r>
-      <w:r>
-        <w:t xml:space="preserve"> </w:t>
-      </w:r>
-      <w:r>
-        <w:t xml:space="preserve">table (token_hash column)</w:t>
-      </w:r>
-    </w:p>
-    <w:p>
-      <w:pPr>
-        <w:pStyle w:val="Compact"/>
-        <w:numPr>
-          <w:ilvl w:val="0"/>
-          <w:numId w:val="1005"/>
-        </w:numPr>
-      </w:pPr>
-      <w:r>
-        <w:t xml:space="preserve">Default TTL: 24 hours for players, 4 hours for admin tokens</w:t>
-      </w:r>
-    </w:p>
-    <w:p>
-      <w:pPr>
-        <w:pStyle w:val="Compact"/>
-        <w:numPr>
-          <w:ilvl w:val="0"/>
-          <w:numId w:val="1005"/>
-        </w:numPr>
-      </w:pPr>
-      <w:r>
-        <w:t xml:space="preserve">Admin routes require an admin-role JWT and a valid non-revoked session.</w:t>
-      </w:r>
-    </w:p>
-    <w:p>
-      <w:pPr>
-        <w:pStyle w:val="Compact"/>
-        <w:numPr>
-          <w:ilvl w:val="0"/>
-          <w:numId w:val="1005"/>
-        </w:numPr>
-      </w:pPr>
-      <w:r>
-        <w:t xml:space="preserve">Admin management actions are logged with</w:t>
-      </w:r>
-      <w:r>
-        <w:t xml:space="preserve"> </w:t>
-      </w:r>
-      <w:r>
-        <w:rPr>
-          <w:rStyle w:val="VerbatimChar"/>
-        </w:rPr>
-        <w:t xml:space="preserve">user_id</w:t>
-      </w:r>
-      <w:r>
-        <w:t xml:space="preserve">,</w:t>
-      </w:r>
-      <w:r>
-        <w:t xml:space="preserve"> </w:t>
-      </w:r>
-      <w:r>
-        <w:rPr>
-          <w:rStyle w:val="VerbatimChar"/>
-        </w:rPr>
-        <w:t xml:space="preserve">action</w:t>
-      </w:r>
-      <w:r>
-        <w:t xml:space="preserve">,</w:t>
-      </w:r>
-      <w:r>
-        <w:t xml:space="preserve"> </w:t>
-      </w:r>
-      <w:r>
-        <w:rPr>
-          <w:rStyle w:val="VerbatimChar"/>
-        </w:rPr>
-        <w:t xml:space="preserve">target</w:t>
-      </w:r>
-      <w:r>
-        <w:t xml:space="preserve">,</w:t>
-      </w:r>
-      <w:r>
-        <w:t xml:space="preserve"> </w:t>
-      </w:r>
-      <w:r>
-        <w:rPr>
-          <w:rStyle w:val="VerbatimChar"/>
-        </w:rPr>
-        <w:t xml:space="preserve">detail</w:t>
-      </w:r>
-      <w:r>
-        <w:t xml:space="preserve">,</w:t>
-      </w:r>
-      <w:r>
-        <w:t xml:space="preserve"> </w:t>
-      </w:r>
-      <w:r>
-        <w:rPr>
-          <w:rStyle w:val="VerbatimChar"/>
-        </w:rPr>
-        <w:t xml:space="preserve">ip_address</w:t>
-      </w:r>
-      <w:r>
-        <w:t xml:space="preserve">, and</w:t>
-      </w:r>
-      <w:r>
-        <w:t xml:space="preserve"> </w:t>
-      </w:r>
-      <w:r>
-        <w:rPr>
-          <w:rStyle w:val="VerbatimChar"/>
-        </w:rPr>
-        <w:t xml:space="preserve">created_at</w:t>
-      </w:r>
-      <w:r>
-        <w:t xml:space="preserve">.</w:t>
-      </w:r>
-    </w:p>
-    <w:bookmarkEnd w:id="53"/>
-    <w:bookmarkStart w:id="54" w:name="input-validation"/>
-    <w:p>
-      <w:pPr>
-        <w:pStyle w:val="Heading3"/>
-      </w:pPr>
-      <w:r>
-        <w:t xml:space="preserve">6.4 Input Validation</w:t>
-      </w:r>
-    </w:p>
-    <w:p>
-      <w:pPr>
-        <w:pStyle w:val="Compact"/>
-        <w:numPr>
-          <w:ilvl w:val="0"/>
-          <w:numId w:val="1006"/>
-        </w:numPr>
-      </w:pPr>
-      <w:r>
-        <w:t xml:space="preserve">All SQL uses</w:t>
-      </w:r>
-      <w:r>
-        <w:t xml:space="preserve"> </w:t>
-      </w:r>
-      <w:r>
-        <w:rPr>
-          <w:rStyle w:val="VerbatimChar"/>
-        </w:rPr>
-        <w:t xml:space="preserve">rusqlite</w:t>
-      </w:r>
-      <w:r>
-        <w:t xml:space="preserve"> </w:t>
-      </w:r>
-      <w:r>
-        <w:t xml:space="preserve">parameter binding (</w:t>
-      </w:r>
-      <w:r>
-        <w:rPr>
-          <w:rStyle w:val="VerbatimChar"/>
-        </w:rPr>
-        <w:t xml:space="preserve">params!</w:t>
-      </w:r>
-      <w:r>
-        <w:t xml:space="preserve"> </w:t>
-      </w:r>
-      <w:r>
-        <w:t xml:space="preserve">or equivalent).</w:t>
-      </w:r>
-    </w:p>
-    <w:p>
-      <w:pPr>
-        <w:pStyle w:val="Compact"/>
-        <w:numPr>
-          <w:ilvl w:val="0"/>
-          <w:numId w:val="1006"/>
-        </w:numPr>
-      </w:pPr>
-      <w:r>
-        <w:t xml:space="preserve">File attachments are stored outside the embedded frontend assets; import/export attachment ZIP handling is supported.</w:t>
-      </w:r>
-    </w:p>
-    <w:p>
-      <w:pPr>
-        <w:pStyle w:val="Compact"/>
-        <w:numPr>
-          <w:ilvl w:val="0"/>
-          <w:numId w:val="1006"/>
-        </w:numPr>
-      </w:pPr>
-      <w:r>
-        <w:t xml:space="preserve">Flag submissions: max 256 chars, stripped of leading/trailing whitespace</w:t>
-      </w:r>
-    </w:p>
-    <w:p>
-      <w:pPr>
-        <w:pStyle w:val="Compact"/>
-        <w:numPr>
-          <w:ilvl w:val="0"/>
-          <w:numId w:val="1006"/>
-        </w:numPr>
-      </w:pPr>
-      <w:r>
-        <w:t xml:space="preserve">Public challenge response types do not include flag hashes or salts.</w:t>
-      </w:r>
-    </w:p>
-    <w:p>
-      <w:pPr>
-        <w:pStyle w:val="Compact"/>
-        <w:numPr>
-          <w:ilvl w:val="0"/>
-          <w:numId w:val="1006"/>
-        </w:numPr>
-      </w:pPr>
-      <w:r>
-        <w:t xml:space="preserve">All API inputs validated via</w:t>
-      </w:r>
-      <w:r>
-        <w:t xml:space="preserve"> </w:t>
-      </w:r>
-      <w:r>
-        <w:rPr>
-          <w:rStyle w:val="VerbatimChar"/>
-        </w:rPr>
-        <w:t xml:space="preserve">serde</w:t>
-      </w:r>
-      <w:r>
-        <w:t xml:space="preserve"> </w:t>
-      </w:r>
-      <w:r>
-        <w:t xml:space="preserve">+ custom validators before handler logic</w:t>
-      </w:r>
-    </w:p>
-    <w:bookmarkEnd w:id="54"/>
-    <w:bookmarkStart w:id="55" w:name="anti-cheat"/>
-    <w:p>
-      <w:pPr>
-        <w:pStyle w:val="Heading3"/>
-      </w:pPr>
-      <w:r>
-        <w:t xml:space="preserve">6.5 Anti-Cheat</w:t>
-      </w:r>
-    </w:p>
-    <w:p>
-      <w:pPr>
-        <w:pStyle w:val="Compact"/>
-        <w:numPr>
-          <w:ilvl w:val="0"/>
-          <w:numId w:val="1007"/>
-        </w:numPr>
-      </w:pPr>
-      <w:r>
-        <w:t xml:space="preserve">Submission rate limit: 10 attempts/minute per team (configurable)</w:t>
-      </w:r>
-    </w:p>
-    <w:p>
-      <w:pPr>
-        <w:pStyle w:val="Compact"/>
-        <w:numPr>
-          <w:ilvl w:val="0"/>
-          <w:numId w:val="1007"/>
-        </w:numPr>
-      </w:pPr>
-      <w:r>
-        <w:t xml:space="preserve">Exponential backoff after 5 wrong attempts per challenge per team</w:t>
-      </w:r>
-    </w:p>
-    <w:p>
-      <w:pPr>
-        <w:pStyle w:val="Compact"/>
-        <w:numPr>
-          <w:ilvl w:val="0"/>
-          <w:numId w:val="1007"/>
-        </w:numPr>
-      </w:pPr>
-      <w:r>
-        <w:t xml:space="preserve">Flag sharing detection: same correct flag submitted by 2+ teams within configurable window → alert</w:t>
-      </w:r>
-    </w:p>
-    <w:p>
-      <w:pPr>
-        <w:pStyle w:val="Compact"/>
-        <w:numPr>
-          <w:ilvl w:val="0"/>
-          <w:numId w:val="1007"/>
-        </w:numPr>
-      </w:pPr>
-      <w:r>
-        <w:t xml:space="preserve">Submissions record IP address when available from request headers.</w:t>
-      </w:r>
-    </w:p>
-    <w:p>
-      <w:pPr>
-        <w:pStyle w:val="Compact"/>
-        <w:numPr>
-          <w:ilvl w:val="0"/>
-          <w:numId w:val="1007"/>
-        </w:numPr>
-      </w:pPr>
-      <w:r>
-        <w:t xml:space="preserve">Flag rotation: admin can update a challenge flag mid-competition; old hash invalidated immediately</w:t>
-      </w:r>
-    </w:p>
-    <w:bookmarkEnd w:id="55"/>
-    <w:bookmarkStart w:id="56" w:name="http-security-headers"/>
-    <w:p>
-      <w:pPr>
-        <w:pStyle w:val="Heading3"/>
-      </w:pPr>
-      <w:r>
-        <w:t xml:space="preserve">6.6 HTTP Security Headers</w:t>
-      </w:r>
-    </w:p>
-    <w:p>
-      <w:pPr>
-        <w:pStyle w:val="FirstParagraph"/>
-      </w:pPr>
-      <w:r>
-        <w:t xml:space="preserve">Set by Tower middleware on all responses:</w:t>
-      </w:r>
-    </w:p>
-    <w:p>
-      <w:pPr>
-        <w:pStyle w:val="SourceCode"/>
-      </w:pPr>
-      <w:r>
-        <w:rPr>
-          <w:rStyle w:val="VerbatimChar"/>
-        </w:rPr>
-        <w:t xml:space="preserve">X-Content-Type-Options: nosniff</w:t>
-      </w:r>
-      <w:r>
-        <w:br/>
-      </w:r>
-      <w:r>
-        <w:rPr>
-          <w:rStyle w:val="VerbatimChar"/>
-        </w:rPr>
-        <w:t xml:space="preserve">X-Frame-Options: DENY</w:t>
-      </w:r>
-      <w:r>
-        <w:br/>
-      </w:r>
-      <w:r>
-        <w:rPr>
-          <w:rStyle w:val="VerbatimChar"/>
-        </w:rPr>
-        <w:t xml:space="preserve">Referrer-Policy: strict-origin-when-cross-origin</w:t>
-      </w:r>
-      <w:r>
-        <w:br/>
-      </w:r>
-      <w:r>
-        <w:rPr>
-          <w:rStyle w:val="VerbatimChar"/>
-        </w:rPr>
-        <w:t xml:space="preserve">Content-Security-Policy: default-src 'self'</w:t>
-      </w:r>
-    </w:p>
-    <w:p>
-      <w:pPr>
-        <w:pStyle w:val="FirstParagraph"/>
-      </w:pPr>
-      <w:r>
-        <w:t xml:space="preserve">The implemented CSP also allows WebSocket connections to same-origin</w:t>
-      </w:r>
-      <w:r>
-        <w:t xml:space="preserve"> </w:t>
-      </w:r>
-      <w:r>
-        <w:rPr>
-          <w:rStyle w:val="VerbatimChar"/>
-        </w:rPr>
-        <w:t xml:space="preserve">ws:</w:t>
-      </w:r>
-      <w:r>
-        <w:t xml:space="preserve">/</w:t>
-      </w:r>
-      <w:r>
-        <w:rPr>
-          <w:rStyle w:val="VerbatimChar"/>
-        </w:rPr>
-        <w:t xml:space="preserve">wss:</w:t>
-      </w:r>
-      <w:r>
-        <w:t xml:space="preserve"> </w:t>
-      </w:r>
-      <w:r>
-        <w:t xml:space="preserve">endpoints for live scoreboard updates.</w:t>
-      </w:r>
-    </w:p>
-    <w:p>
-      <w:r>
-        <w:pict>
-          <v:rect style="width:0;height:1.5pt" o:hralign="center" o:hrstd="t" o:hr="t"/>
-        </w:pict>
-      </w:r>
-    </w:p>
-    <w:bookmarkEnd w:id="56"/>
-    <w:bookmarkEnd w:id="57"/>
-    <w:bookmarkStart w:id="58" w:name="configuration"/>
-    <w:p>
-      <w:pPr>
-        <w:pStyle w:val="Heading2"/>
-      </w:pPr>
-      <w:r>
-        <w:t xml:space="preserve">7. Configuration</w:t>
-      </w:r>
-    </w:p>
-    <w:p>
-      <w:pPr>
-        <w:pStyle w:val="FirstParagraph"/>
-      </w:pPr>
-      <w:r>
-        <w:t xml:space="preserve">Full</w:t>
-      </w:r>
-      <w:r>
-        <w:t xml:space="preserve"> </w:t>
-      </w:r>
-      <w:r>
-        <w:rPr>
-          <w:rStyle w:val="VerbatimChar"/>
-        </w:rPr>
-        <w:t xml:space="preserve">config.toml</w:t>
-      </w:r>
-      <w:r>
-        <w:t xml:space="preserve"> </w:t>
-      </w:r>
-      <w:r>
-        <w:t xml:space="preserve">reference:</w:t>
-      </w:r>
-    </w:p>
-    <w:p>
-      <w:pPr>
-        <w:pStyle w:val="SourceCode"/>
-      </w:pPr>
-      <w:r>
-        <w:rPr>
-          <w:rStyle w:val="KeywordTok"/>
-        </w:rPr>
-        <w:t xml:space="preserve">[server]</w:t>
-      </w:r>
-      <w:r>
-        <w:br/>
-      </w:r>
-      <w:r>
-        <w:rPr>
-          <w:rStyle w:val="DataTypeTok"/>
-        </w:rPr>
-        <w:t xml:space="preserve">port</w:t>
-      </w:r>
-      <w:r>
-        <w:rPr>
-          <w:rStyle w:val="NormalTok"/>
-        </w:rPr>
-        <w:t xml:space="preserve"> </w:t>
-      </w:r>
-      <w:r>
-        <w:rPr>
-          <w:rStyle w:val="OperatorTok"/>
-        </w:rPr>
-        <w:t xml:space="preserve">=</w:t>
-      </w:r>
-      <w:r>
-        <w:rPr>
-          <w:rStyle w:val="NormalTok"/>
-        </w:rPr>
-        <w:t xml:space="preserve"> </w:t>
-      </w:r>
-      <w:r>
-        <w:rPr>
-          <w:rStyle w:val="DecValTok"/>
-        </w:rPr>
-        <w:t xml:space="preserve">8080</w:t>
-      </w:r>
-      <w:r>
-        <w:br/>
-      </w:r>
-      <w:r>
-        <w:rPr>
-          <w:rStyle w:val="DataTypeTok"/>
-        </w:rPr>
-        <w:t xml:space="preserve">host</w:t>
-      </w:r>
-      <w:r>
-        <w:rPr>
-          <w:rStyle w:val="NormalTok"/>
-        </w:rPr>
-        <w:t xml:space="preserve"> </w:t>
-      </w:r>
-      <w:r>
-        <w:rPr>
-          <w:rStyle w:val="OperatorTok"/>
-        </w:rPr>
-        <w:t xml:space="preserve">=</w:t>
-      </w:r>
-      <w:r>
-        <w:rPr>
-          <w:rStyle w:val="NormalTok"/>
-        </w:rPr>
-        <w:t xml:space="preserve"> </w:t>
-      </w:r>
-      <w:r>
-        <w:rPr>
-          <w:rStyle w:val="StringTok"/>
-        </w:rPr>
-        <w:t xml:space="preserve">"0.0.0.0"</w:t>
-      </w:r>
-      <w:r>
-        <w:br/>
-      </w:r>
-      <w:r>
-        <w:rPr>
-          <w:rStyle w:val="DataTypeTok"/>
-        </w:rPr>
-        <w:t xml:space="preserve">base_url</w:t>
-      </w:r>
-      <w:r>
-        <w:rPr>
-          <w:rStyle w:val="NormalTok"/>
-        </w:rPr>
-        <w:t xml:space="preserve"> </w:t>
-      </w:r>
-      <w:r>
-        <w:rPr>
-          <w:rStyle w:val="OperatorTok"/>
-        </w:rPr>
-        <w:t xml:space="preserve">=</w:t>
-      </w:r>
-      <w:r>
-        <w:rPr>
-          <w:rStyle w:val="NormalTok"/>
-        </w:rPr>
-        <w:t xml:space="preserve"> </w:t>
-      </w:r>
-      <w:r>
-        <w:rPr>
-          <w:rStyle w:val="StringTok"/>
-        </w:rPr>
-        <w:t xml:space="preserve">"https://ctf.yourdomain.com"</w:t>
-      </w:r>
-      <w:r>
-        <w:br/>
-      </w:r>
-      <w:r>
-        <w:rPr>
-          <w:rStyle w:val="DataTypeTok"/>
-        </w:rPr>
-        <w:t xml:space="preserve">allowed_origins</w:t>
-      </w:r>
-      <w:r>
-        <w:rPr>
-          <w:rStyle w:val="NormalTok"/>
-        </w:rPr>
-        <w:t xml:space="preserve"> </w:t>
-      </w:r>
-      <w:r>
-        <w:rPr>
-          <w:rStyle w:val="OperatorTok"/>
-        </w:rPr>
-        <w:t xml:space="preserve">=</w:t>
-      </w:r>
-      <w:r>
-        <w:rPr>
-          <w:rStyle w:val="NormalTok"/>
-        </w:rPr>
-        <w:t xml:space="preserve"> </w:t>
-      </w:r>
-      <w:r>
-        <w:rPr>
-          <w:rStyle w:val="OperatorTok"/>
-        </w:rPr>
-        <w:t xml:space="preserve">[]</w:t>
-      </w:r>
-      <w:r>
-        <w:rPr>
-          <w:rStyle w:val="NormalTok"/>
-        </w:rPr>
-        <w:t xml:space="preserve">                         </w:t>
-      </w:r>
-      <w:r>
-        <w:rPr>
-          <w:rStyle w:val="CommentTok"/>
-        </w:rPr>
-        <w:t xml:space="preserve"># optional CORS allowlist</w:t>
-      </w:r>
-      <w:r>
-        <w:br/>
-      </w:r>
-      <w:r>
-        <w:br/>
-      </w:r>
-      <w:r>
-        <w:rPr>
-          <w:rStyle w:val="KeywordTok"/>
-        </w:rPr>
-        <w:t xml:space="preserve">[competition]</w:t>
-      </w:r>
-      <w:r>
-        <w:br/>
-      </w:r>
-      <w:r>
-        <w:rPr>
-          <w:rStyle w:val="DataTypeTok"/>
-        </w:rPr>
-        <w:t xml:space="preserve">name</w:t>
-      </w:r>
-      <w:r>
-        <w:rPr>
-          <w:rStyle w:val="NormalTok"/>
-        </w:rPr>
-        <w:t xml:space="preserve"> </w:t>
-      </w:r>
-      <w:r>
-        <w:rPr>
-          <w:rStyle w:val="OperatorTok"/>
-        </w:rPr>
-        <w:t xml:space="preserve">=</w:t>
-      </w:r>
-      <w:r>
-        <w:rPr>
-          <w:rStyle w:val="NormalTok"/>
-        </w:rPr>
-        <w:t xml:space="preserve"> </w:t>
-      </w:r>
-      <w:r>
-        <w:rPr>
-          <w:rStyle w:val="StringTok"/>
-        </w:rPr>
-        <w:t xml:space="preserve">"FeralCTF 2026"</w:t>
-      </w:r>
-      <w:r>
-        <w:br/>
-      </w:r>
-      <w:r>
-        <w:rPr>
-          <w:rStyle w:val="DataTypeTok"/>
-        </w:rPr>
-        <w:t xml:space="preserve">start_time</w:t>
-      </w:r>
-      <w:r>
-        <w:rPr>
-          <w:rStyle w:val="NormalTok"/>
-        </w:rPr>
-        <w:t xml:space="preserve"> </w:t>
-      </w:r>
-      <w:r>
-        <w:rPr>
-          <w:rStyle w:val="OperatorTok"/>
-        </w:rPr>
-        <w:t xml:space="preserve">=</w:t>
-      </w:r>
-      <w:r>
-        <w:rPr>
-          <w:rStyle w:val="NormalTok"/>
-        </w:rPr>
-        <w:t xml:space="preserve"> </w:t>
-      </w:r>
-      <w:r>
-        <w:rPr>
-          <w:rStyle w:val="StringTok"/>
-        </w:rPr>
-        <w:t xml:space="preserve">"2026-11-07T09:00:00-06:00"</w:t>
-      </w:r>
-      <w:r>
-        <w:rPr>
-          <w:rStyle w:val="NormalTok"/>
-        </w:rPr>
-        <w:t xml:space="preserve">   </w:t>
-      </w:r>
-      <w:r>
-        <w:rPr>
-          <w:rStyle w:val="CommentTok"/>
-        </w:rPr>
-        <w:t xml:space="preserve"># ISO 8601 with timezone</w:t>
-      </w:r>
-      <w:r>
-        <w:br/>
-      </w:r>
-      <w:r>
-        <w:rPr>
-          <w:rStyle w:val="DataTypeTok"/>
-        </w:rPr>
-        <w:t xml:space="preserve">end_time</w:t>
-      </w:r>
-      <w:r>
-        <w:rPr>
-          <w:rStyle w:val="NormalTok"/>
-        </w:rPr>
-        <w:t xml:space="preserve">   </w:t>
-      </w:r>
-      <w:r>
-        <w:rPr>
-          <w:rStyle w:val="OperatorTok"/>
-        </w:rPr>
-        <w:t xml:space="preserve">=</w:t>
-      </w:r>
-      <w:r>
-        <w:rPr>
-          <w:rStyle w:val="NormalTok"/>
-        </w:rPr>
-        <w:t xml:space="preserve"> </w:t>
-      </w:r>
-      <w:r>
-        <w:rPr>
-          <w:rStyle w:val="StringTok"/>
-        </w:rPr>
-        <w:t xml:space="preserve">"2026-11-08T17:00:00-06:00"</w:t>
-      </w:r>
-      <w:r>
-        <w:br/>
-      </w:r>
-      <w:r>
-        <w:rPr>
-          <w:rStyle w:val="DataTypeTok"/>
-        </w:rPr>
-        <w:t xml:space="preserve">team_mode</w:t>
-      </w:r>
-      <w:r>
-        <w:rPr>
-          <w:rStyle w:val="NormalTok"/>
-        </w:rPr>
-        <w:t xml:space="preserve"> </w:t>
-      </w:r>
-      <w:r>
-        <w:rPr>
-          <w:rStyle w:val="OperatorTok"/>
-        </w:rPr>
-        <w:t xml:space="preserve">=</w:t>
-      </w:r>
-      <w:r>
-        <w:rPr>
-          <w:rStyle w:val="NormalTok"/>
-        </w:rPr>
-        <w:t xml:space="preserve"> </w:t>
-      </w:r>
-      <w:r>
-        <w:rPr>
-          <w:rStyle w:val="ConstantTok"/>
-        </w:rPr>
-        <w:t xml:space="preserve">true</w:t>
-      </w:r>
-      <w:r>
-        <w:rPr>
-          <w:rStyle w:val="NormalTok"/>
-        </w:rPr>
-        <w:t xml:space="preserve">                             </w:t>
-      </w:r>
-      <w:r>
-        <w:rPr>
-          <w:rStyle w:val="CommentTok"/>
-        </w:rPr>
-        <w:t xml:space="preserve"># false = individual scoring</w:t>
-      </w:r>
-      <w:r>
-        <w:br/>
-      </w:r>
-      <w:r>
-        <w:rPr>
-          <w:rStyle w:val="DataTypeTok"/>
-        </w:rPr>
-        <w:t xml:space="preserve">max_team_size</w:t>
-      </w:r>
-      <w:r>
-        <w:rPr>
-          <w:rStyle w:val="NormalTok"/>
-        </w:rPr>
-        <w:t xml:space="preserve"> </w:t>
-      </w:r>
-      <w:r>
-        <w:rPr>
-          <w:rStyle w:val="OperatorTok"/>
-        </w:rPr>
-        <w:t xml:space="preserve">=</w:t>
-      </w:r>
-      <w:r>
-        <w:rPr>
-          <w:rStyle w:val="NormalTok"/>
-        </w:rPr>
-        <w:t xml:space="preserve"> </w:t>
-      </w:r>
-      <w:r>
-        <w:rPr>
-          <w:rStyle w:val="DecValTok"/>
-        </w:rPr>
-        <w:t xml:space="preserve">4</w:t>
-      </w:r>
-      <w:r>
-        <w:br/>
-      </w:r>
-      <w:r>
-        <w:rPr>
-          <w:rStyle w:val="DataTypeTok"/>
-        </w:rPr>
-        <w:t xml:space="preserve">registration_open</w:t>
-      </w:r>
-      <w:r>
-        <w:rPr>
-          <w:rStyle w:val="NormalTok"/>
-        </w:rPr>
-        <w:t xml:space="preserve"> </w:t>
-      </w:r>
-      <w:r>
-        <w:rPr>
-          <w:rStyle w:val="OperatorTok"/>
-        </w:rPr>
-        <w:t xml:space="preserve">=</w:t>
-      </w:r>
-      <w:r>
-        <w:rPr>
-          <w:rStyle w:val="NormalTok"/>
-        </w:rPr>
-        <w:t xml:space="preserve"> </w:t>
-      </w:r>
-      <w:r>
-        <w:rPr>
-          <w:rStyle w:val="ConstantTok"/>
-        </w:rPr>
-        <w:t xml:space="preserve">true</w:t>
-      </w:r>
-      <w:r>
-        <w:br/>
-      </w:r>
-      <w:r>
-        <w:rPr>
-          <w:rStyle w:val="DataTypeTok"/>
-        </w:rPr>
-        <w:t xml:space="preserve">dynamic_scoring</w:t>
-      </w:r>
-      <w:r>
-        <w:rPr>
-          <w:rStyle w:val="NormalTok"/>
-        </w:rPr>
-        <w:t xml:space="preserve"> </w:t>
-      </w:r>
-      <w:r>
-        <w:rPr>
-          <w:rStyle w:val="OperatorTok"/>
-        </w:rPr>
-        <w:t xml:space="preserve">=</w:t>
-      </w:r>
-      <w:r>
-        <w:rPr>
-          <w:rStyle w:val="NormalTok"/>
-        </w:rPr>
-        <w:t xml:space="preserve"> </w:t>
-      </w:r>
-      <w:r>
-        <w:rPr>
-          <w:rStyle w:val="ConstantTok"/>
-        </w:rPr>
-        <w:t xml:space="preserve">true</w:t>
-      </w:r>
-      <w:r>
-        <w:br/>
-      </w:r>
-      <w:r>
-        <w:rPr>
-          <w:rStyle w:val="DataTypeTok"/>
-        </w:rPr>
-        <w:t xml:space="preserve">score_freeze_minutes_before_end</w:t>
-      </w:r>
-      <w:r>
-        <w:rPr>
-          <w:rStyle w:val="NormalTok"/>
-        </w:rPr>
-        <w:t xml:space="preserve"> </w:t>
-      </w:r>
-      <w:r>
-        <w:rPr>
-          <w:rStyle w:val="OperatorTok"/>
-        </w:rPr>
-        <w:t xml:space="preserve">=</w:t>
-      </w:r>
-      <w:r>
-        <w:rPr>
-          <w:rStyle w:val="NormalTok"/>
-        </w:rPr>
-        <w:t xml:space="preserve"> </w:t>
-      </w:r>
-      <w:r>
-        <w:rPr>
-          <w:rStyle w:val="DecValTok"/>
-        </w:rPr>
-        <w:t xml:space="preserve">30</w:t>
-      </w:r>
-      <w:r>
-        <w:rPr>
-          <w:rStyle w:val="NormalTok"/>
-        </w:rPr>
-        <w:t xml:space="preserve">         </w:t>
-      </w:r>
-      <w:r>
-        <w:rPr>
-          <w:rStyle w:val="CommentTok"/>
-        </w:rPr>
-        <w:t xml:space="preserve"># 0 = no freeze</w:t>
-      </w:r>
-      <w:r>
-        <w:br/>
-      </w:r>
-      <w:r>
-        <w:br/>
-      </w:r>
-      <w:r>
-        <w:rPr>
-          <w:rStyle w:val="KeywordTok"/>
-        </w:rPr>
-        <w:t xml:space="preserve">[database]</w:t>
-      </w:r>
-      <w:r>
-        <w:br/>
-      </w:r>
-      <w:r>
-        <w:rPr>
-          <w:rStyle w:val="DataTypeTok"/>
-        </w:rPr>
-        <w:t xml:space="preserve">path</w:t>
-      </w:r>
-      <w:r>
-        <w:rPr>
-          <w:rStyle w:val="NormalTok"/>
-        </w:rPr>
-        <w:t xml:space="preserve"> </w:t>
-      </w:r>
-      <w:r>
-        <w:rPr>
-          <w:rStyle w:val="OperatorTok"/>
-        </w:rPr>
-        <w:t xml:space="preserve">=</w:t>
-      </w:r>
-      <w:r>
-        <w:rPr>
-          <w:rStyle w:val="NormalTok"/>
-        </w:rPr>
-        <w:t xml:space="preserve"> </w:t>
-      </w:r>
-      <w:r>
-        <w:rPr>
-          <w:rStyle w:val="StringTok"/>
-        </w:rPr>
-        <w:t xml:space="preserve">"./ctf.db"</w:t>
-      </w:r>
-      <w:r>
-        <w:br/>
-      </w:r>
-      <w:r>
-        <w:rPr>
-          <w:rStyle w:val="DataTypeTok"/>
-        </w:rPr>
-        <w:t xml:space="preserve">backend</w:t>
-      </w:r>
-      <w:r>
-        <w:rPr>
-          <w:rStyle w:val="NormalTok"/>
-        </w:rPr>
-        <w:t xml:space="preserve"> </w:t>
-      </w:r>
-      <w:r>
-        <w:rPr>
-          <w:rStyle w:val="OperatorTok"/>
-        </w:rPr>
-        <w:t xml:space="preserve">=</w:t>
-      </w:r>
-      <w:r>
-        <w:rPr>
-          <w:rStyle w:val="NormalTok"/>
-        </w:rPr>
-        <w:t xml:space="preserve"> </w:t>
-      </w:r>
-      <w:r>
-        <w:rPr>
-          <w:rStyle w:val="StringTok"/>
-        </w:rPr>
-        <w:t xml:space="preserve">"sqlite"</w:t>
-      </w:r>
-      <w:r>
-        <w:rPr>
-          <w:rStyle w:val="NormalTok"/>
-        </w:rPr>
-        <w:t xml:space="preserve">                           </w:t>
-      </w:r>
-      <w:r>
-        <w:rPr>
-          <w:rStyle w:val="CommentTok"/>
-        </w:rPr>
-        <w:t xml:space="preserve"># or "json" for ephemeral</w:t>
-      </w:r>
-      <w:r>
-        <w:br/>
-      </w:r>
-      <w:r>
-        <w:br/>
-      </w:r>
-      <w:r>
-        <w:rPr>
-          <w:rStyle w:val="KeywordTok"/>
-        </w:rPr>
-        <w:t xml:space="preserve">[auth]</w:t>
-      </w:r>
-      <w:r>
-        <w:br/>
-      </w:r>
-      <w:r>
-        <w:rPr>
-          <w:rStyle w:val="DataTypeTok"/>
-        </w:rPr>
-        <w:t xml:space="preserve">jwt_secret</w:t>
-      </w:r>
-      <w:r>
-        <w:rPr>
-          <w:rStyle w:val="NormalTok"/>
-        </w:rPr>
-        <w:t xml:space="preserve"> </w:t>
-      </w:r>
-      <w:r>
-        <w:rPr>
-          <w:rStyle w:val="OperatorTok"/>
-        </w:rPr>
-        <w:t xml:space="preserve">=</w:t>
-      </w:r>
-      <w:r>
-        <w:rPr>
-          <w:rStyle w:val="NormalTok"/>
-        </w:rPr>
-        <w:t xml:space="preserve"> </w:t>
-      </w:r>
-      <w:r>
-        <w:rPr>
-          <w:rStyle w:val="StringTok"/>
-        </w:rPr>
-        <w:t xml:space="preserve">""</w:t>
-      </w:r>
-      <w:r>
-        <w:rPr>
-          <w:rStyle w:val="NormalTok"/>
-        </w:rPr>
-        <w:t xml:space="preserve">                              </w:t>
-      </w:r>
-      <w:r>
-        <w:rPr>
-          <w:rStyle w:val="CommentTok"/>
-        </w:rPr>
-        <w:t xml:space="preserve"># auto-generated on first run if empty</w:t>
-      </w:r>
-      <w:r>
-        <w:br/>
-      </w:r>
-      <w:r>
-        <w:rPr>
-          <w:rStyle w:val="DataTypeTok"/>
-        </w:rPr>
-        <w:t xml:space="preserve">session_ttl_hours</w:t>
-      </w:r>
-      <w:r>
-        <w:rPr>
-          <w:rStyle w:val="NormalTok"/>
-        </w:rPr>
-        <w:t xml:space="preserve"> </w:t>
-      </w:r>
-      <w:r>
-        <w:rPr>
-          <w:rStyle w:val="OperatorTok"/>
-        </w:rPr>
-        <w:t xml:space="preserve">=</w:t>
-      </w:r>
-      <w:r>
-        <w:rPr>
-          <w:rStyle w:val="NormalTok"/>
-        </w:rPr>
-        <w:t xml:space="preserve"> </w:t>
-      </w:r>
-      <w:r>
-        <w:rPr>
-          <w:rStyle w:val="DecValTok"/>
-        </w:rPr>
-        <w:t xml:space="preserve">24</w:t>
-      </w:r>
-      <w:r>
-        <w:br/>
-      </w:r>
-      <w:r>
-        <w:rPr>
-          <w:rStyle w:val="DataTypeTok"/>
-        </w:rPr>
-        <w:t xml:space="preserve">admin_session_ttl_hours</w:t>
-      </w:r>
-      <w:r>
-        <w:rPr>
-          <w:rStyle w:val="NormalTok"/>
-        </w:rPr>
-        <w:t xml:space="preserve"> </w:t>
-      </w:r>
-      <w:r>
-        <w:rPr>
-          <w:rStyle w:val="OperatorTok"/>
-        </w:rPr>
-        <w:t xml:space="preserve">=</w:t>
-      </w:r>
-      <w:r>
-        <w:rPr>
-          <w:rStyle w:val="NormalTok"/>
-        </w:rPr>
-        <w:t xml:space="preserve"> </w:t>
-      </w:r>
-      <w:r>
-        <w:rPr>
-          <w:rStyle w:val="DecValTok"/>
-        </w:rPr>
-        <w:t xml:space="preserve">4</w:t>
-      </w:r>
-      <w:r>
-        <w:br/>
-      </w:r>
-      <w:r>
-        <w:br/>
-      </w:r>
-      <w:r>
-        <w:rPr>
-          <w:rStyle w:val="KeywordTok"/>
-        </w:rPr>
-        <w:t xml:space="preserve">[storage]</w:t>
-      </w:r>
-      <w:r>
-        <w:br/>
-      </w:r>
-      <w:r>
-        <w:rPr>
-          <w:rStyle w:val="DataTypeTok"/>
-        </w:rPr>
-        <w:t xml:space="preserve">attachments_path</w:t>
-      </w:r>
-      <w:r>
-        <w:rPr>
-          <w:rStyle w:val="NormalTok"/>
-        </w:rPr>
-        <w:t xml:space="preserve"> </w:t>
-      </w:r>
-      <w:r>
-        <w:rPr>
-          <w:rStyle w:val="OperatorTok"/>
-        </w:rPr>
-        <w:t xml:space="preserve">=</w:t>
-      </w:r>
-      <w:r>
-        <w:rPr>
-          <w:rStyle w:val="NormalTok"/>
-        </w:rPr>
-        <w:t xml:space="preserve"> </w:t>
-      </w:r>
-      <w:r>
-        <w:rPr>
-          <w:rStyle w:val="StringTok"/>
-        </w:rPr>
-        <w:t xml:space="preserve">"./attachments"</w:t>
-      </w:r>
-      <w:r>
-        <w:rPr>
-          <w:rStyle w:val="NormalTok"/>
-        </w:rPr>
-        <w:t xml:space="preserve">           </w:t>
-      </w:r>
-      <w:r>
-        <w:rPr>
-          <w:rStyle w:val="CommentTok"/>
-        </w:rPr>
-        <w:t xml:space="preserve"># must be outside webroot</w:t>
-      </w:r>
-      <w:r>
-        <w:br/>
-      </w:r>
-      <w:r>
-        <w:rPr>
-          <w:rStyle w:val="DataTypeTok"/>
-        </w:rPr>
-        <w:t xml:space="preserve">max_file_size_mb</w:t>
-      </w:r>
-      <w:r>
-        <w:rPr>
-          <w:rStyle w:val="NormalTok"/>
-        </w:rPr>
-        <w:t xml:space="preserve"> </w:t>
-      </w:r>
-      <w:r>
-        <w:rPr>
-          <w:rStyle w:val="OperatorTok"/>
-        </w:rPr>
-        <w:t xml:space="preserve">=</w:t>
-      </w:r>
-      <w:r>
-        <w:rPr>
-          <w:rStyle w:val="NormalTok"/>
-        </w:rPr>
-        <w:t xml:space="preserve"> </w:t>
-      </w:r>
-      <w:r>
-        <w:rPr>
-          <w:rStyle w:val="DecValTok"/>
-        </w:rPr>
-        <w:t xml:space="preserve">100</w:t>
-      </w:r>
-      <w:r>
-        <w:br/>
-      </w:r>
-      <w:r>
-        <w:br/>
-      </w:r>
-      <w:r>
-        <w:rPr>
-          <w:rStyle w:val="KeywordTok"/>
-        </w:rPr>
-        <w:t xml:space="preserve">[rate_limit]</w:t>
-      </w:r>
-      <w:r>
-        <w:br/>
-      </w:r>
-      <w:r>
-        <w:rPr>
-          <w:rStyle w:val="DataTypeTok"/>
-        </w:rPr>
-        <w:t xml:space="preserve">submissions_per_minute</w:t>
-      </w:r>
-      <w:r>
-        <w:rPr>
-          <w:rStyle w:val="NormalTok"/>
-        </w:rPr>
-        <w:t xml:space="preserve"> </w:t>
-      </w:r>
-      <w:r>
-        <w:rPr>
-          <w:rStyle w:val="OperatorTok"/>
-        </w:rPr>
-        <w:t xml:space="preserve">=</w:t>
-      </w:r>
-      <w:r>
-        <w:rPr>
-          <w:rStyle w:val="NormalTok"/>
-        </w:rPr>
-        <w:t xml:space="preserve"> </w:t>
-      </w:r>
-      <w:r>
-        <w:rPr>
-          <w:rStyle w:val="DecValTok"/>
-        </w:rPr>
-        <w:t xml:space="preserve">10</w:t>
-      </w:r>
-      <w:r>
-        <w:br/>
-      </w:r>
-      <w:r>
-        <w:rPr>
-          <w:rStyle w:val="DataTypeTok"/>
-        </w:rPr>
-        <w:t xml:space="preserve">wrong_attempts_before_backoff</w:t>
-      </w:r>
-      <w:r>
-        <w:rPr>
-          <w:rStyle w:val="NormalTok"/>
-        </w:rPr>
-        <w:t xml:space="preserve"> </w:t>
-      </w:r>
-      <w:r>
-        <w:rPr>
-          <w:rStyle w:val="OperatorTok"/>
-        </w:rPr>
-        <w:t xml:space="preserve">=</w:t>
-      </w:r>
-      <w:r>
-        <w:rPr>
-          <w:rStyle w:val="NormalTok"/>
-        </w:rPr>
-        <w:t xml:space="preserve"> </w:t>
-      </w:r>
-      <w:r>
-        <w:rPr>
-          <w:rStyle w:val="DecValTok"/>
-        </w:rPr>
-        <w:t xml:space="preserve">5</w:t>
-      </w:r>
-      <w:r>
-        <w:br/>
-      </w:r>
-      <w:r>
-        <w:rPr>
-          <w:rStyle w:val="DataTypeTok"/>
-        </w:rPr>
-        <w:t xml:space="preserve">backoff_base_seconds</w:t>
-      </w:r>
-      <w:r>
-        <w:rPr>
-          <w:rStyle w:val="NormalTok"/>
-        </w:rPr>
-        <w:t xml:space="preserve"> </w:t>
-      </w:r>
-      <w:r>
-        <w:rPr>
-          <w:rStyle w:val="OperatorTok"/>
-        </w:rPr>
-        <w:t xml:space="preserve">=</w:t>
-      </w:r>
-      <w:r>
-        <w:rPr>
-          <w:rStyle w:val="NormalTok"/>
-        </w:rPr>
-        <w:t xml:space="preserve"> </w:t>
-      </w:r>
-      <w:r>
-        <w:rPr>
-          <w:rStyle w:val="DecValTok"/>
-        </w:rPr>
-        <w:t xml:space="preserve">30</w:t>
-      </w:r>
-      <w:r>
-        <w:br/>
-      </w:r>
-      <w:r>
-        <w:rPr>
-          <w:rStyle w:val="DataTypeTok"/>
-        </w:rPr>
-        <w:t xml:space="preserve">flag_sharing_window_seconds</w:t>
-      </w:r>
-      <w:r>
-        <w:rPr>
-          <w:rStyle w:val="NormalTok"/>
-        </w:rPr>
-        <w:t xml:space="preserve"> </w:t>
-      </w:r>
-      <w:r>
-        <w:rPr>
-          <w:rStyle w:val="OperatorTok"/>
-        </w:rPr>
-        <w:t xml:space="preserve">=</w:t>
-      </w:r>
-      <w:r>
-        <w:rPr>
-          <w:rStyle w:val="NormalTok"/>
-        </w:rPr>
-        <w:t xml:space="preserve"> </w:t>
-      </w:r>
-      <w:r>
-        <w:rPr>
-          <w:rStyle w:val="DecValTok"/>
-        </w:rPr>
-        <w:t xml:space="preserve">300</w:t>
-      </w:r>
-      <w:r>
-        <w:br/>
-      </w:r>
-      <w:r>
-        <w:br/>
-      </w:r>
-      <w:r>
-        <w:rPr>
-          <w:rStyle w:val="KeywordTok"/>
-        </w:rPr>
-        <w:t xml:space="preserve">[notifications]</w:t>
-      </w:r>
-      <w:r>
-        <w:br/>
-      </w:r>
-      <w:r>
-        <w:rPr>
-          <w:rStyle w:val="DataTypeTok"/>
-        </w:rPr>
-        <w:t xml:space="preserve">discord_webhook_url</w:t>
-      </w:r>
-      <w:r>
-        <w:rPr>
-          <w:rStyle w:val="NormalTok"/>
-        </w:rPr>
-        <w:t xml:space="preserve"> </w:t>
-      </w:r>
-      <w:r>
-        <w:rPr>
-          <w:rStyle w:val="OperatorTok"/>
-        </w:rPr>
-        <w:t xml:space="preserve">=</w:t>
-      </w:r>
-      <w:r>
-        <w:rPr>
-          <w:rStyle w:val="NormalTok"/>
-        </w:rPr>
-        <w:t xml:space="preserve"> </w:t>
-      </w:r>
-      <w:r>
-        <w:rPr>
-          <w:rStyle w:val="StringTok"/>
-        </w:rPr>
-        <w:t xml:space="preserve">""</w:t>
-      </w:r>
-      <w:r>
-        <w:rPr>
-          <w:rStyle w:val="NormalTok"/>
-        </w:rPr>
-        <w:t xml:space="preserve">                     </w:t>
-      </w:r>
-      <w:r>
-        <w:rPr>
-          <w:rStyle w:val="CommentTok"/>
-        </w:rPr>
-        <w:t xml:space="preserve"># optional, for first blood + announcements</w:t>
-      </w:r>
-      <w:r>
-        <w:br/>
-      </w:r>
-      <w:r>
-        <w:br/>
-      </w:r>
-      <w:r>
-        <w:rPr>
-          <w:rStyle w:val="KeywordTok"/>
-        </w:rPr>
-        <w:t xml:space="preserve">[logging]</w:t>
-      </w:r>
-      <w:r>
-        <w:br/>
-      </w:r>
-      <w:r>
-        <w:rPr>
-          <w:rStyle w:val="DataTypeTok"/>
-        </w:rPr>
-        <w:t xml:space="preserve">level</w:t>
-      </w:r>
-      <w:r>
-        <w:rPr>
-          <w:rStyle w:val="NormalTok"/>
-        </w:rPr>
-        <w:t xml:space="preserve"> </w:t>
-      </w:r>
-      <w:r>
-        <w:rPr>
-          <w:rStyle w:val="OperatorTok"/>
-        </w:rPr>
-        <w:t xml:space="preserve">=</w:t>
-      </w:r>
-      <w:r>
-        <w:rPr>
-          <w:rStyle w:val="NormalTok"/>
-        </w:rPr>
-        <w:t xml:space="preserve"> </w:t>
-      </w:r>
-      <w:r>
-        <w:rPr>
-          <w:rStyle w:val="StringTok"/>
-        </w:rPr>
-        <w:t xml:space="preserve">"info"</w:t>
-      </w:r>
-      <w:r>
-        <w:rPr>
-          <w:rStyle w:val="NormalTok"/>
-        </w:rPr>
-        <w:t xml:space="preserve">                               </w:t>
-      </w:r>
-      <w:r>
-        <w:rPr>
-          <w:rStyle w:val="CommentTok"/>
-        </w:rPr>
-        <w:t xml:space="preserve"># trace | debug | info | warn | error</w:t>
-      </w:r>
-      <w:r>
-        <w:br/>
-      </w:r>
-      <w:r>
-        <w:rPr>
-          <w:rStyle w:val="DataTypeTok"/>
-        </w:rPr>
-        <w:t xml:space="preserve">format</w:t>
-      </w:r>
-      <w:r>
-        <w:rPr>
-          <w:rStyle w:val="NormalTok"/>
-        </w:rPr>
-        <w:t xml:space="preserve"> </w:t>
-      </w:r>
-      <w:r>
-        <w:rPr>
-          <w:rStyle w:val="OperatorTok"/>
-        </w:rPr>
-        <w:t xml:space="preserve">=</w:t>
-      </w:r>
-      <w:r>
-        <w:rPr>
-          <w:rStyle w:val="NormalTok"/>
-        </w:rPr>
-        <w:t xml:space="preserve"> </w:t>
-      </w:r>
-      <w:r>
-        <w:rPr>
-          <w:rStyle w:val="StringTok"/>
-        </w:rPr>
-        <w:t xml:space="preserve">"json"</w:t>
-      </w:r>
-      <w:r>
-        <w:rPr>
-          <w:rStyle w:val="NormalTok"/>
-        </w:rPr>
-        <w:t xml:space="preserve">                              </w:t>
-      </w:r>
-      <w:r>
-        <w:rPr>
-          <w:rStyle w:val="CommentTok"/>
-        </w:rPr>
-        <w:t xml:space="preserve"># json | pretty</w:t>
-      </w:r>
-    </w:p>
-    <w:p>
-      <w:pPr>
-        <w:pStyle w:val="FirstParagraph"/>
-      </w:pPr>
-      <w:r>
-        <w:t xml:space="preserve">All config values can be overridden with environment variables using the prefix</w:t>
-      </w:r>
-      <w:r>
-        <w:t xml:space="preserve"> </w:t>
-      </w:r>
-      <w:r>
-        <w:rPr>
-          <w:rStyle w:val="VerbatimChar"/>
-        </w:rPr>
-        <w:t xml:space="preserve">FERALCTF_</w:t>
-      </w:r>
-      <w:r>
-        <w:t xml:space="preserve">:</w:t>
-      </w:r>
-    </w:p>
-    <w:p>
-      <w:pPr>
-        <w:pStyle w:val="SourceCode"/>
-      </w:pPr>
-      <w:r>
-        <w:rPr>
-          <w:rStyle w:val="VariableTok"/>
-        </w:rPr>
-        <w:t xml:space="preserve">FERALCTF_SERVER_PORT</w:t>
-      </w:r>
-      <w:r>
-        <w:rPr>
-          <w:rStyle w:val="OperatorTok"/>
-        </w:rPr>
-        <w:t xml:space="preserve">=</w:t>
-      </w:r>
-      <w:r>
-        <w:rPr>
-          <w:rStyle w:val="NormalTok"/>
-        </w:rPr>
-        <w:t xml:space="preserve">9090</w:t>
-      </w:r>
-      <w:r>
-        <w:br/>
-      </w:r>
-      <w:r>
-        <w:rPr>
-          <w:rStyle w:val="VariableTok"/>
-        </w:rPr>
-        <w:t xml:space="preserve">FERALCTF_SERVER_ALLOWED_ORIGINS</w:t>
-      </w:r>
-      <w:r>
-        <w:rPr>
-          <w:rStyle w:val="OperatorTok"/>
-        </w:rPr>
-        <w:t xml:space="preserve">=</w:t>
-      </w:r>
-      <w:r>
-        <w:rPr>
-          <w:rStyle w:val="NormalTok"/>
-        </w:rPr>
-        <w:t xml:space="preserve">https://ctf.yourdomain.com</w:t>
-      </w:r>
-      <w:r>
-        <w:br/>
-      </w:r>
-      <w:r>
-        <w:rPr>
-          <w:rStyle w:val="VariableTok"/>
-        </w:rPr>
-        <w:t xml:space="preserve">FERALCTF_DATABASE_PATH</w:t>
-      </w:r>
-      <w:r>
-        <w:rPr>
-          <w:rStyle w:val="OperatorTok"/>
-        </w:rPr>
-        <w:t xml:space="preserve">=</w:t>
-      </w:r>
-      <w:r>
-        <w:rPr>
-          <w:rStyle w:val="NormalTok"/>
-        </w:rPr>
-        <w:t xml:space="preserve">/data/ctf.db</w:t>
-      </w:r>
-      <w:r>
-        <w:br/>
-      </w:r>
-      <w:r>
-        <w:rPr>
-          <w:rStyle w:val="VariableTok"/>
-        </w:rPr>
-        <w:t xml:space="preserve">FERALCTF_AUTH_JWT_SECRET</w:t>
-      </w:r>
-      <w:r>
-        <w:rPr>
-          <w:rStyle w:val="OperatorTok"/>
-        </w:rPr>
-        <w:t xml:space="preserve">=</w:t>
-      </w:r>
-      <w:r>
-        <w:rPr>
-          <w:rStyle w:val="NormalTok"/>
-        </w:rPr>
-        <w:t xml:space="preserve">supersecret</w:t>
-      </w:r>
-    </w:p>
-    <w:p>
-      <w:r>
-        <w:pict>
-          <v:rect style="width:0;height:1.5pt" o:hralign="center" o:hrstd="t" o:hr="t"/>
-        </w:pict>
-      </w:r>
-    </w:p>
-    <w:bookmarkEnd w:id="58"/>
-    <w:bookmarkStart w:id="63" w:name="deployment"/>
-    <w:p>
-      <w:pPr>
-        <w:pStyle w:val="Heading2"/>
-      </w:pPr>
-      <w:r>
-        <w:t xml:space="preserve">8. Deployment</w:t>
-      </w:r>
-    </w:p>
-    <w:bookmarkStart w:id="59" w:name="minimum-viable-deployment"/>
-    <w:p>
-      <w:pPr>
-        <w:pStyle w:val="Heading3"/>
-      </w:pPr>
-      <w:r>
-        <w:t xml:space="preserve">8.1 Minimum Viable Deployment</w:t>
-      </w:r>
-    </w:p>
-    <w:p>
-      <w:pPr>
-        <w:pStyle w:val="SourceCode"/>
-      </w:pPr>
-      <w:r>
-        <w:rPr>
-          <w:rStyle w:val="CommentTok"/>
-        </w:rPr>
-        <w:t xml:space="preserve"># Download</w:t>
-      </w:r>
-      <w:r>
-        <w:br/>
-      </w:r>
-      <w:r>
-        <w:rPr>
-          <w:rStyle w:val="ExtensionTok"/>
-        </w:rPr>
-        <w:t xml:space="preserve">curl</w:t>
-      </w:r>
-      <w:r>
-        <w:rPr>
-          <w:rStyle w:val="NormalTok"/>
-        </w:rPr>
-        <w:t xml:space="preserve"> </w:t>
-      </w:r>
-      <w:r>
-        <w:rPr>
-          <w:rStyle w:val="AttributeTok"/>
-        </w:rPr>
-        <w:t xml:space="preserve">-L</w:t>
-      </w:r>
-      <w:r>
-        <w:rPr>
-          <w:rStyle w:val="NormalTok"/>
-        </w:rPr>
-        <w:t xml:space="preserve"> https://github.com/yourorg/feralctf/releases/latest/download/feralctf-linux-x86_64 </w:t>
-      </w:r>
-      <w:r>
-        <w:rPr>
-          <w:rStyle w:val="DataTypeTok"/>
-        </w:rPr>
-        <w:t xml:space="preserve">\</w:t>
-      </w:r>
-      <w:r>
-        <w:br/>
-      </w:r>
-      <w:r>
-        <w:rPr>
-          <w:rStyle w:val="NormalTok"/>
-        </w:rPr>
-        <w:t xml:space="preserve">  </w:t>
-      </w:r>
-      <w:r>
-        <w:rPr>
-          <w:rStyle w:val="AttributeTok"/>
-        </w:rPr>
-        <w:t xml:space="preserve">-o</w:t>
-      </w:r>
-      <w:r>
-        <w:rPr>
-          <w:rStyle w:val="NormalTok"/>
-        </w:rPr>
-        <w:t xml:space="preserve"> feralctf </w:t>
-      </w:r>
-      <w:r>
-        <w:rPr>
-          <w:rStyle w:val="KeywordTok"/>
-        </w:rPr>
-        <w:t xml:space="preserve">&amp;&amp;</w:t>
-      </w:r>
-      <w:r>
-        <w:rPr>
-          <w:rStyle w:val="NormalTok"/>
-        </w:rPr>
-        <w:t xml:space="preserve"> </w:t>
-      </w:r>
-      <w:r>
-        <w:rPr>
-          <w:rStyle w:val="FunctionTok"/>
-        </w:rPr>
-        <w:t xml:space="preserve">chmod</w:t>
-      </w:r>
-      <w:r>
-        <w:rPr>
-          <w:rStyle w:val="NormalTok"/>
-        </w:rPr>
-        <w:t xml:space="preserve"> +x feralctf</w:t>
-      </w:r>
-      <w:r>
-        <w:br/>
-      </w:r>
-      <w:r>
-        <w:br/>
-      </w:r>
-      <w:r>
-        <w:rPr>
-          <w:rStyle w:val="CommentTok"/>
-        </w:rPr>
-        <w:t xml:space="preserve"># Initialize (generates config.toml + empty DB)</w:t>
-      </w:r>
-      <w:r>
-        <w:br/>
-      </w:r>
-      <w:r>
-        <w:rPr>
-          <w:rStyle w:val="ExtensionTok"/>
-        </w:rPr>
-        <w:t xml:space="preserve">./feralctf</w:t>
-      </w:r>
-      <w:r>
-        <w:rPr>
-          <w:rStyle w:val="NormalTok"/>
-        </w:rPr>
-        <w:t xml:space="preserve"> init</w:t>
-      </w:r>
-      <w:r>
-        <w:br/>
-      </w:r>
-      <w:r>
-        <w:br/>
-      </w:r>
-      <w:r>
-        <w:rPr>
-          <w:rStyle w:val="CommentTok"/>
-        </w:rPr>
-        <w:t xml:space="preserve"># Edit config.toml, then run</w:t>
-      </w:r>
-      <w:r>
-        <w:br/>
-      </w:r>
-      <w:r>
-        <w:rPr>
-          <w:rStyle w:val="ExtensionTok"/>
-        </w:rPr>
-        <w:t xml:space="preserve">./feralctf</w:t>
-      </w:r>
-      <w:r>
-        <w:rPr>
-          <w:rStyle w:val="NormalTok"/>
-        </w:rPr>
-        <w:t xml:space="preserve"> </w:t>
-      </w:r>
-      <w:r>
-        <w:rPr>
-          <w:rStyle w:val="AttributeTok"/>
-        </w:rPr>
-        <w:t xml:space="preserve">--port</w:t>
-      </w:r>
-      <w:r>
-        <w:rPr>
-          <w:rStyle w:val="NormalTok"/>
-        </w:rPr>
-        <w:t xml:space="preserve"> 8080</w:t>
-      </w:r>
-      <w:r>
-        <w:br/>
-      </w:r>
-      <w:r>
-        <w:br/>
-      </w:r>
-      <w:r>
-        <w:rPr>
-          <w:rStyle w:val="CommentTok"/>
-        </w:rPr>
-        <w:t xml:space="preserve"># First user to register becomes admin</w:t>
-      </w:r>
-    </w:p>
-    <w:bookmarkEnd w:id="59"/>
-    <w:bookmarkStart w:id="60" w:name="reverse-proxy-nginx"/>
-    <w:p>
-      <w:pPr>
-        <w:pStyle w:val="Heading3"/>
-      </w:pPr>
-      <w:r>
-        <w:t xml:space="preserve">8.2 Reverse Proxy (nginx)</w:t>
-      </w:r>
-    </w:p>
-    <w:p>
-      <w:pPr>
-        <w:pStyle w:val="FirstParagraph"/>
-      </w:pPr>
-      <w:r>
-        <w:t xml:space="preserve">TLS is handled by the reverse proxy. FeralCTF handles WebSocket upgrade internally.</w:t>
-      </w:r>
-    </w:p>
-    <w:p>
-      <w:pPr>
-        <w:pStyle w:val="SourceCode"/>
-      </w:pPr>
-      <w:r>
-        <w:rPr>
-          <w:rStyle w:val="VerbatimChar"/>
-        </w:rPr>
-        <w:t xml:space="preserve">server {</w:t>
-      </w:r>
-      <w:r>
-        <w:br/>
-      </w:r>
-      <w:r>
-        <w:rPr>
-          <w:rStyle w:val="VerbatimChar"/>
-        </w:rPr>
-        <w:t xml:space="preserve">    listen 443 ssl;</w:t>
-      </w:r>
-      <w:r>
-        <w:br/>
-      </w:r>
-      <w:r>
-        <w:rPr>
-          <w:rStyle w:val="VerbatimChar"/>
-        </w:rPr>
-        <w:t xml:space="preserve">    server_name ctf.yourdomain.com;</w:t>
-      </w:r>
-      <w:r>
-        <w:br/>
-      </w:r>
-      <w:r>
-        <w:br/>
-      </w:r>
-      <w:r>
-        <w:rPr>
-          <w:rStyle w:val="VerbatimChar"/>
-        </w:rPr>
-        <w:t xml:space="preserve">    location / {</w:t>
-      </w:r>
-      <w:r>
-        <w:br/>
-      </w:r>
-      <w:r>
-        <w:rPr>
-          <w:rStyle w:val="VerbatimChar"/>
-        </w:rPr>
-        <w:t xml:space="preserve">        proxy_pass http://127.0.0.1:8080;</w:t>
-      </w:r>
-      <w:r>
-        <w:br/>
-      </w:r>
-      <w:r>
-        <w:rPr>
-          <w:rStyle w:val="VerbatimChar"/>
-        </w:rPr>
-        <w:t xml:space="preserve">        proxy_http_version 1.1;</w:t>
-      </w:r>
-      <w:r>
-        <w:br/>
-      </w:r>
-      <w:r>
-        <w:rPr>
-          <w:rStyle w:val="VerbatimChar"/>
-        </w:rPr>
-        <w:t xml:space="preserve">        proxy_set_header Upgrade $http_upgrade;</w:t>
-      </w:r>
-      <w:r>
-        <w:br/>
-      </w:r>
-      <w:r>
-        <w:rPr>
-          <w:rStyle w:val="VerbatimChar"/>
-        </w:rPr>
-        <w:t xml:space="preserve">        proxy_set_header Connection "upgrade";</w:t>
-      </w:r>
-      <w:r>
-        <w:br/>
-      </w:r>
-      <w:r>
-        <w:rPr>
-          <w:rStyle w:val="VerbatimChar"/>
-        </w:rPr>
-        <w:t xml:space="preserve">        proxy_set_header Host $host;</w:t>
-      </w:r>
-      <w:r>
-        <w:br/>
-      </w:r>
-      <w:r>
-        <w:rPr>
-          <w:rStyle w:val="VerbatimChar"/>
-        </w:rPr>
-        <w:t xml:space="preserve">        proxy_set_header X-Real-IP $remote_addr;</w:t>
-      </w:r>
-      <w:r>
-        <w:br/>
-      </w:r>
-      <w:r>
-        <w:rPr>
-          <w:rStyle w:val="VerbatimChar"/>
-        </w:rPr>
-        <w:t xml:space="preserve">    }</w:t>
-      </w:r>
-      <w:r>
-        <w:br/>
-      </w:r>
-      <w:r>
-        <w:rPr>
-          <w:rStyle w:val="VerbatimChar"/>
-        </w:rPr>
-        <w:t xml:space="preserve">}</w:t>
-      </w:r>
-    </w:p>
-    <w:bookmarkEnd w:id="60"/>
-    <w:bookmarkStart w:id="61" w:name="systemd-service"/>
-    <w:p>
-      <w:pPr>
-        <w:pStyle w:val="Heading3"/>
-      </w:pPr>
-      <w:r>
-        <w:t xml:space="preserve">8.3 Systemd Service</w:t>
-      </w:r>
-    </w:p>
-    <w:p>
-      <w:pPr>
-        <w:pStyle w:val="SourceCode"/>
-      </w:pPr>
-      <w:r>
-        <w:rPr>
-          <w:rStyle w:val="KeywordTok"/>
-        </w:rPr>
-        <w:t xml:space="preserve">[Unit]</w:t>
-      </w:r>
-      <w:r>
-        <w:br/>
-      </w:r>
-      <w:r>
-        <w:rPr>
-          <w:rStyle w:val="DataTypeTok"/>
-        </w:rPr>
-        <w:t xml:space="preserve">Description</w:t>
-      </w:r>
-      <w:r>
-        <w:rPr>
-          <w:rStyle w:val="OtherTok"/>
-        </w:rPr>
-        <w:t xml:space="preserve">=</w:t>
-      </w:r>
-      <w:r>
-        <w:rPr>
-          <w:rStyle w:val="StringTok"/>
-        </w:rPr>
-        <w:t xml:space="preserve">FeralCTF Platform</w:t>
-      </w:r>
-      <w:r>
-        <w:br/>
-      </w:r>
-      <w:r>
-        <w:rPr>
-          <w:rStyle w:val="DataTypeTok"/>
-        </w:rPr>
-        <w:t xml:space="preserve">After</w:t>
-      </w:r>
-      <w:r>
-        <w:rPr>
-          <w:rStyle w:val="OtherTok"/>
-        </w:rPr>
-        <w:t xml:space="preserve">=</w:t>
-      </w:r>
-      <w:r>
-        <w:rPr>
-          <w:rStyle w:val="StringTok"/>
-        </w:rPr>
-        <w:t xml:space="preserve">network.target</w:t>
-      </w:r>
-      <w:r>
-        <w:br/>
-      </w:r>
-      <w:r>
-        <w:br/>
-      </w:r>
-      <w:r>
-        <w:rPr>
-          <w:rStyle w:val="KeywordTok"/>
-        </w:rPr>
-        <w:t xml:space="preserve">[Service]</w:t>
-      </w:r>
-      <w:r>
-        <w:br/>
-      </w:r>
-      <w:r>
-        <w:rPr>
-          <w:rStyle w:val="DataTypeTok"/>
-        </w:rPr>
-        <w:t xml:space="preserve">Type</w:t>
-      </w:r>
-      <w:r>
-        <w:rPr>
-          <w:rStyle w:val="OtherTok"/>
-        </w:rPr>
-        <w:t xml:space="preserve">=</w:t>
-      </w:r>
-      <w:r>
-        <w:rPr>
-          <w:rStyle w:val="StringTok"/>
-        </w:rPr>
-        <w:t xml:space="preserve">simple</w:t>
-      </w:r>
-      <w:r>
-        <w:br/>
-      </w:r>
-      <w:r>
-        <w:rPr>
-          <w:rStyle w:val="DataTypeTok"/>
-        </w:rPr>
-        <w:t xml:space="preserve">User</w:t>
-      </w:r>
-      <w:r>
-        <w:rPr>
-          <w:rStyle w:val="OtherTok"/>
-        </w:rPr>
-        <w:t xml:space="preserve">=</w:t>
-      </w:r>
-      <w:r>
-        <w:rPr>
-          <w:rStyle w:val="StringTok"/>
-        </w:rPr>
-        <w:t xml:space="preserve">ctf</w:t>
-      </w:r>
-      <w:r>
-        <w:br/>
-      </w:r>
-      <w:r>
-        <w:rPr>
-          <w:rStyle w:val="DataTypeTok"/>
-        </w:rPr>
-        <w:t xml:space="preserve">WorkingDirectory</w:t>
-      </w:r>
-      <w:r>
-        <w:rPr>
-          <w:rStyle w:val="OtherTok"/>
-        </w:rPr>
-        <w:t xml:space="preserve">=</w:t>
-      </w:r>
-      <w:r>
-        <w:rPr>
-          <w:rStyle w:val="StringTok"/>
-        </w:rPr>
-        <w:t xml:space="preserve">/opt/feralctf</w:t>
-      </w:r>
-      <w:r>
-        <w:br/>
-      </w:r>
-      <w:r>
-        <w:rPr>
-          <w:rStyle w:val="DataTypeTok"/>
-        </w:rPr>
-        <w:t xml:space="preserve">ExecStart</w:t>
-      </w:r>
-      <w:r>
-        <w:rPr>
-          <w:rStyle w:val="OtherTok"/>
-        </w:rPr>
-        <w:t xml:space="preserve">=</w:t>
-      </w:r>
-      <w:r>
-        <w:rPr>
-          <w:rStyle w:val="StringTok"/>
-        </w:rPr>
-        <w:t xml:space="preserve">/opt/feralctf/feralctf</w:t>
-      </w:r>
-      <w:r>
-        <w:br/>
-      </w:r>
-      <w:r>
-        <w:rPr>
-          <w:rStyle w:val="DataTypeTok"/>
-        </w:rPr>
-        <w:t xml:space="preserve">Restart</w:t>
-      </w:r>
-      <w:r>
-        <w:rPr>
-          <w:rStyle w:val="OtherTok"/>
-        </w:rPr>
-        <w:t xml:space="preserve">=</w:t>
-      </w:r>
-      <w:r>
-        <w:rPr>
-          <w:rStyle w:val="StringTok"/>
-        </w:rPr>
-        <w:t xml:space="preserve">on-failure</w:t>
-      </w:r>
-      <w:r>
-        <w:br/>
-      </w:r>
-      <w:r>
-        <w:rPr>
-          <w:rStyle w:val="DataTypeTok"/>
-        </w:rPr>
-        <w:t xml:space="preserve">MemoryMax</w:t>
-      </w:r>
-      <w:r>
-        <w:rPr>
-          <w:rStyle w:val="OtherTok"/>
-        </w:rPr>
-        <w:t xml:space="preserve">=</w:t>
-      </w:r>
-      <w:r>
-        <w:rPr>
-          <w:rStyle w:val="StringTok"/>
-        </w:rPr>
-        <w:t xml:space="preserve">768M</w:t>
-      </w:r>
-      <w:r>
-        <w:br/>
-      </w:r>
-      <w:r>
-        <w:rPr>
-          <w:rStyle w:val="DataTypeTok"/>
-        </w:rPr>
-        <w:t xml:space="preserve">CPUQuota</w:t>
-      </w:r>
-      <w:r>
-        <w:rPr>
-          <w:rStyle w:val="OtherTok"/>
-        </w:rPr>
-        <w:t xml:space="preserve">=</w:t>
-      </w:r>
-      <w:r>
-        <w:rPr>
-          <w:rStyle w:val="StringTok"/>
-        </w:rPr>
-        <w:t xml:space="preserve">150%</w:t>
-      </w:r>
-      <w:r>
-        <w:br/>
-      </w:r>
-      <w:r>
-        <w:br/>
-      </w:r>
-      <w:r>
-        <w:rPr>
-          <w:rStyle w:val="KeywordTok"/>
-        </w:rPr>
-        <w:t xml:space="preserve">[Install]</w:t>
-      </w:r>
-      <w:r>
-        <w:br/>
-      </w:r>
-      <w:r>
-        <w:rPr>
-          <w:rStyle w:val="DataTypeTok"/>
-        </w:rPr>
-        <w:t xml:space="preserve">WantedBy</w:t>
-      </w:r>
-      <w:r>
-        <w:rPr>
-          <w:rStyle w:val="OtherTok"/>
-        </w:rPr>
-        <w:t xml:space="preserve">=</w:t>
-      </w:r>
-      <w:r>
-        <w:rPr>
-          <w:rStyle w:val="StringTok"/>
-        </w:rPr>
-        <w:t xml:space="preserve">multi-user.target</w:t>
-      </w:r>
-    </w:p>
-    <w:bookmarkEnd w:id="61"/>
-    <w:bookmarkStart w:id="62" w:name="backup"/>
-    <w:p>
-      <w:pPr>
-        <w:pStyle w:val="Heading3"/>
-      </w:pPr>
-      <w:r>
-        <w:t xml:space="preserve">8.4 Backup</w:t>
-      </w:r>
-    </w:p>
-    <w:p>
-      <w:pPr>
-        <w:pStyle w:val="SourceCode"/>
-      </w:pPr>
-      <w:r>
-        <w:rPr>
-          <w:rStyle w:val="CommentTok"/>
-        </w:rPr>
-        <w:t xml:space="preserve"># Hot backup (no downtime required)</w:t>
-      </w:r>
-      <w:r>
-        <w:br/>
-      </w:r>
-      <w:r>
-        <w:rPr>
-          <w:rStyle w:val="ExtensionTok"/>
-        </w:rPr>
-        <w:t xml:space="preserve">sqlite3</w:t>
-      </w:r>
-      <w:r>
-        <w:rPr>
-          <w:rStyle w:val="NormalTok"/>
-        </w:rPr>
-        <w:t xml:space="preserve"> ctf.db </w:t>
-      </w:r>
-      <w:r>
-        <w:rPr>
-          <w:rStyle w:val="StringTok"/>
-        </w:rPr>
-        <w:t xml:space="preserve">".backup ctf-backup-</w:t>
-      </w:r>
-      <w:r>
-        <w:rPr>
-          <w:rStyle w:val="VariableTok"/>
-        </w:rPr>
-        <w:t xml:space="preserve">$(</w:t>
-      </w:r>
-      <w:r>
-        <w:rPr>
-          <w:rStyle w:val="FunctionTok"/>
-        </w:rPr>
-        <w:t xml:space="preserve">date</w:t>
-      </w:r>
-      <w:r>
-        <w:rPr>
-          <w:rStyle w:val="NormalTok"/>
-        </w:rPr>
-        <w:t xml:space="preserve"> +%Y%m%d-%H%M</w:t>
-      </w:r>
-      <w:r>
-        <w:rPr>
-          <w:rStyle w:val="VariableTok"/>
-        </w:rPr>
-        <w:t xml:space="preserve">)</w:t>
-      </w:r>
-      <w:r>
-        <w:rPr>
-          <w:rStyle w:val="StringTok"/>
-        </w:rPr>
-        <w:t xml:space="preserve">.db"</w:t>
-      </w:r>
-      <w:r>
-        <w:br/>
-      </w:r>
-      <w:r>
-        <w:br/>
-      </w:r>
-      <w:r>
-        <w:rPr>
-          <w:rStyle w:val="CommentTok"/>
-        </w:rPr>
-        <w:t xml:space="preserve"># Or via API</w:t>
-      </w:r>
-      <w:r>
-        <w:br/>
-      </w:r>
-      <w:r>
-        <w:rPr>
-          <w:rStyle w:val="ExtensionTok"/>
-        </w:rPr>
-        <w:t xml:space="preserve">curl</w:t>
-      </w:r>
-      <w:r>
-        <w:rPr>
-          <w:rStyle w:val="NormalTok"/>
-        </w:rPr>
-        <w:t xml:space="preserve"> </w:t>
-      </w:r>
-      <w:r>
-        <w:rPr>
-          <w:rStyle w:val="AttributeTok"/>
-        </w:rPr>
-        <w:t xml:space="preserve">-H</w:t>
-      </w:r>
-      <w:r>
-        <w:rPr>
-          <w:rStyle w:val="NormalTok"/>
-        </w:rPr>
-        <w:t xml:space="preserve"> </w:t>
-      </w:r>
-      <w:r>
-        <w:rPr>
-          <w:rStyle w:val="StringTok"/>
-        </w:rPr>
-        <w:t xml:space="preserve">"Authorization: Bearer </w:t>
-      </w:r>
-      <w:r>
-        <w:rPr>
-          <w:rStyle w:val="VariableTok"/>
-        </w:rPr>
-        <w:t xml:space="preserve">$ADMIN_TOKEN</w:t>
-      </w:r>
-      <w:r>
-        <w:rPr>
-          <w:rStyle w:val="StringTok"/>
-        </w:rPr>
-        <w:t xml:space="preserve">"</w:t>
-      </w:r>
-      <w:r>
-        <w:rPr>
-          <w:rStyle w:val="NormalTok"/>
-        </w:rPr>
-        <w:t xml:space="preserve"> </w:t>
-      </w:r>
-      <w:r>
-        <w:rPr>
-          <w:rStyle w:val="DataTypeTok"/>
-        </w:rPr>
-        <w:t xml:space="preserve">\</w:t>
-      </w:r>
-      <w:r>
-        <w:br/>
-      </w:r>
-      <w:r>
-        <w:rPr>
-          <w:rStyle w:val="NormalTok"/>
-        </w:rPr>
-        <w:t xml:space="preserve">  https://ctf.yourdomain.com/api/admin/backup </w:t>
-      </w:r>
-      <w:r>
-        <w:rPr>
-          <w:rStyle w:val="OperatorTok"/>
-        </w:rPr>
-        <w:t xml:space="preserve">&gt;</w:t>
-      </w:r>
-      <w:r>
-        <w:rPr>
-          <w:rStyle w:val="NormalTok"/>
-        </w:rPr>
-        <w:t xml:space="preserve"> backup.db</w:t>
-      </w:r>
-    </w:p>
-    <w:p>
-      <w:r>
-        <w:pict>
-          <v:rect style="width:0;height:1.5pt" o:hralign="center" o:hrstd="t" o:hr="t"/>
-        </w:pict>
-      </w:r>
-    </w:p>
-    <w:bookmarkEnd w:id="62"/>
-    <w:bookmarkEnd w:id="63"/>
-    <w:bookmarkStart w:id="67" w:name="build"/>
-    <w:p>
-      <w:pPr>
-        <w:pStyle w:val="Heading2"/>
-      </w:pPr>
-      <w:r>
-        <w:t xml:space="preserve">9. Build</w:t>
-      </w:r>
-    </w:p>
-    <w:bookmarkStart w:id="64" w:name="prerequisites"/>
-    <w:p>
-      <w:pPr>
-        <w:pStyle w:val="Heading3"/>
-      </w:pPr>
-      <w:r>
-        <w:t xml:space="preserve">9.1 Prerequisites</w:t>
-      </w:r>
-    </w:p>
-    <w:p>
-      <w:pPr>
-        <w:pStyle w:val="Compact"/>
-        <w:numPr>
-          <w:ilvl w:val="0"/>
-          <w:numId w:val="1008"/>
-        </w:numPr>
-      </w:pPr>
-      <w:r>
-        <w:t xml:space="preserve">Rust stable 1.75+</w:t>
-      </w:r>
-    </w:p>
-    <w:p>
-      <w:pPr>
-        <w:pStyle w:val="Compact"/>
-        <w:numPr>
-          <w:ilvl w:val="0"/>
-          <w:numId w:val="1008"/>
-        </w:numPr>
-      </w:pPr>
-      <w:r>
-        <w:rPr>
-          <w:rStyle w:val="VerbatimChar"/>
-        </w:rPr>
-        <w:t xml:space="preserve">cargo</w:t>
-      </w:r>
-      <w:r>
-        <w:t xml:space="preserve"> </w:t>
-      </w:r>
-      <w:r>
-        <w:t xml:space="preserve">(bundled with Rust)</w:t>
-      </w:r>
-    </w:p>
-    <w:p>
-      <w:pPr>
-        <w:pStyle w:val="Compact"/>
-        <w:numPr>
-          <w:ilvl w:val="0"/>
-          <w:numId w:val="1008"/>
-        </w:numPr>
-      </w:pPr>
-      <w:r>
-        <w:t xml:space="preserve">Optional:</w:t>
-      </w:r>
-      <w:r>
-        <w:t xml:space="preserve"> </w:t>
-      </w:r>
-      <w:r>
-        <w:rPr>
-          <w:rStyle w:val="VerbatimChar"/>
-        </w:rPr>
-        <w:t xml:space="preserve">cargo-watch</w:t>
-      </w:r>
-      <w:r>
-        <w:t xml:space="preserve"> </w:t>
-      </w:r>
-      <w:r>
-        <w:t xml:space="preserve">for dev hot-reload</w:t>
-      </w:r>
-    </w:p>
-    <w:bookmarkEnd w:id="64"/>
-    <w:bookmarkStart w:id="65" w:name="commands"/>
-    <w:p>
-      <w:pPr>
-        <w:pStyle w:val="Heading3"/>
-      </w:pPr>
-      <w:r>
-        <w:t xml:space="preserve">9.2 Commands</w:t>
-      </w:r>
-    </w:p>
-    <w:p>
-      <w:pPr>
-        <w:pStyle w:val="SourceCode"/>
-      </w:pPr>
-      <w:r>
-        <w:rPr>
-          <w:rStyle w:val="ExtensionTok"/>
-        </w:rPr>
-        <w:t xml:space="preserve">cargo</w:t>
-      </w:r>
-      <w:r>
-        <w:rPr>
-          <w:rStyle w:val="NormalTok"/>
-        </w:rPr>
-        <w:t xml:space="preserve"> run                                               </w:t>
-      </w:r>
-      <w:r>
-        <w:rPr>
-          <w:rStyle w:val="CommentTok"/>
-        </w:rPr>
-        <w:t xml:space="preserve"># dev build + run</w:t>
-      </w:r>
-      <w:r>
-        <w:br/>
-      </w:r>
-      <w:r>
-        <w:rPr>
-          <w:rStyle w:val="ExtensionTok"/>
-        </w:rPr>
-        <w:t xml:space="preserve">cargo</w:t>
-      </w:r>
-      <w:r>
-        <w:rPr>
-          <w:rStyle w:val="NormalTok"/>
-        </w:rPr>
-        <w:t xml:space="preserve"> build </w:t>
-      </w:r>
-      <w:r>
-        <w:rPr>
-          <w:rStyle w:val="AttributeTok"/>
-        </w:rPr>
-        <w:t xml:space="preserve">--release</w:t>
-      </w:r>
-      <w:r>
-        <w:rPr>
-          <w:rStyle w:val="NormalTok"/>
-        </w:rPr>
-        <w:t xml:space="preserve">                                   </w:t>
-      </w:r>
-      <w:r>
-        <w:rPr>
-          <w:rStyle w:val="CommentTok"/>
-        </w:rPr>
-        <w:t xml:space="preserve"># optimized release (dynamically links libc)</w:t>
-      </w:r>
-      <w:r>
-        <w:br/>
-      </w:r>
-      <w:r>
-        <w:rPr>
-          <w:rStyle w:val="ExtensionTok"/>
-        </w:rPr>
-        <w:t xml:space="preserve">cargo</w:t>
-      </w:r>
-      <w:r>
-        <w:rPr>
-          <w:rStyle w:val="NormalTok"/>
-        </w:rPr>
-        <w:t xml:space="preserve"> run </w:t>
-      </w:r>
-      <w:r>
-        <w:rPr>
-          <w:rStyle w:val="AttributeTok"/>
-        </w:rPr>
-        <w:t xml:space="preserve">--</w:t>
-      </w:r>
-      <w:r>
-        <w:rPr>
-          <w:rStyle w:val="NormalTok"/>
-        </w:rPr>
-        <w:t xml:space="preserve"> migrate                                    </w:t>
-      </w:r>
-      <w:r>
-        <w:rPr>
-          <w:rStyle w:val="CommentTok"/>
-        </w:rPr>
-        <w:t xml:space="preserve"># run DB migrations</w:t>
-      </w:r>
-      <w:r>
-        <w:br/>
-      </w:r>
-      <w:r>
-        <w:rPr>
-          <w:rStyle w:val="ExtensionTok"/>
-        </w:rPr>
-        <w:t xml:space="preserve">cargo</w:t>
-      </w:r>
-      <w:r>
-        <w:rPr>
-          <w:rStyle w:val="NormalTok"/>
-        </w:rPr>
-        <w:t xml:space="preserve"> run </w:t>
-      </w:r>
-      <w:r>
-        <w:rPr>
-          <w:rStyle w:val="AttributeTok"/>
-        </w:rPr>
-        <w:t xml:space="preserve">--</w:t>
-      </w:r>
-      <w:r>
-        <w:rPr>
-          <w:rStyle w:val="NormalTok"/>
-        </w:rPr>
-        <w:t xml:space="preserve"> import challenges.json </w:t>
-      </w:r>
-      <w:r>
-        <w:rPr>
-          <w:rStyle w:val="AttributeTok"/>
-        </w:rPr>
-        <w:t xml:space="preserve">--dry-run</w:t>
-      </w:r>
-      <w:r>
-        <w:rPr>
-          <w:rStyle w:val="NormalTok"/>
-        </w:rPr>
-        <w:t xml:space="preserve">           </w:t>
-      </w:r>
-      <w:r>
-        <w:rPr>
-          <w:rStyle w:val="CommentTok"/>
-        </w:rPr>
-        <w:t xml:space="preserve"># validate import bundle</w:t>
-      </w:r>
-      <w:r>
-        <w:br/>
-      </w:r>
-      <w:r>
-        <w:rPr>
-          <w:rStyle w:val="ExtensionTok"/>
-        </w:rPr>
-        <w:t xml:space="preserve">cargo</w:t>
-      </w:r>
-      <w:r>
-        <w:rPr>
-          <w:rStyle w:val="NormalTok"/>
-        </w:rPr>
-        <w:t xml:space="preserve"> test                                              </w:t>
-      </w:r>
-      <w:r>
-        <w:rPr>
-          <w:rStyle w:val="CommentTok"/>
-        </w:rPr>
-        <w:t xml:space="preserve"># run test suite</w:t>
-      </w:r>
-      <w:r>
-        <w:br/>
-      </w:r>
-      <w:r>
-        <w:rPr>
-          <w:rStyle w:val="ExtensionTok"/>
-        </w:rPr>
-        <w:t xml:space="preserve">cargo</w:t>
-      </w:r>
-      <w:r>
-        <w:rPr>
-          <w:rStyle w:val="NormalTok"/>
-        </w:rPr>
-        <w:t xml:space="preserve"> clippy </w:t>
-      </w:r>
-      <w:r>
-        <w:rPr>
-          <w:rStyle w:val="AttributeTok"/>
-        </w:rPr>
-        <w:t xml:space="preserve">--all-targets</w:t>
-      </w:r>
-      <w:r>
-        <w:rPr>
-          <w:rStyle w:val="NormalTok"/>
-        </w:rPr>
-        <w:t xml:space="preserve"> </w:t>
-      </w:r>
-      <w:r>
-        <w:rPr>
-          <w:rStyle w:val="AttributeTok"/>
-        </w:rPr>
-        <w:t xml:space="preserve">--all-features</w:t>
-      </w:r>
-      <w:r>
-        <w:rPr>
-          <w:rStyle w:val="NormalTok"/>
-        </w:rPr>
-        <w:t xml:space="preserve">               </w:t>
-      </w:r>
-      <w:r>
-        <w:rPr>
-          <w:rStyle w:val="CommentTok"/>
-        </w:rPr>
-        <w:t xml:space="preserve"># lint all targets</w:t>
-      </w:r>
-    </w:p>
-    <w:p>
-      <w:pPr>
-        <w:pStyle w:val="FirstParagraph"/>
-      </w:pPr>
-      <w:r>
-        <w:rPr>
-          <w:b/>
-          <w:bCs/>
-        </w:rPr>
-        <w:t xml:space="preserve">Optional: fully static binary via musl</w:t>
-      </w:r>
-    </w:p>
-    <w:p>
-      <w:pPr>
-        <w:pStyle w:val="BodyText"/>
-      </w:pPr>
-      <w:r>
-        <w:t xml:space="preserve">The default release binary dynamically links against the host</w:t>
-      </w:r>
-      <w:r>
-        <w:t xml:space="preserve"> </w:t>
-      </w:r>
-      <w:r>
-        <w:rPr>
-          <w:rStyle w:val="VerbatimChar"/>
-        </w:rPr>
-        <w:t xml:space="preserve">libc</w:t>
-      </w:r>
-      <w:r>
-        <w:t xml:space="preserve">/</w:t>
-      </w:r>
-      <w:r>
-        <w:rPr>
-          <w:rStyle w:val="VerbatimChar"/>
-        </w:rPr>
-        <w:t xml:space="preserve">libm</w:t>
-      </w:r>
-      <w:r>
-        <w:t xml:space="preserve">/</w:t>
-      </w:r>
-      <w:r>
-        <w:rPr>
-          <w:rStyle w:val="VerbatimChar"/>
-        </w:rPr>
-        <w:t xml:space="preserve">libgcc_s</w:t>
-      </w:r>
-      <w:r>
-        <w:t xml:space="preserve">, which are</w:t>
-      </w:r>
-      <w:r>
-        <w:t xml:space="preserve"> </w:t>
-      </w:r>
-      <w:r>
-        <w:t xml:space="preserve">present on all standard Linux distributions. For deployments where static linking is required</w:t>
-      </w:r>
-      <w:r>
-        <w:t xml:space="preserve"> </w:t>
-      </w:r>
-      <w:r>
-        <w:t xml:space="preserve">(minimal container base images, airgapped environments), build against the musl target:</w:t>
-      </w:r>
-    </w:p>
-    <w:p>
-      <w:pPr>
-        <w:pStyle w:val="SourceCode"/>
-      </w:pPr>
-      <w:r>
-        <w:rPr>
-          <w:rStyle w:val="ExtensionTok"/>
-        </w:rPr>
-        <w:t xml:space="preserve">rustup</w:t>
-      </w:r>
-      <w:r>
-        <w:rPr>
-          <w:rStyle w:val="NormalTok"/>
-        </w:rPr>
-        <w:t xml:space="preserve"> target add x86_64-unknown-linux-musl</w:t>
-      </w:r>
-      <w:r>
-        <w:br/>
-      </w:r>
-      <w:r>
-        <w:rPr>
-          <w:rStyle w:val="ExtensionTok"/>
-        </w:rPr>
-        <w:t xml:space="preserve">cargo</w:t>
-      </w:r>
-      <w:r>
-        <w:rPr>
-          <w:rStyle w:val="NormalTok"/>
-        </w:rPr>
-        <w:t xml:space="preserve"> build </w:t>
-      </w:r>
-      <w:r>
-        <w:rPr>
-          <w:rStyle w:val="AttributeTok"/>
-        </w:rPr>
-        <w:t xml:space="preserve">--release</w:t>
-      </w:r>
-      <w:r>
-        <w:rPr>
-          <w:rStyle w:val="NormalTok"/>
-        </w:rPr>
-        <w:t xml:space="preserve"> </w:t>
-      </w:r>
-      <w:r>
-        <w:rPr>
-          <w:rStyle w:val="AttributeTok"/>
-        </w:rPr>
-        <w:t xml:space="preserve">--target</w:t>
-      </w:r>
-      <w:r>
-        <w:rPr>
-          <w:rStyle w:val="NormalTok"/>
-        </w:rPr>
-        <w:t xml:space="preserve"> x86_64-unknown-linux-musl</w:t>
-      </w:r>
-    </w:p>
-    <w:p>
-      <w:pPr>
-        <w:pStyle w:val="FirstParagraph"/>
-      </w:pPr>
-      <w:r>
-        <w:t xml:space="preserve">The resulting binary in</w:t>
-      </w:r>
-      <w:r>
-        <w:t xml:space="preserve"> </w:t>
-      </w:r>
-      <w:r>
-        <w:rPr>
-          <w:rStyle w:val="VerbatimChar"/>
-        </w:rPr>
-        <w:t xml:space="preserve">target/x86_64-unknown-linux-musl/release/feralctf</w:t>
-      </w:r>
-      <w:r>
-        <w:t xml:space="preserve"> </w:t>
-      </w:r>
-      <w:r>
-        <w:t xml:space="preserve">has no runtime</w:t>
-      </w:r>
-      <w:r>
-        <w:t xml:space="preserve"> </w:t>
-      </w:r>
-      <w:r>
-        <w:t xml:space="preserve">shared-library dependencies.</w:t>
-      </w:r>
-    </w:p>
-    <w:bookmarkEnd w:id="65"/>
-    <w:bookmarkStart w:id="66" w:name="project-structure"/>
-    <w:p>
-      <w:pPr>
-        <w:pStyle w:val="Heading3"/>
-      </w:pPr>
-      <w:r>
-        <w:t xml:space="preserve">9.3 Project Structure</w:t>
-      </w:r>
-    </w:p>
-    <w:p>
-      <w:pPr>
-        <w:pStyle w:val="SourceCode"/>
-      </w:pPr>
-      <w:r>
-        <w:rPr>
-          <w:rStyle w:val="VerbatimChar"/>
-        </w:rPr>
-        <w:t xml:space="preserve">feralctf/</w:t>
-      </w:r>
-      <w:r>
-        <w:br/>
-      </w:r>
-      <w:r>
-        <w:rPr>
-          <w:rStyle w:val="VerbatimChar"/>
-        </w:rPr>
-        <w:t xml:space="preserve">  src/</w:t>
-      </w:r>
-      <w:r>
-        <w:br/>
-      </w:r>
-      <w:r>
-        <w:rPr>
-          <w:rStyle w:val="VerbatimChar"/>
-        </w:rPr>
-        <w:t xml:space="preserve">    main.rs                 # CLI parsing, init/migrate/import, server startup</w:t>
-      </w:r>
-      <w:r>
-        <w:br/>
-      </w:r>
-      <w:r>
-        <w:rPr>
-          <w:rStyle w:val="VerbatimChar"/>
-        </w:rPr>
-        <w:t xml:space="preserve">    config.rs               # Config struct, env var overrides, validation</w:t>
-      </w:r>
-      <w:r>
-        <w:br/>
-      </w:r>
-      <w:r>
-        <w:rPr>
-          <w:rStyle w:val="VerbatimChar"/>
-        </w:rPr>
-        <w:t xml:space="preserve">    db/</w:t>
-      </w:r>
-      <w:r>
-        <w:br/>
-      </w:r>
-      <w:r>
-        <w:rPr>
-          <w:rStyle w:val="VerbatimChar"/>
-        </w:rPr>
-        <w:t xml:space="preserve">      mod.rs                # connection pool setup, migration runner</w:t>
-      </w:r>
-      <w:r>
-        <w:br/>
-      </w:r>
-      <w:r>
-        <w:rPr>
-          <w:rStyle w:val="VerbatimChar"/>
-        </w:rPr>
-        <w:t xml:space="preserve">    handlers/</w:t>
-      </w:r>
-      <w:r>
-        <w:br/>
-      </w:r>
-      <w:r>
-        <w:rPr>
-          <w:rStyle w:val="VerbatimChar"/>
-        </w:rPr>
-        <w:t xml:space="preserve">      auth.rs               # register, login, logout, me, password</w:t>
-      </w:r>
-      <w:r>
-        <w:br/>
-      </w:r>
-      <w:r>
-        <w:rPr>
-          <w:rStyle w:val="VerbatimChar"/>
-        </w:rPr>
-        <w:t xml:space="preserve">      challenges.rs         # list, detail, submit, hint unlock</w:t>
-      </w:r>
-      <w:r>
-        <w:br/>
-      </w:r>
-      <w:r>
-        <w:rPr>
-          <w:rStyle w:val="VerbatimChar"/>
-        </w:rPr>
-        <w:t xml:space="preserve">      scoreboard.rs         # scoreboard (cache-served), graph data</w:t>
-      </w:r>
-      <w:r>
-        <w:br/>
-      </w:r>
-      <w:r>
-        <w:rPr>
-          <w:rStyle w:val="VerbatimChar"/>
-        </w:rPr>
-        <w:t xml:space="preserve">      admin.rs              # challenge CRUD, user/team mgmt, competition controls</w:t>
-      </w:r>
-      <w:r>
-        <w:br/>
-      </w:r>
-      <w:r>
-        <w:rPr>
-          <w:rStyle w:val="VerbatimChar"/>
-        </w:rPr>
-        <w:t xml:space="preserve">      ws.rs                 # WebSocket hub, event broadcast</w:t>
-      </w:r>
-      <w:r>
-        <w:br/>
-      </w:r>
-      <w:r>
-        <w:rPr>
-          <w:rStyle w:val="VerbatimChar"/>
-        </w:rPr>
-        <w:t xml:space="preserve">    models/</w:t>
-      </w:r>
-      <w:r>
-        <w:br/>
-      </w:r>
-      <w:r>
-        <w:rPr>
-          <w:rStyle w:val="VerbatimChar"/>
-        </w:rPr>
-        <w:t xml:space="preserve">      user.rs               # User, Role</w:t>
-      </w:r>
-      <w:r>
-        <w:br/>
-      </w:r>
-      <w:r>
-        <w:rPr>
-          <w:rStyle w:val="VerbatimChar"/>
-        </w:rPr>
-        <w:t xml:space="preserve">      team.rs               # Team</w:t>
-      </w:r>
-      <w:r>
-        <w:br/>
-      </w:r>
-      <w:r>
-        <w:rPr>
-          <w:rStyle w:val="VerbatimChar"/>
-        </w:rPr>
-        <w:t xml:space="preserve">      challenge.rs          # Challenge, Hint, File, Submission, Solve</w:t>
-      </w:r>
-      <w:r>
-        <w:br/>
-      </w:r>
-      <w:r>
-        <w:rPr>
-          <w:rStyle w:val="VerbatimChar"/>
-        </w:rPr>
-        <w:t xml:space="preserve">      scoreboard.rs         # TeamScore, ScoreboardState</w:t>
-      </w:r>
-      <w:r>
-        <w:br/>
-      </w:r>
-      <w:r>
-        <w:rPr>
-          <w:rStyle w:val="VerbatimChar"/>
-        </w:rPr>
-        <w:t xml:space="preserve">    cache.rs                # in-process cache types and invalidation logic</w:t>
-      </w:r>
-      <w:r>
-        <w:br/>
-      </w:r>
-      <w:r>
-        <w:rPr>
-          <w:rStyle w:val="VerbatimChar"/>
-        </w:rPr>
-        <w:t xml:space="preserve">    scoring.rs              # dynamic scoring formula, score recalculation</w:t>
-      </w:r>
-      <w:r>
-        <w:br/>
-      </w:r>
-      <w:r>
-        <w:rPr>
-          <w:rStyle w:val="VerbatimChar"/>
-        </w:rPr>
-        <w:t xml:space="preserve">    anticheat.rs            # rate limiting, flag sharing detection, backoff</w:t>
-      </w:r>
-      <w:r>
-        <w:br/>
-      </w:r>
-      <w:r>
-        <w:rPr>
-          <w:rStyle w:val="VerbatimChar"/>
-        </w:rPr>
-        <w:t xml:space="preserve">    storage.rs              # file storage helpers</w:t>
-      </w:r>
-      <w:r>
-        <w:br/>
-      </w:r>
-      <w:r>
-        <w:rPr>
-          <w:rStyle w:val="VerbatimChar"/>
-        </w:rPr>
-        <w:t xml:space="preserve">    import_export.rs        # JSON export, JSON import, CTFd compat adapter</w:t>
-      </w:r>
-      <w:r>
-        <w:br/>
-      </w:r>
-      <w:r>
-        <w:rPr>
-          <w:rStyle w:val="VerbatimChar"/>
-        </w:rPr>
-        <w:t xml:space="preserve">    auth.rs                 # JWT signing/verification, Argon2id hashing</w:t>
-      </w:r>
-      <w:r>
-        <w:br/>
-      </w:r>
-      <w:r>
-        <w:rPr>
-          <w:rStyle w:val="VerbatimChar"/>
-        </w:rPr>
-        <w:t xml:space="preserve">    errors.rs               # unified error types, HTTP error responses</w:t>
-      </w:r>
-      <w:r>
-        <w:br/>
-      </w:r>
-      <w:r>
-        <w:rPr>
-          <w:rStyle w:val="VerbatimChar"/>
-        </w:rPr>
-        <w:t xml:space="preserve">  frontend/</w:t>
-      </w:r>
-      <w:r>
-        <w:br/>
-      </w:r>
-      <w:r>
-        <w:rPr>
-          <w:rStyle w:val="VerbatimChar"/>
-        </w:rPr>
-        <w:t xml:space="preserve">    index.html              # SPA shell</w:t>
-      </w:r>
-      <w:r>
-        <w:br/>
-      </w:r>
-      <w:r>
-        <w:rPr>
-          <w:rStyle w:val="VerbatimChar"/>
-        </w:rPr>
-        <w:t xml:space="preserve">    app.js                  # all UI logic (challenges, scoreboard, admin, profile)</w:t>
-      </w:r>
-      <w:r>
-        <w:br/>
-      </w:r>
-      <w:r>
-        <w:rPr>
-          <w:rStyle w:val="VerbatimChar"/>
-        </w:rPr>
-        <w:t xml:space="preserve">    style.css               # dark terminal theme</w:t>
-      </w:r>
-      <w:r>
-        <w:br/>
-      </w:r>
-      <w:r>
-        <w:rPr>
-          <w:rStyle w:val="VerbatimChar"/>
-        </w:rPr>
-        <w:t xml:space="preserve">  migrations/</w:t>
-      </w:r>
-      <w:r>
-        <w:br/>
-      </w:r>
-      <w:r>
-        <w:rPr>
-          <w:rStyle w:val="VerbatimChar"/>
-        </w:rPr>
-        <w:t xml:space="preserve">    001_initial.sql</w:t>
-      </w:r>
-      <w:r>
-        <w:br/>
-      </w:r>
-      <w:r>
-        <w:rPr>
-          <w:rStyle w:val="VerbatimChar"/>
-        </w:rPr>
-        <w:t xml:space="preserve">    002_audit_log.sql</w:t>
-      </w:r>
-      <w:r>
-        <w:br/>
-      </w:r>
-      <w:r>
-        <w:rPr>
-          <w:rStyle w:val="VerbatimChar"/>
-        </w:rPr>
-        <w:t xml:space="preserve">  Cargo.toml</w:t>
-      </w:r>
-      <w:r>
-        <w:br/>
-      </w:r>
-      <w:r>
-        <w:rPr>
-          <w:rStyle w:val="VerbatimChar"/>
-        </w:rPr>
-        <w:t xml:space="preserve">  README.md</w:t>
-      </w:r>
-    </w:p>
-    <w:p>
-      <w:r>
-        <w:pict>
-          <v:rect style="width:0;height:1.5pt" o:hralign="center" o:hrstd="t" o:hr="t"/>
-        </w:pict>
-      </w:r>
-    </w:p>
-    <w:bookmarkEnd w:id="66"/>
-    <w:bookmarkEnd w:id="67"/>
-    <w:bookmarkStart w:id="73" w:name="implementation-status"/>
-    <w:p>
-      <w:pPr>
-        <w:pStyle w:val="Heading2"/>
-      </w:pPr>
-      <w:r>
-        <w:t xml:space="preserve">10. Implementation Status</w:t>
-      </w:r>
-    </w:p>
-    <w:p>
-      <w:pPr>
-        <w:pStyle w:val="FirstParagraph"/>
-      </w:pPr>
-      <w:r>
-        <w:t xml:space="preserve">The current codebase implements the core v1 platform:</w:t>
-      </w:r>
-    </w:p>
-    <w:bookmarkStart w:id="68" w:name="core"/>
-    <w:p>
-      <w:pPr>
-        <w:pStyle w:val="Heading3"/>
-      </w:pPr>
-      <w:r>
-        <w:t xml:space="preserve">Core</w:t>
       </w:r>
     </w:p>
     <w:p>
@@ -17649,7 +15164,22 @@
         </w:numPr>
       </w:pPr>
       <w:r>
-        <w:t xml:space="preserve">☒ SQLite schema + embedded migrations</w:t>
+        <w:t xml:space="preserve">Server-side revocation via</w:t>
+      </w:r>
+      <w:r>
+        <w:t xml:space="preserve"> </w:t>
+      </w:r>
+      <w:r>
+        <w:rPr>
+          <w:rStyle w:val="VerbatimChar"/>
+        </w:rPr>
+        <w:t xml:space="preserve">sessions</w:t>
+      </w:r>
+      <w:r>
+        <w:t xml:space="preserve"> </w:t>
+      </w:r>
+      <w:r>
+        <w:t xml:space="preserve">table (token_hash column)</w:t>
       </w:r>
     </w:p>
     <w:p>
@@ -17661,7 +15191,7 @@
         </w:numPr>
       </w:pPr>
       <w:r>
-        <w:t xml:space="preserve">☒ Config loading (file + environment overrides)</w:t>
+        <w:t xml:space="preserve">Default TTL: 24 hours for players, 4 hours for admin tokens</w:t>
       </w:r>
     </w:p>
     <w:p>
@@ -17673,7 +15203,7 @@
         </w:numPr>
       </w:pPr>
       <w:r>
-        <w:t xml:space="preserve">☒ Argon2id password hashing</w:t>
+        <w:t xml:space="preserve">Admin routes require an admin-role JWT and a valid non-revoked session.</w:t>
       </w:r>
     </w:p>
     <w:p>
@@ -17685,175 +15215,7 @@
         </w:numPr>
       </w:pPr>
       <w:r>
-        <w:t xml:space="preserve">☒ JWT auth with server-side session revocation</w:t>
-      </w:r>
-    </w:p>
-    <w:p>
-      <w:pPr>
-        <w:pStyle w:val="Compact"/>
-        <w:numPr>
-          <w:ilvl w:val="0"/>
-          <w:numId w:val="1009"/>
-        </w:numPr>
-      </w:pPr>
-      <w:r>
-        <w:t xml:space="preserve">☒ User registration + login</w:t>
-      </w:r>
-    </w:p>
-    <w:p>
-      <w:pPr>
-        <w:pStyle w:val="Compact"/>
-        <w:numPr>
-          <w:ilvl w:val="0"/>
-          <w:numId w:val="1009"/>
-        </w:numPr>
-      </w:pPr>
-      <w:r>
-        <w:t xml:space="preserve">☒ Team creation + invite-code join</w:t>
-      </w:r>
-    </w:p>
-    <w:p>
-      <w:pPr>
-        <w:pStyle w:val="Compact"/>
-        <w:numPr>
-          <w:ilvl w:val="0"/>
-          <w:numId w:val="1009"/>
-        </w:numPr>
-      </w:pPr>
-      <w:r>
-        <w:t xml:space="preserve">☒ Challenge CRUD (admin)</w:t>
-      </w:r>
-    </w:p>
-    <w:p>
-      <w:pPr>
-        <w:pStyle w:val="Compact"/>
-        <w:numPr>
-          <w:ilvl w:val="0"/>
-          <w:numId w:val="1009"/>
-        </w:numPr>
-      </w:pPr>
-      <w:r>
-        <w:t xml:space="preserve">☒ Challenge list endpoint with solve status per team</w:t>
-      </w:r>
-    </w:p>
-    <w:p>
-      <w:pPr>
-        <w:pStyle w:val="Compact"/>
-        <w:numPr>
-          <w:ilvl w:val="0"/>
-          <w:numId w:val="1009"/>
-        </w:numPr>
-      </w:pPr>
-      <w:r>
-        <w:t xml:space="preserve">☒ Flag submission (static)</w:t>
-      </w:r>
-    </w:p>
-    <w:p>
-      <w:pPr>
-        <w:pStyle w:val="Compact"/>
-        <w:numPr>
-          <w:ilvl w:val="0"/>
-          <w:numId w:val="1009"/>
-        </w:numPr>
-      </w:pPr>
-      <w:r>
-        <w:t xml:space="preserve">☒ Flag submission (regex)</w:t>
-      </w:r>
-    </w:p>
-    <w:p>
-      <w:pPr>
-        <w:pStyle w:val="Compact"/>
-        <w:numPr>
-          <w:ilvl w:val="0"/>
-          <w:numId w:val="1009"/>
-        </w:numPr>
-      </w:pPr>
-      <w:r>
-        <w:t xml:space="preserve">☒ Dynamic scoring formula</w:t>
-      </w:r>
-    </w:p>
-    <w:p>
-      <w:pPr>
-        <w:pStyle w:val="Compact"/>
-        <w:numPr>
-          <w:ilvl w:val="0"/>
-          <w:numId w:val="1009"/>
-        </w:numPr>
-      </w:pPr>
-      <w:r>
-        <w:t xml:space="preserve">☒ Hint unlock with point deduction</w:t>
-      </w:r>
-    </w:p>
-    <w:p>
-      <w:pPr>
-        <w:pStyle w:val="Compact"/>
-        <w:numPr>
-          <w:ilvl w:val="0"/>
-          <w:numId w:val="1009"/>
-        </w:numPr>
-      </w:pPr>
-      <w:r>
-        <w:t xml:space="preserve">☒ Scoreboard cache sorted by score and tiebreak</w:t>
-      </w:r>
-    </w:p>
-    <w:p>
-      <w:pPr>
-        <w:pStyle w:val="Compact"/>
-        <w:numPr>
-          <w:ilvl w:val="0"/>
-          <w:numId w:val="1009"/>
-        </w:numPr>
-      </w:pPr>
-      <w:r>
-        <w:t xml:space="preserve">☒ Score history sampling background task</w:t>
-      </w:r>
-    </w:p>
-    <w:p>
-      <w:pPr>
-        <w:pStyle w:val="Compact"/>
-        <w:numPr>
-          <w:ilvl w:val="0"/>
-          <w:numId w:val="1009"/>
-        </w:numPr>
-      </w:pPr>
-      <w:r>
-        <w:t xml:space="preserve">☒ WebSocket hub + event broadcast</w:t>
-      </w:r>
-    </w:p>
-    <w:p>
-      <w:pPr>
-        <w:pStyle w:val="Compact"/>
-        <w:numPr>
-          <w:ilvl w:val="0"/>
-          <w:numId w:val="1009"/>
-        </w:numPr>
-      </w:pPr>
-      <w:r>
-        <w:t xml:space="preserve">☒ Submission rate limiting and backoff</w:t>
-      </w:r>
-    </w:p>
-    <w:p>
-      <w:pPr>
-        <w:pStyle w:val="Compact"/>
-        <w:numPr>
-          <w:ilvl w:val="0"/>
-          <w:numId w:val="1009"/>
-        </w:numPr>
-      </w:pPr>
-      <w:r>
-        <w:t xml:space="preserve">☒ Frontend SPA (challenges, scoreboard, profile, admin)</w:t>
-      </w:r>
-    </w:p>
-    <w:p>
-      <w:pPr>
-        <w:pStyle w:val="Compact"/>
-        <w:numPr>
-          <w:ilvl w:val="0"/>
-          <w:numId w:val="1009"/>
-        </w:numPr>
-      </w:pPr>
-      <w:r>
-        <w:t xml:space="preserve">☒</w:t>
+        <w:t xml:space="preserve">Admin management actions are logged with</w:t>
       </w:r>
       <w:r>
         <w:t xml:space="preserve"> </w:t>
@@ -17862,23 +15224,80 @@
         <w:rPr>
           <w:rStyle w:val="VerbatimChar"/>
         </w:rPr>
-        <w:t xml:space="preserve">rust-embed</w:t>
-      </w:r>
-      <w:r>
-        <w:t xml:space="preserve"> </w:t>
-      </w:r>
-      <w:r>
-        <w:t xml:space="preserve">frontend bundle</w:t>
-      </w:r>
-    </w:p>
-    <w:bookmarkEnd w:id="68"/>
-    <w:bookmarkStart w:id="69" w:name="import-export-1"/>
+        <w:t xml:space="preserve">user_id</w:t>
+      </w:r>
+      <w:r>
+        <w:t xml:space="preserve">,</w:t>
+      </w:r>
+      <w:r>
+        <w:t xml:space="preserve"> </w:t>
+      </w:r>
+      <w:r>
+        <w:rPr>
+          <w:rStyle w:val="VerbatimChar"/>
+        </w:rPr>
+        <w:t xml:space="preserve">action</w:t>
+      </w:r>
+      <w:r>
+        <w:t xml:space="preserve">,</w:t>
+      </w:r>
+      <w:r>
+        <w:t xml:space="preserve"> </w:t>
+      </w:r>
+      <w:r>
+        <w:rPr>
+          <w:rStyle w:val="VerbatimChar"/>
+        </w:rPr>
+        <w:t xml:space="preserve">target</w:t>
+      </w:r>
+      <w:r>
+        <w:t xml:space="preserve">,</w:t>
+      </w:r>
+      <w:r>
+        <w:t xml:space="preserve"> </w:t>
+      </w:r>
+      <w:r>
+        <w:rPr>
+          <w:rStyle w:val="VerbatimChar"/>
+        </w:rPr>
+        <w:t xml:space="preserve">detail</w:t>
+      </w:r>
+      <w:r>
+        <w:t xml:space="preserve">,</w:t>
+      </w:r>
+      <w:r>
+        <w:t xml:space="preserve"> </w:t>
+      </w:r>
+      <w:r>
+        <w:rPr>
+          <w:rStyle w:val="VerbatimChar"/>
+        </w:rPr>
+        <w:t xml:space="preserve">ip_address</w:t>
+      </w:r>
+      <w:r>
+        <w:t xml:space="preserve">, and</w:t>
+      </w:r>
+      <w:r>
+        <w:t xml:space="preserve"> </w:t>
+      </w:r>
+      <w:r>
+        <w:rPr>
+          <w:rStyle w:val="VerbatimChar"/>
+        </w:rPr>
+        <w:t xml:space="preserve">created_at</w:t>
+      </w:r>
+      <w:r>
+        <w:t xml:space="preserve">.</w:t>
+      </w:r>
+    </w:p>
+    <w:bookmarkEnd w:id="53"/>
+    <w:bookmarkStart w:id="54" w:name="input-validation"/>
     <w:p>
       <w:pPr>
         <w:pStyle w:val="Heading3"/>
       </w:pPr>
       <w:r>
-        <w:t xml:space="preserve">Import / Export</w:t>
+        <w:t xml:space="preserve">6.4 Input Validation</w:t>
       </w:r>
     </w:p>
     <w:p>
@@ -17890,7 +15309,34 @@
         </w:numPr>
       </w:pPr>
       <w:r>
-        <w:t xml:space="preserve">☒ JSON export endpoint (challenges + metadata)</w:t>
+        <w:t xml:space="preserve">All SQL uses</w:t>
+      </w:r>
+      <w:r>
+        <w:t xml:space="preserve"> </w:t>
+      </w:r>
+      <w:r>
+        <w:rPr>
+          <w:rStyle w:val="VerbatimChar"/>
+        </w:rPr>
+        <w:t xml:space="preserve">rusqlite</w:t>
+      </w:r>
+      <w:r>
+        <w:t xml:space="preserve"> </w:t>
+      </w:r>
+      <w:r>
+        <w:t xml:space="preserve">parameter binding (</w:t>
+      </w:r>
+      <w:r>
+        <w:rPr>
+          <w:rStyle w:val="VerbatimChar"/>
+        </w:rPr>
+        <w:t xml:space="preserve">params!</w:t>
+      </w:r>
+      <w:r>
+        <w:t xml:space="preserve"> </w:t>
+      </w:r>
+      <w:r>
+        <w:t xml:space="preserve">or equivalent).</w:t>
       </w:r>
     </w:p>
     <w:p>
@@ -17902,7 +15348,7 @@
         </w:numPr>
       </w:pPr>
       <w:r>
-        <w:t xml:space="preserve">☒ JSON export with inline base64 attachments</w:t>
+        <w:t xml:space="preserve">File attachments are stored outside the embedded frontend assets; import/export attachment ZIP handling is supported.</w:t>
       </w:r>
     </w:p>
     <w:p>
@@ -17914,7 +15360,7 @@
         </w:numPr>
       </w:pPr>
       <w:r>
-        <w:t xml:space="preserve">☒ JSON export with companion ZIP</w:t>
+        <w:t xml:space="preserve">Flag submissions: max 256 chars, stripped of leading/trailing whitespace</w:t>
       </w:r>
     </w:p>
     <w:p>
@@ -17926,7 +15372,7 @@
         </w:numPr>
       </w:pPr>
       <w:r>
-        <w:t xml:space="preserve">☒ JSON import endpoint (dry-run mode)</w:t>
+        <w:t xml:space="preserve">Public challenge response types do not include flag hashes or salts.</w:t>
       </w:r>
     </w:p>
     <w:p>
@@ -17938,50 +15384,32 @@
         </w:numPr>
       </w:pPr>
       <w:r>
-        <w:t xml:space="preserve">☒ JSON import conflict resolution (skip / overwrite)</w:t>
-      </w:r>
-    </w:p>
-    <w:p>
-      <w:pPr>
-        <w:pStyle w:val="Compact"/>
-        <w:numPr>
-          <w:ilvl w:val="0"/>
-          <w:numId w:val="1010"/>
-        </w:numPr>
-      </w:pPr>
-      <w:r>
-        <w:t xml:space="preserve">☒ CTFd export format detection + adapter</w:t>
-      </w:r>
-    </w:p>
-    <w:p>
-      <w:pPr>
-        <w:pStyle w:val="Compact"/>
-        <w:numPr>
-          <w:ilvl w:val="0"/>
-          <w:numId w:val="1010"/>
-        </w:numPr>
-      </w:pPr>
-      <w:r>
-        <w:t xml:space="preserve">☒ CLI import subcommand (</w:t>
+        <w:t xml:space="preserve">All API inputs validated via</w:t>
+      </w:r>
+      <w:r>
+        <w:t xml:space="preserve"> </w:t>
       </w:r>
       <w:r>
         <w:rPr>
           <w:rStyle w:val="VerbatimChar"/>
         </w:rPr>
-        <w:t xml:space="preserve">feralctf import</w:t>
-      </w:r>
-      <w:r>
-        <w:t xml:space="preserve">)</w:t>
-      </w:r>
-    </w:p>
-    <w:bookmarkEnd w:id="69"/>
-    <w:bookmarkStart w:id="70" w:name="admin"/>
+        <w:t xml:space="preserve">serde</w:t>
+      </w:r>
+      <w:r>
+        <w:t xml:space="preserve"> </w:t>
+      </w:r>
+      <w:r>
+        <w:t xml:space="preserve">+ custom validators before handler logic</w:t>
+      </w:r>
+    </w:p>
+    <w:bookmarkEnd w:id="54"/>
+    <w:bookmarkStart w:id="55" w:name="anti-cheat"/>
     <w:p>
       <w:pPr>
         <w:pStyle w:val="Heading3"/>
       </w:pPr>
       <w:r>
-        <w:t xml:space="preserve">Admin</w:t>
+        <w:t xml:space="preserve">6.5 Anti-Cheat</w:t>
       </w:r>
     </w:p>
     <w:p>
@@ -17993,7 +15421,7 @@
         </w:numPr>
       </w:pPr>
       <w:r>
-        <w:t xml:space="preserve">☒ Competition start / end / freeze controls</w:t>
+        <w:t xml:space="preserve">Submission rate limit: 10 attempts/minute per team (configurable)</w:t>
       </w:r>
     </w:p>
     <w:p>
@@ -18005,7 +15433,7 @@
         </w:numPr>
       </w:pPr>
       <w:r>
-        <w:t xml:space="preserve">☒ Announcement broadcast (WebSocket + stored)</w:t>
+        <w:t xml:space="preserve">Exponential backoff after 5 wrong attempts per challenge per team</w:t>
       </w:r>
     </w:p>
     <w:p>
@@ -18017,7 +15445,7 @@
         </w:numPr>
       </w:pPr>
       <w:r>
-        <w:t xml:space="preserve">☒ Submission log (paginated, filterable by team/challenge/result)</w:t>
+        <w:t xml:space="preserve">Flag sharing detection: same correct flag submitted by 2+ teams within configurable window → alert</w:t>
       </w:r>
     </w:p>
     <w:p>
@@ -18029,7 +15457,7 @@
         </w:numPr>
       </w:pPr>
       <w:r>
-        <w:t xml:space="preserve">☒ User ban</w:t>
+        <w:t xml:space="preserve">Submissions record IP address when available from request headers.</w:t>
       </w:r>
     </w:p>
     <w:p>
@@ -18041,41 +15469,2083 @@
         </w:numPr>
       </w:pPr>
       <w:r>
-        <w:t xml:space="preserve">☒ Team disqualify</w:t>
-      </w:r>
-    </w:p>
-    <w:p>
-      <w:pPr>
-        <w:pStyle w:val="Compact"/>
-        <w:numPr>
-          <w:ilvl w:val="0"/>
-          <w:numId w:val="1011"/>
-        </w:numPr>
-      </w:pPr>
-      <w:r>
-        <w:t xml:space="preserve">☒ Challenge flag update through challenge update</w:t>
-      </w:r>
-    </w:p>
-    <w:p>
-      <w:pPr>
-        <w:pStyle w:val="Compact"/>
-        <w:numPr>
-          <w:ilvl w:val="0"/>
-          <w:numId w:val="1011"/>
-        </w:numPr>
-      </w:pPr>
-      <w:r>
-        <w:t xml:space="preserve">☒ Database backup download endpoint</w:t>
-      </w:r>
-    </w:p>
-    <w:bookmarkEnd w:id="70"/>
-    <w:bookmarkStart w:id="71" w:name="security-1"/>
+        <w:t xml:space="preserve">Flag rotation: admin can update a challenge flag mid-competition; old hash invalidated immediately</w:t>
+      </w:r>
+    </w:p>
+    <w:bookmarkEnd w:id="55"/>
+    <w:bookmarkStart w:id="56" w:name="http-security-headers"/>
     <w:p>
       <w:pPr>
         <w:pStyle w:val="Heading3"/>
       </w:pPr>
       <w:r>
-        <w:t xml:space="preserve">Security</w:t>
+        <w:t xml:space="preserve">6.6 HTTP Security Headers</w:t>
+      </w:r>
+    </w:p>
+    <w:p>
+      <w:pPr>
+        <w:pStyle w:val="FirstParagraph"/>
+      </w:pPr>
+      <w:r>
+        <w:t xml:space="preserve">Set by Tower middleware on all responses:</w:t>
+      </w:r>
+    </w:p>
+    <w:p>
+      <w:pPr>
+        <w:pStyle w:val="SourceCode"/>
+      </w:pPr>
+      <w:r>
+        <w:rPr>
+          <w:rStyle w:val="VerbatimChar"/>
+        </w:rPr>
+        <w:t xml:space="preserve">X-Content-Type-Options: nosniff</w:t>
+      </w:r>
+      <w:r>
+        <w:br/>
+      </w:r>
+      <w:r>
+        <w:rPr>
+          <w:rStyle w:val="VerbatimChar"/>
+        </w:rPr>
+        <w:t xml:space="preserve">X-Frame-Options: DENY</w:t>
+      </w:r>
+      <w:r>
+        <w:br/>
+      </w:r>
+      <w:r>
+        <w:rPr>
+          <w:rStyle w:val="VerbatimChar"/>
+        </w:rPr>
+        <w:t xml:space="preserve">Referrer-Policy: strict-origin-when-cross-origin</w:t>
+      </w:r>
+      <w:r>
+        <w:br/>
+      </w:r>
+      <w:r>
+        <w:rPr>
+          <w:rStyle w:val="VerbatimChar"/>
+        </w:rPr>
+        <w:t xml:space="preserve">Content-Security-Policy: default-src 'self'</w:t>
+      </w:r>
+    </w:p>
+    <w:p>
+      <w:pPr>
+        <w:pStyle w:val="FirstParagraph"/>
+      </w:pPr>
+      <w:r>
+        <w:t xml:space="preserve">The implemented CSP also allows WebSocket connections to same-origin</w:t>
+      </w:r>
+      <w:r>
+        <w:t xml:space="preserve"> </w:t>
+      </w:r>
+      <w:r>
+        <w:rPr>
+          <w:rStyle w:val="VerbatimChar"/>
+        </w:rPr>
+        <w:t xml:space="preserve">ws:</w:t>
+      </w:r>
+      <w:r>
+        <w:t xml:space="preserve">/</w:t>
+      </w:r>
+      <w:r>
+        <w:rPr>
+          <w:rStyle w:val="VerbatimChar"/>
+        </w:rPr>
+        <w:t xml:space="preserve">wss:</w:t>
+      </w:r>
+      <w:r>
+        <w:t xml:space="preserve"> </w:t>
+      </w:r>
+      <w:r>
+        <w:t xml:space="preserve">endpoints for live scoreboard updates.</w:t>
+      </w:r>
+    </w:p>
+    <w:p>
+      <w:r>
+        <w:pict>
+          <v:rect style="width:0;height:1.5pt" o:hralign="center" o:hrstd="t" o:hr="t"/>
+        </w:pict>
+      </w:r>
+    </w:p>
+    <w:bookmarkEnd w:id="56"/>
+    <w:bookmarkEnd w:id="57"/>
+    <w:bookmarkStart w:id="58" w:name="configuration"/>
+    <w:p>
+      <w:pPr>
+        <w:pStyle w:val="Heading2"/>
+      </w:pPr>
+      <w:r>
+        <w:t xml:space="preserve">7. Configuration</w:t>
+      </w:r>
+    </w:p>
+    <w:p>
+      <w:pPr>
+        <w:pStyle w:val="FirstParagraph"/>
+      </w:pPr>
+      <w:r>
+        <w:t xml:space="preserve">Full</w:t>
+      </w:r>
+      <w:r>
+        <w:t xml:space="preserve"> </w:t>
+      </w:r>
+      <w:r>
+        <w:rPr>
+          <w:rStyle w:val="VerbatimChar"/>
+        </w:rPr>
+        <w:t xml:space="preserve">config.toml</w:t>
+      </w:r>
+      <w:r>
+        <w:t xml:space="preserve"> </w:t>
+      </w:r>
+      <w:r>
+        <w:t xml:space="preserve">reference:</w:t>
+      </w:r>
+    </w:p>
+    <w:p>
+      <w:pPr>
+        <w:pStyle w:val="SourceCode"/>
+      </w:pPr>
+      <w:r>
+        <w:rPr>
+          <w:rStyle w:val="KeywordTok"/>
+        </w:rPr>
+        <w:t xml:space="preserve">[server]</w:t>
+      </w:r>
+      <w:r>
+        <w:br/>
+      </w:r>
+      <w:r>
+        <w:rPr>
+          <w:rStyle w:val="DataTypeTok"/>
+        </w:rPr>
+        <w:t xml:space="preserve">port</w:t>
+      </w:r>
+      <w:r>
+        <w:rPr>
+          <w:rStyle w:val="NormalTok"/>
+        </w:rPr>
+        <w:t xml:space="preserve"> </w:t>
+      </w:r>
+      <w:r>
+        <w:rPr>
+          <w:rStyle w:val="OperatorTok"/>
+        </w:rPr>
+        <w:t xml:space="preserve">=</w:t>
+      </w:r>
+      <w:r>
+        <w:rPr>
+          <w:rStyle w:val="NormalTok"/>
+        </w:rPr>
+        <w:t xml:space="preserve"> </w:t>
+      </w:r>
+      <w:r>
+        <w:rPr>
+          <w:rStyle w:val="DecValTok"/>
+        </w:rPr>
+        <w:t xml:space="preserve">8080</w:t>
+      </w:r>
+      <w:r>
+        <w:br/>
+      </w:r>
+      <w:r>
+        <w:rPr>
+          <w:rStyle w:val="DataTypeTok"/>
+        </w:rPr>
+        <w:t xml:space="preserve">host</w:t>
+      </w:r>
+      <w:r>
+        <w:rPr>
+          <w:rStyle w:val="NormalTok"/>
+        </w:rPr>
+        <w:t xml:space="preserve"> </w:t>
+      </w:r>
+      <w:r>
+        <w:rPr>
+          <w:rStyle w:val="OperatorTok"/>
+        </w:rPr>
+        <w:t xml:space="preserve">=</w:t>
+      </w:r>
+      <w:r>
+        <w:rPr>
+          <w:rStyle w:val="NormalTok"/>
+        </w:rPr>
+        <w:t xml:space="preserve"> </w:t>
+      </w:r>
+      <w:r>
+        <w:rPr>
+          <w:rStyle w:val="StringTok"/>
+        </w:rPr>
+        <w:t xml:space="preserve">"0.0.0.0"</w:t>
+      </w:r>
+      <w:r>
+        <w:br/>
+      </w:r>
+      <w:r>
+        <w:rPr>
+          <w:rStyle w:val="DataTypeTok"/>
+        </w:rPr>
+        <w:t xml:space="preserve">base_url</w:t>
+      </w:r>
+      <w:r>
+        <w:rPr>
+          <w:rStyle w:val="NormalTok"/>
+        </w:rPr>
+        <w:t xml:space="preserve"> </w:t>
+      </w:r>
+      <w:r>
+        <w:rPr>
+          <w:rStyle w:val="OperatorTok"/>
+        </w:rPr>
+        <w:t xml:space="preserve">=</w:t>
+      </w:r>
+      <w:r>
+        <w:rPr>
+          <w:rStyle w:val="NormalTok"/>
+        </w:rPr>
+        <w:t xml:space="preserve"> </w:t>
+      </w:r>
+      <w:r>
+        <w:rPr>
+          <w:rStyle w:val="StringTok"/>
+        </w:rPr>
+        <w:t xml:space="preserve">"https://ctf.yourdomain.com"</w:t>
+      </w:r>
+      <w:r>
+        <w:br/>
+      </w:r>
+      <w:r>
+        <w:rPr>
+          <w:rStyle w:val="DataTypeTok"/>
+        </w:rPr>
+        <w:t xml:space="preserve">allowed_origins</w:t>
+      </w:r>
+      <w:r>
+        <w:rPr>
+          <w:rStyle w:val="NormalTok"/>
+        </w:rPr>
+        <w:t xml:space="preserve"> </w:t>
+      </w:r>
+      <w:r>
+        <w:rPr>
+          <w:rStyle w:val="OperatorTok"/>
+        </w:rPr>
+        <w:t xml:space="preserve">=</w:t>
+      </w:r>
+      <w:r>
+        <w:rPr>
+          <w:rStyle w:val="NormalTok"/>
+        </w:rPr>
+        <w:t xml:space="preserve"> </w:t>
+      </w:r>
+      <w:r>
+        <w:rPr>
+          <w:rStyle w:val="OperatorTok"/>
+        </w:rPr>
+        <w:t xml:space="preserve">[]</w:t>
+      </w:r>
+      <w:r>
+        <w:rPr>
+          <w:rStyle w:val="NormalTok"/>
+        </w:rPr>
+        <w:t xml:space="preserve">                         </w:t>
+      </w:r>
+      <w:r>
+        <w:rPr>
+          <w:rStyle w:val="CommentTok"/>
+        </w:rPr>
+        <w:t xml:space="preserve"># optional CORS allowlist</w:t>
+      </w:r>
+      <w:r>
+        <w:br/>
+      </w:r>
+      <w:r>
+        <w:br/>
+      </w:r>
+      <w:r>
+        <w:rPr>
+          <w:rStyle w:val="KeywordTok"/>
+        </w:rPr>
+        <w:t xml:space="preserve">[competition]</w:t>
+      </w:r>
+      <w:r>
+        <w:br/>
+      </w:r>
+      <w:r>
+        <w:rPr>
+          <w:rStyle w:val="DataTypeTok"/>
+        </w:rPr>
+        <w:t xml:space="preserve">name</w:t>
+      </w:r>
+      <w:r>
+        <w:rPr>
+          <w:rStyle w:val="NormalTok"/>
+        </w:rPr>
+        <w:t xml:space="preserve"> </w:t>
+      </w:r>
+      <w:r>
+        <w:rPr>
+          <w:rStyle w:val="OperatorTok"/>
+        </w:rPr>
+        <w:t xml:space="preserve">=</w:t>
+      </w:r>
+      <w:r>
+        <w:rPr>
+          <w:rStyle w:val="NormalTok"/>
+        </w:rPr>
+        <w:t xml:space="preserve"> </w:t>
+      </w:r>
+      <w:r>
+        <w:rPr>
+          <w:rStyle w:val="StringTok"/>
+        </w:rPr>
+        <w:t xml:space="preserve">"FeralCTF 2026"</w:t>
+      </w:r>
+      <w:r>
+        <w:br/>
+      </w:r>
+      <w:r>
+        <w:rPr>
+          <w:rStyle w:val="DataTypeTok"/>
+        </w:rPr>
+        <w:t xml:space="preserve">start_time</w:t>
+      </w:r>
+      <w:r>
+        <w:rPr>
+          <w:rStyle w:val="NormalTok"/>
+        </w:rPr>
+        <w:t xml:space="preserve"> </w:t>
+      </w:r>
+      <w:r>
+        <w:rPr>
+          <w:rStyle w:val="OperatorTok"/>
+        </w:rPr>
+        <w:t xml:space="preserve">=</w:t>
+      </w:r>
+      <w:r>
+        <w:rPr>
+          <w:rStyle w:val="NormalTok"/>
+        </w:rPr>
+        <w:t xml:space="preserve"> </w:t>
+      </w:r>
+      <w:r>
+        <w:rPr>
+          <w:rStyle w:val="StringTok"/>
+        </w:rPr>
+        <w:t xml:space="preserve">"2026-11-07T09:00:00-06:00"</w:t>
+      </w:r>
+      <w:r>
+        <w:rPr>
+          <w:rStyle w:val="NormalTok"/>
+        </w:rPr>
+        <w:t xml:space="preserve">   </w:t>
+      </w:r>
+      <w:r>
+        <w:rPr>
+          <w:rStyle w:val="CommentTok"/>
+        </w:rPr>
+        <w:t xml:space="preserve"># ISO 8601 with timezone</w:t>
+      </w:r>
+      <w:r>
+        <w:br/>
+      </w:r>
+      <w:r>
+        <w:rPr>
+          <w:rStyle w:val="DataTypeTok"/>
+        </w:rPr>
+        <w:t xml:space="preserve">end_time</w:t>
+      </w:r>
+      <w:r>
+        <w:rPr>
+          <w:rStyle w:val="NormalTok"/>
+        </w:rPr>
+        <w:t xml:space="preserve">   </w:t>
+      </w:r>
+      <w:r>
+        <w:rPr>
+          <w:rStyle w:val="OperatorTok"/>
+        </w:rPr>
+        <w:t xml:space="preserve">=</w:t>
+      </w:r>
+      <w:r>
+        <w:rPr>
+          <w:rStyle w:val="NormalTok"/>
+        </w:rPr>
+        <w:t xml:space="preserve"> </w:t>
+      </w:r>
+      <w:r>
+        <w:rPr>
+          <w:rStyle w:val="StringTok"/>
+        </w:rPr>
+        <w:t xml:space="preserve">"2026-11-08T17:00:00-06:00"</w:t>
+      </w:r>
+      <w:r>
+        <w:br/>
+      </w:r>
+      <w:r>
+        <w:rPr>
+          <w:rStyle w:val="DataTypeTok"/>
+        </w:rPr>
+        <w:t xml:space="preserve">team_mode</w:t>
+      </w:r>
+      <w:r>
+        <w:rPr>
+          <w:rStyle w:val="NormalTok"/>
+        </w:rPr>
+        <w:t xml:space="preserve"> </w:t>
+      </w:r>
+      <w:r>
+        <w:rPr>
+          <w:rStyle w:val="OperatorTok"/>
+        </w:rPr>
+        <w:t xml:space="preserve">=</w:t>
+      </w:r>
+      <w:r>
+        <w:rPr>
+          <w:rStyle w:val="NormalTok"/>
+        </w:rPr>
+        <w:t xml:space="preserve"> </w:t>
+      </w:r>
+      <w:r>
+        <w:rPr>
+          <w:rStyle w:val="ConstantTok"/>
+        </w:rPr>
+        <w:t xml:space="preserve">true</w:t>
+      </w:r>
+      <w:r>
+        <w:rPr>
+          <w:rStyle w:val="NormalTok"/>
+        </w:rPr>
+        <w:t xml:space="preserve">                             </w:t>
+      </w:r>
+      <w:r>
+        <w:rPr>
+          <w:rStyle w:val="CommentTok"/>
+        </w:rPr>
+        <w:t xml:space="preserve"># false = individual scoring</w:t>
+      </w:r>
+      <w:r>
+        <w:br/>
+      </w:r>
+      <w:r>
+        <w:rPr>
+          <w:rStyle w:val="DataTypeTok"/>
+        </w:rPr>
+        <w:t xml:space="preserve">max_team_size</w:t>
+      </w:r>
+      <w:r>
+        <w:rPr>
+          <w:rStyle w:val="NormalTok"/>
+        </w:rPr>
+        <w:t xml:space="preserve"> </w:t>
+      </w:r>
+      <w:r>
+        <w:rPr>
+          <w:rStyle w:val="OperatorTok"/>
+        </w:rPr>
+        <w:t xml:space="preserve">=</w:t>
+      </w:r>
+      <w:r>
+        <w:rPr>
+          <w:rStyle w:val="NormalTok"/>
+        </w:rPr>
+        <w:t xml:space="preserve"> </w:t>
+      </w:r>
+      <w:r>
+        <w:rPr>
+          <w:rStyle w:val="DecValTok"/>
+        </w:rPr>
+        <w:t xml:space="preserve">4</w:t>
+      </w:r>
+      <w:r>
+        <w:br/>
+      </w:r>
+      <w:r>
+        <w:rPr>
+          <w:rStyle w:val="DataTypeTok"/>
+        </w:rPr>
+        <w:t xml:space="preserve">registration_open</w:t>
+      </w:r>
+      <w:r>
+        <w:rPr>
+          <w:rStyle w:val="NormalTok"/>
+        </w:rPr>
+        <w:t xml:space="preserve"> </w:t>
+      </w:r>
+      <w:r>
+        <w:rPr>
+          <w:rStyle w:val="OperatorTok"/>
+        </w:rPr>
+        <w:t xml:space="preserve">=</w:t>
+      </w:r>
+      <w:r>
+        <w:rPr>
+          <w:rStyle w:val="NormalTok"/>
+        </w:rPr>
+        <w:t xml:space="preserve"> </w:t>
+      </w:r>
+      <w:r>
+        <w:rPr>
+          <w:rStyle w:val="ConstantTok"/>
+        </w:rPr>
+        <w:t xml:space="preserve">true</w:t>
+      </w:r>
+      <w:r>
+        <w:br/>
+      </w:r>
+      <w:r>
+        <w:rPr>
+          <w:rStyle w:val="DataTypeTok"/>
+        </w:rPr>
+        <w:t xml:space="preserve">dynamic_scoring</w:t>
+      </w:r>
+      <w:r>
+        <w:rPr>
+          <w:rStyle w:val="NormalTok"/>
+        </w:rPr>
+        <w:t xml:space="preserve"> </w:t>
+      </w:r>
+      <w:r>
+        <w:rPr>
+          <w:rStyle w:val="OperatorTok"/>
+        </w:rPr>
+        <w:t xml:space="preserve">=</w:t>
+      </w:r>
+      <w:r>
+        <w:rPr>
+          <w:rStyle w:val="NormalTok"/>
+        </w:rPr>
+        <w:t xml:space="preserve"> </w:t>
+      </w:r>
+      <w:r>
+        <w:rPr>
+          <w:rStyle w:val="ConstantTok"/>
+        </w:rPr>
+        <w:t xml:space="preserve">true</w:t>
+      </w:r>
+      <w:r>
+        <w:br/>
+      </w:r>
+      <w:r>
+        <w:rPr>
+          <w:rStyle w:val="DataTypeTok"/>
+        </w:rPr>
+        <w:t xml:space="preserve">score_freeze_minutes_before_end</w:t>
+      </w:r>
+      <w:r>
+        <w:rPr>
+          <w:rStyle w:val="NormalTok"/>
+        </w:rPr>
+        <w:t xml:space="preserve"> </w:t>
+      </w:r>
+      <w:r>
+        <w:rPr>
+          <w:rStyle w:val="OperatorTok"/>
+        </w:rPr>
+        <w:t xml:space="preserve">=</w:t>
+      </w:r>
+      <w:r>
+        <w:rPr>
+          <w:rStyle w:val="NormalTok"/>
+        </w:rPr>
+        <w:t xml:space="preserve"> </w:t>
+      </w:r>
+      <w:r>
+        <w:rPr>
+          <w:rStyle w:val="DecValTok"/>
+        </w:rPr>
+        <w:t xml:space="preserve">30</w:t>
+      </w:r>
+      <w:r>
+        <w:rPr>
+          <w:rStyle w:val="NormalTok"/>
+        </w:rPr>
+        <w:t xml:space="preserve">         </w:t>
+      </w:r>
+      <w:r>
+        <w:rPr>
+          <w:rStyle w:val="CommentTok"/>
+        </w:rPr>
+        <w:t xml:space="preserve"># 0 = no freeze</w:t>
+      </w:r>
+      <w:r>
+        <w:br/>
+      </w:r>
+      <w:r>
+        <w:br/>
+      </w:r>
+      <w:r>
+        <w:rPr>
+          <w:rStyle w:val="KeywordTok"/>
+        </w:rPr>
+        <w:t xml:space="preserve">[database]</w:t>
+      </w:r>
+      <w:r>
+        <w:br/>
+      </w:r>
+      <w:r>
+        <w:rPr>
+          <w:rStyle w:val="DataTypeTok"/>
+        </w:rPr>
+        <w:t xml:space="preserve">path</w:t>
+      </w:r>
+      <w:r>
+        <w:rPr>
+          <w:rStyle w:val="NormalTok"/>
+        </w:rPr>
+        <w:t xml:space="preserve"> </w:t>
+      </w:r>
+      <w:r>
+        <w:rPr>
+          <w:rStyle w:val="OperatorTok"/>
+        </w:rPr>
+        <w:t xml:space="preserve">=</w:t>
+      </w:r>
+      <w:r>
+        <w:rPr>
+          <w:rStyle w:val="NormalTok"/>
+        </w:rPr>
+        <w:t xml:space="preserve"> </w:t>
+      </w:r>
+      <w:r>
+        <w:rPr>
+          <w:rStyle w:val="StringTok"/>
+        </w:rPr>
+        <w:t xml:space="preserve">"./ctf.db"</w:t>
+      </w:r>
+      <w:r>
+        <w:br/>
+      </w:r>
+      <w:r>
+        <w:rPr>
+          <w:rStyle w:val="DataTypeTok"/>
+        </w:rPr>
+        <w:t xml:space="preserve">backend</w:t>
+      </w:r>
+      <w:r>
+        <w:rPr>
+          <w:rStyle w:val="NormalTok"/>
+        </w:rPr>
+        <w:t xml:space="preserve"> </w:t>
+      </w:r>
+      <w:r>
+        <w:rPr>
+          <w:rStyle w:val="OperatorTok"/>
+        </w:rPr>
+        <w:t xml:space="preserve">=</w:t>
+      </w:r>
+      <w:r>
+        <w:rPr>
+          <w:rStyle w:val="NormalTok"/>
+        </w:rPr>
+        <w:t xml:space="preserve"> </w:t>
+      </w:r>
+      <w:r>
+        <w:rPr>
+          <w:rStyle w:val="StringTok"/>
+        </w:rPr>
+        <w:t xml:space="preserve">"sqlite"</w:t>
+      </w:r>
+      <w:r>
+        <w:rPr>
+          <w:rStyle w:val="NormalTok"/>
+        </w:rPr>
+        <w:t xml:space="preserve">                           </w:t>
+      </w:r>
+      <w:r>
+        <w:rPr>
+          <w:rStyle w:val="CommentTok"/>
+        </w:rPr>
+        <w:t xml:space="preserve"># or "json" for ephemeral</w:t>
+      </w:r>
+      <w:r>
+        <w:br/>
+      </w:r>
+      <w:r>
+        <w:br/>
+      </w:r>
+      <w:r>
+        <w:rPr>
+          <w:rStyle w:val="KeywordTok"/>
+        </w:rPr>
+        <w:t xml:space="preserve">[auth]</w:t>
+      </w:r>
+      <w:r>
+        <w:br/>
+      </w:r>
+      <w:r>
+        <w:rPr>
+          <w:rStyle w:val="DataTypeTok"/>
+        </w:rPr>
+        <w:t xml:space="preserve">jwt_secret</w:t>
+      </w:r>
+      <w:r>
+        <w:rPr>
+          <w:rStyle w:val="NormalTok"/>
+        </w:rPr>
+        <w:t xml:space="preserve"> </w:t>
+      </w:r>
+      <w:r>
+        <w:rPr>
+          <w:rStyle w:val="OperatorTok"/>
+        </w:rPr>
+        <w:t xml:space="preserve">=</w:t>
+      </w:r>
+      <w:r>
+        <w:rPr>
+          <w:rStyle w:val="NormalTok"/>
+        </w:rPr>
+        <w:t xml:space="preserve"> </w:t>
+      </w:r>
+      <w:r>
+        <w:rPr>
+          <w:rStyle w:val="StringTok"/>
+        </w:rPr>
+        <w:t xml:space="preserve">""</w:t>
+      </w:r>
+      <w:r>
+        <w:rPr>
+          <w:rStyle w:val="NormalTok"/>
+        </w:rPr>
+        <w:t xml:space="preserve">                              </w:t>
+      </w:r>
+      <w:r>
+        <w:rPr>
+          <w:rStyle w:val="CommentTok"/>
+        </w:rPr>
+        <w:t xml:space="preserve"># auto-generated on first run if empty</w:t>
+      </w:r>
+      <w:r>
+        <w:br/>
+      </w:r>
+      <w:r>
+        <w:rPr>
+          <w:rStyle w:val="DataTypeTok"/>
+        </w:rPr>
+        <w:t xml:space="preserve">session_ttl_hours</w:t>
+      </w:r>
+      <w:r>
+        <w:rPr>
+          <w:rStyle w:val="NormalTok"/>
+        </w:rPr>
+        <w:t xml:space="preserve"> </w:t>
+      </w:r>
+      <w:r>
+        <w:rPr>
+          <w:rStyle w:val="OperatorTok"/>
+        </w:rPr>
+        <w:t xml:space="preserve">=</w:t>
+      </w:r>
+      <w:r>
+        <w:rPr>
+          <w:rStyle w:val="NormalTok"/>
+        </w:rPr>
+        <w:t xml:space="preserve"> </w:t>
+      </w:r>
+      <w:r>
+        <w:rPr>
+          <w:rStyle w:val="DecValTok"/>
+        </w:rPr>
+        <w:t xml:space="preserve">24</w:t>
+      </w:r>
+      <w:r>
+        <w:br/>
+      </w:r>
+      <w:r>
+        <w:rPr>
+          <w:rStyle w:val="DataTypeTok"/>
+        </w:rPr>
+        <w:t xml:space="preserve">admin_session_ttl_hours</w:t>
+      </w:r>
+      <w:r>
+        <w:rPr>
+          <w:rStyle w:val="NormalTok"/>
+        </w:rPr>
+        <w:t xml:space="preserve"> </w:t>
+      </w:r>
+      <w:r>
+        <w:rPr>
+          <w:rStyle w:val="OperatorTok"/>
+        </w:rPr>
+        <w:t xml:space="preserve">=</w:t>
+      </w:r>
+      <w:r>
+        <w:rPr>
+          <w:rStyle w:val="NormalTok"/>
+        </w:rPr>
+        <w:t xml:space="preserve"> </w:t>
+      </w:r>
+      <w:r>
+        <w:rPr>
+          <w:rStyle w:val="DecValTok"/>
+        </w:rPr>
+        <w:t xml:space="preserve">4</w:t>
+      </w:r>
+      <w:r>
+        <w:br/>
+      </w:r>
+      <w:r>
+        <w:br/>
+      </w:r>
+      <w:r>
+        <w:rPr>
+          <w:rStyle w:val="KeywordTok"/>
+        </w:rPr>
+        <w:t xml:space="preserve">[storage]</w:t>
+      </w:r>
+      <w:r>
+        <w:br/>
+      </w:r>
+      <w:r>
+        <w:rPr>
+          <w:rStyle w:val="DataTypeTok"/>
+        </w:rPr>
+        <w:t xml:space="preserve">attachments_path</w:t>
+      </w:r>
+      <w:r>
+        <w:rPr>
+          <w:rStyle w:val="NormalTok"/>
+        </w:rPr>
+        <w:t xml:space="preserve"> </w:t>
+      </w:r>
+      <w:r>
+        <w:rPr>
+          <w:rStyle w:val="OperatorTok"/>
+        </w:rPr>
+        <w:t xml:space="preserve">=</w:t>
+      </w:r>
+      <w:r>
+        <w:rPr>
+          <w:rStyle w:val="NormalTok"/>
+        </w:rPr>
+        <w:t xml:space="preserve"> </w:t>
+      </w:r>
+      <w:r>
+        <w:rPr>
+          <w:rStyle w:val="StringTok"/>
+        </w:rPr>
+        <w:t xml:space="preserve">"./attachments"</w:t>
+      </w:r>
+      <w:r>
+        <w:rPr>
+          <w:rStyle w:val="NormalTok"/>
+        </w:rPr>
+        <w:t xml:space="preserve">           </w:t>
+      </w:r>
+      <w:r>
+        <w:rPr>
+          <w:rStyle w:val="CommentTok"/>
+        </w:rPr>
+        <w:t xml:space="preserve"># must be outside webroot</w:t>
+      </w:r>
+      <w:r>
+        <w:br/>
+      </w:r>
+      <w:r>
+        <w:rPr>
+          <w:rStyle w:val="DataTypeTok"/>
+        </w:rPr>
+        <w:t xml:space="preserve">max_file_size_mb</w:t>
+      </w:r>
+      <w:r>
+        <w:rPr>
+          <w:rStyle w:val="NormalTok"/>
+        </w:rPr>
+        <w:t xml:space="preserve"> </w:t>
+      </w:r>
+      <w:r>
+        <w:rPr>
+          <w:rStyle w:val="OperatorTok"/>
+        </w:rPr>
+        <w:t xml:space="preserve">=</w:t>
+      </w:r>
+      <w:r>
+        <w:rPr>
+          <w:rStyle w:val="NormalTok"/>
+        </w:rPr>
+        <w:t xml:space="preserve"> </w:t>
+      </w:r>
+      <w:r>
+        <w:rPr>
+          <w:rStyle w:val="DecValTok"/>
+        </w:rPr>
+        <w:t xml:space="preserve">100</w:t>
+      </w:r>
+      <w:r>
+        <w:br/>
+      </w:r>
+      <w:r>
+        <w:br/>
+      </w:r>
+      <w:r>
+        <w:rPr>
+          <w:rStyle w:val="KeywordTok"/>
+        </w:rPr>
+        <w:t xml:space="preserve">[rate_limit]</w:t>
+      </w:r>
+      <w:r>
+        <w:br/>
+      </w:r>
+      <w:r>
+        <w:rPr>
+          <w:rStyle w:val="DataTypeTok"/>
+        </w:rPr>
+        <w:t xml:space="preserve">submissions_per_minute</w:t>
+      </w:r>
+      <w:r>
+        <w:rPr>
+          <w:rStyle w:val="NormalTok"/>
+        </w:rPr>
+        <w:t xml:space="preserve"> </w:t>
+      </w:r>
+      <w:r>
+        <w:rPr>
+          <w:rStyle w:val="OperatorTok"/>
+        </w:rPr>
+        <w:t xml:space="preserve">=</w:t>
+      </w:r>
+      <w:r>
+        <w:rPr>
+          <w:rStyle w:val="NormalTok"/>
+        </w:rPr>
+        <w:t xml:space="preserve"> </w:t>
+      </w:r>
+      <w:r>
+        <w:rPr>
+          <w:rStyle w:val="DecValTok"/>
+        </w:rPr>
+        <w:t xml:space="preserve">10</w:t>
+      </w:r>
+      <w:r>
+        <w:br/>
+      </w:r>
+      <w:r>
+        <w:rPr>
+          <w:rStyle w:val="DataTypeTok"/>
+        </w:rPr>
+        <w:t xml:space="preserve">wrong_attempts_before_backoff</w:t>
+      </w:r>
+      <w:r>
+        <w:rPr>
+          <w:rStyle w:val="NormalTok"/>
+        </w:rPr>
+        <w:t xml:space="preserve"> </w:t>
+      </w:r>
+      <w:r>
+        <w:rPr>
+          <w:rStyle w:val="OperatorTok"/>
+        </w:rPr>
+        <w:t xml:space="preserve">=</w:t>
+      </w:r>
+      <w:r>
+        <w:rPr>
+          <w:rStyle w:val="NormalTok"/>
+        </w:rPr>
+        <w:t xml:space="preserve"> </w:t>
+      </w:r>
+      <w:r>
+        <w:rPr>
+          <w:rStyle w:val="DecValTok"/>
+        </w:rPr>
+        <w:t xml:space="preserve">5</w:t>
+      </w:r>
+      <w:r>
+        <w:br/>
+      </w:r>
+      <w:r>
+        <w:rPr>
+          <w:rStyle w:val="DataTypeTok"/>
+        </w:rPr>
+        <w:t xml:space="preserve">backoff_base_seconds</w:t>
+      </w:r>
+      <w:r>
+        <w:rPr>
+          <w:rStyle w:val="NormalTok"/>
+        </w:rPr>
+        <w:t xml:space="preserve"> </w:t>
+      </w:r>
+      <w:r>
+        <w:rPr>
+          <w:rStyle w:val="OperatorTok"/>
+        </w:rPr>
+        <w:t xml:space="preserve">=</w:t>
+      </w:r>
+      <w:r>
+        <w:rPr>
+          <w:rStyle w:val="NormalTok"/>
+        </w:rPr>
+        <w:t xml:space="preserve"> </w:t>
+      </w:r>
+      <w:r>
+        <w:rPr>
+          <w:rStyle w:val="DecValTok"/>
+        </w:rPr>
+        <w:t xml:space="preserve">30</w:t>
+      </w:r>
+      <w:r>
+        <w:br/>
+      </w:r>
+      <w:r>
+        <w:rPr>
+          <w:rStyle w:val="DataTypeTok"/>
+        </w:rPr>
+        <w:t xml:space="preserve">flag_sharing_window_seconds</w:t>
+      </w:r>
+      <w:r>
+        <w:rPr>
+          <w:rStyle w:val="NormalTok"/>
+        </w:rPr>
+        <w:t xml:space="preserve"> </w:t>
+      </w:r>
+      <w:r>
+        <w:rPr>
+          <w:rStyle w:val="OperatorTok"/>
+        </w:rPr>
+        <w:t xml:space="preserve">=</w:t>
+      </w:r>
+      <w:r>
+        <w:rPr>
+          <w:rStyle w:val="NormalTok"/>
+        </w:rPr>
+        <w:t xml:space="preserve"> </w:t>
+      </w:r>
+      <w:r>
+        <w:rPr>
+          <w:rStyle w:val="DecValTok"/>
+        </w:rPr>
+        <w:t xml:space="preserve">300</w:t>
+      </w:r>
+      <w:r>
+        <w:br/>
+      </w:r>
+      <w:r>
+        <w:br/>
+      </w:r>
+      <w:r>
+        <w:rPr>
+          <w:rStyle w:val="KeywordTok"/>
+        </w:rPr>
+        <w:t xml:space="preserve">[notifications]</w:t>
+      </w:r>
+      <w:r>
+        <w:br/>
+      </w:r>
+      <w:r>
+        <w:rPr>
+          <w:rStyle w:val="DataTypeTok"/>
+        </w:rPr>
+        <w:t xml:space="preserve">discord_webhook_url</w:t>
+      </w:r>
+      <w:r>
+        <w:rPr>
+          <w:rStyle w:val="NormalTok"/>
+        </w:rPr>
+        <w:t xml:space="preserve"> </w:t>
+      </w:r>
+      <w:r>
+        <w:rPr>
+          <w:rStyle w:val="OperatorTok"/>
+        </w:rPr>
+        <w:t xml:space="preserve">=</w:t>
+      </w:r>
+      <w:r>
+        <w:rPr>
+          <w:rStyle w:val="NormalTok"/>
+        </w:rPr>
+        <w:t xml:space="preserve"> </w:t>
+      </w:r>
+      <w:r>
+        <w:rPr>
+          <w:rStyle w:val="StringTok"/>
+        </w:rPr>
+        <w:t xml:space="preserve">""</w:t>
+      </w:r>
+      <w:r>
+        <w:rPr>
+          <w:rStyle w:val="NormalTok"/>
+        </w:rPr>
+        <w:t xml:space="preserve">                     </w:t>
+      </w:r>
+      <w:r>
+        <w:rPr>
+          <w:rStyle w:val="CommentTok"/>
+        </w:rPr>
+        <w:t xml:space="preserve"># optional, for first blood + announcements</w:t>
+      </w:r>
+      <w:r>
+        <w:br/>
+      </w:r>
+      <w:r>
+        <w:br/>
+      </w:r>
+      <w:r>
+        <w:rPr>
+          <w:rStyle w:val="KeywordTok"/>
+        </w:rPr>
+        <w:t xml:space="preserve">[logging]</w:t>
+      </w:r>
+      <w:r>
+        <w:br/>
+      </w:r>
+      <w:r>
+        <w:rPr>
+          <w:rStyle w:val="DataTypeTok"/>
+        </w:rPr>
+        <w:t xml:space="preserve">level</w:t>
+      </w:r>
+      <w:r>
+        <w:rPr>
+          <w:rStyle w:val="NormalTok"/>
+        </w:rPr>
+        <w:t xml:space="preserve"> </w:t>
+      </w:r>
+      <w:r>
+        <w:rPr>
+          <w:rStyle w:val="OperatorTok"/>
+        </w:rPr>
+        <w:t xml:space="preserve">=</w:t>
+      </w:r>
+      <w:r>
+        <w:rPr>
+          <w:rStyle w:val="NormalTok"/>
+        </w:rPr>
+        <w:t xml:space="preserve"> </w:t>
+      </w:r>
+      <w:r>
+        <w:rPr>
+          <w:rStyle w:val="StringTok"/>
+        </w:rPr>
+        <w:t xml:space="preserve">"info"</w:t>
+      </w:r>
+      <w:r>
+        <w:rPr>
+          <w:rStyle w:val="NormalTok"/>
+        </w:rPr>
+        <w:t xml:space="preserve">                               </w:t>
+      </w:r>
+      <w:r>
+        <w:rPr>
+          <w:rStyle w:val="CommentTok"/>
+        </w:rPr>
+        <w:t xml:space="preserve"># trace | debug | info | warn | error</w:t>
+      </w:r>
+      <w:r>
+        <w:br/>
+      </w:r>
+      <w:r>
+        <w:rPr>
+          <w:rStyle w:val="DataTypeTok"/>
+        </w:rPr>
+        <w:t xml:space="preserve">format</w:t>
+      </w:r>
+      <w:r>
+        <w:rPr>
+          <w:rStyle w:val="NormalTok"/>
+        </w:rPr>
+        <w:t xml:space="preserve"> </w:t>
+      </w:r>
+      <w:r>
+        <w:rPr>
+          <w:rStyle w:val="OperatorTok"/>
+        </w:rPr>
+        <w:t xml:space="preserve">=</w:t>
+      </w:r>
+      <w:r>
+        <w:rPr>
+          <w:rStyle w:val="NormalTok"/>
+        </w:rPr>
+        <w:t xml:space="preserve"> </w:t>
+      </w:r>
+      <w:r>
+        <w:rPr>
+          <w:rStyle w:val="StringTok"/>
+        </w:rPr>
+        <w:t xml:space="preserve">"json"</w:t>
+      </w:r>
+      <w:r>
+        <w:rPr>
+          <w:rStyle w:val="NormalTok"/>
+        </w:rPr>
+        <w:t xml:space="preserve">                              </w:t>
+      </w:r>
+      <w:r>
+        <w:rPr>
+          <w:rStyle w:val="CommentTok"/>
+        </w:rPr>
+        <w:t xml:space="preserve"># json | pretty</w:t>
+      </w:r>
+    </w:p>
+    <w:p>
+      <w:pPr>
+        <w:pStyle w:val="FirstParagraph"/>
+      </w:pPr>
+      <w:r>
+        <w:t xml:space="preserve">All config values can be overridden with environment variables using the prefix</w:t>
+      </w:r>
+      <w:r>
+        <w:t xml:space="preserve"> </w:t>
+      </w:r>
+      <w:r>
+        <w:rPr>
+          <w:rStyle w:val="VerbatimChar"/>
+        </w:rPr>
+        <w:t xml:space="preserve">FERALCTF_</w:t>
+      </w:r>
+      <w:r>
+        <w:t xml:space="preserve">:</w:t>
+      </w:r>
+    </w:p>
+    <w:p>
+      <w:pPr>
+        <w:pStyle w:val="SourceCode"/>
+      </w:pPr>
+      <w:r>
+        <w:rPr>
+          <w:rStyle w:val="VariableTok"/>
+        </w:rPr>
+        <w:t xml:space="preserve">FERALCTF_SERVER_PORT</w:t>
+      </w:r>
+      <w:r>
+        <w:rPr>
+          <w:rStyle w:val="OperatorTok"/>
+        </w:rPr>
+        <w:t xml:space="preserve">=</w:t>
+      </w:r>
+      <w:r>
+        <w:rPr>
+          <w:rStyle w:val="NormalTok"/>
+        </w:rPr>
+        <w:t xml:space="preserve">9090</w:t>
+      </w:r>
+      <w:r>
+        <w:br/>
+      </w:r>
+      <w:r>
+        <w:rPr>
+          <w:rStyle w:val="VariableTok"/>
+        </w:rPr>
+        <w:t xml:space="preserve">FERALCTF_SERVER_ALLOWED_ORIGINS</w:t>
+      </w:r>
+      <w:r>
+        <w:rPr>
+          <w:rStyle w:val="OperatorTok"/>
+        </w:rPr>
+        <w:t xml:space="preserve">=</w:t>
+      </w:r>
+      <w:r>
+        <w:rPr>
+          <w:rStyle w:val="NormalTok"/>
+        </w:rPr>
+        <w:t xml:space="preserve">https://ctf.yourdomain.com</w:t>
+      </w:r>
+      <w:r>
+        <w:br/>
+      </w:r>
+      <w:r>
+        <w:rPr>
+          <w:rStyle w:val="VariableTok"/>
+        </w:rPr>
+        <w:t xml:space="preserve">FERALCTF_DATABASE_PATH</w:t>
+      </w:r>
+      <w:r>
+        <w:rPr>
+          <w:rStyle w:val="OperatorTok"/>
+        </w:rPr>
+        <w:t xml:space="preserve">=</w:t>
+      </w:r>
+      <w:r>
+        <w:rPr>
+          <w:rStyle w:val="NormalTok"/>
+        </w:rPr>
+        <w:t xml:space="preserve">/data/ctf.db</w:t>
+      </w:r>
+      <w:r>
+        <w:br/>
+      </w:r>
+      <w:r>
+        <w:rPr>
+          <w:rStyle w:val="VariableTok"/>
+        </w:rPr>
+        <w:t xml:space="preserve">FERALCTF_AUTH_JWT_SECRET</w:t>
+      </w:r>
+      <w:r>
+        <w:rPr>
+          <w:rStyle w:val="OperatorTok"/>
+        </w:rPr>
+        <w:t xml:space="preserve">=</w:t>
+      </w:r>
+      <w:r>
+        <w:rPr>
+          <w:rStyle w:val="NormalTok"/>
+        </w:rPr>
+        <w:t xml:space="preserve">supersecret</w:t>
+      </w:r>
+    </w:p>
+    <w:p>
+      <w:r>
+        <w:pict>
+          <v:rect style="width:0;height:1.5pt" o:hralign="center" o:hrstd="t" o:hr="t"/>
+        </w:pict>
+      </w:r>
+    </w:p>
+    <w:bookmarkEnd w:id="58"/>
+    <w:bookmarkStart w:id="63" w:name="deployment"/>
+    <w:p>
+      <w:pPr>
+        <w:pStyle w:val="Heading2"/>
+      </w:pPr>
+      <w:r>
+        <w:t xml:space="preserve">8. Deployment</w:t>
+      </w:r>
+    </w:p>
+    <w:bookmarkStart w:id="59" w:name="minimum-viable-deployment"/>
+    <w:p>
+      <w:pPr>
+        <w:pStyle w:val="Heading3"/>
+      </w:pPr>
+      <w:r>
+        <w:t xml:space="preserve">8.1 Minimum Viable Deployment</w:t>
+      </w:r>
+    </w:p>
+    <w:p>
+      <w:pPr>
+        <w:pStyle w:val="SourceCode"/>
+      </w:pPr>
+      <w:r>
+        <w:rPr>
+          <w:rStyle w:val="CommentTok"/>
+        </w:rPr>
+        <w:t xml:space="preserve"># Download</w:t>
+      </w:r>
+      <w:r>
+        <w:br/>
+      </w:r>
+      <w:r>
+        <w:rPr>
+          <w:rStyle w:val="ExtensionTok"/>
+        </w:rPr>
+        <w:t xml:space="preserve">curl</w:t>
+      </w:r>
+      <w:r>
+        <w:rPr>
+          <w:rStyle w:val="NormalTok"/>
+        </w:rPr>
+        <w:t xml:space="preserve"> </w:t>
+      </w:r>
+      <w:r>
+        <w:rPr>
+          <w:rStyle w:val="AttributeTok"/>
+        </w:rPr>
+        <w:t xml:space="preserve">-L</w:t>
+      </w:r>
+      <w:r>
+        <w:rPr>
+          <w:rStyle w:val="NormalTok"/>
+        </w:rPr>
+        <w:t xml:space="preserve"> https://github.com/yourorg/feralctf/releases/latest/download/feralctf-linux-x86_64 </w:t>
+      </w:r>
+      <w:r>
+        <w:rPr>
+          <w:rStyle w:val="DataTypeTok"/>
+        </w:rPr>
+        <w:t xml:space="preserve">\</w:t>
+      </w:r>
+      <w:r>
+        <w:br/>
+      </w:r>
+      <w:r>
+        <w:rPr>
+          <w:rStyle w:val="NormalTok"/>
+        </w:rPr>
+        <w:t xml:space="preserve">  </w:t>
+      </w:r>
+      <w:r>
+        <w:rPr>
+          <w:rStyle w:val="AttributeTok"/>
+        </w:rPr>
+        <w:t xml:space="preserve">-o</w:t>
+      </w:r>
+      <w:r>
+        <w:rPr>
+          <w:rStyle w:val="NormalTok"/>
+        </w:rPr>
+        <w:t xml:space="preserve"> feralctf </w:t>
+      </w:r>
+      <w:r>
+        <w:rPr>
+          <w:rStyle w:val="KeywordTok"/>
+        </w:rPr>
+        <w:t xml:space="preserve">&amp;&amp;</w:t>
+      </w:r>
+      <w:r>
+        <w:rPr>
+          <w:rStyle w:val="NormalTok"/>
+        </w:rPr>
+        <w:t xml:space="preserve"> </w:t>
+      </w:r>
+      <w:r>
+        <w:rPr>
+          <w:rStyle w:val="FunctionTok"/>
+        </w:rPr>
+        <w:t xml:space="preserve">chmod</w:t>
+      </w:r>
+      <w:r>
+        <w:rPr>
+          <w:rStyle w:val="NormalTok"/>
+        </w:rPr>
+        <w:t xml:space="preserve"> +x feralctf</w:t>
+      </w:r>
+      <w:r>
+        <w:br/>
+      </w:r>
+      <w:r>
+        <w:br/>
+      </w:r>
+      <w:r>
+        <w:rPr>
+          <w:rStyle w:val="CommentTok"/>
+        </w:rPr>
+        <w:t xml:space="preserve"># Initialize (generates config.toml + empty DB)</w:t>
+      </w:r>
+      <w:r>
+        <w:br/>
+      </w:r>
+      <w:r>
+        <w:rPr>
+          <w:rStyle w:val="ExtensionTok"/>
+        </w:rPr>
+        <w:t xml:space="preserve">./feralctf</w:t>
+      </w:r>
+      <w:r>
+        <w:rPr>
+          <w:rStyle w:val="NormalTok"/>
+        </w:rPr>
+        <w:t xml:space="preserve"> init</w:t>
+      </w:r>
+      <w:r>
+        <w:br/>
+      </w:r>
+      <w:r>
+        <w:br/>
+      </w:r>
+      <w:r>
+        <w:rPr>
+          <w:rStyle w:val="CommentTok"/>
+        </w:rPr>
+        <w:t xml:space="preserve"># Edit config.toml, then run</w:t>
+      </w:r>
+      <w:r>
+        <w:br/>
+      </w:r>
+      <w:r>
+        <w:rPr>
+          <w:rStyle w:val="ExtensionTok"/>
+        </w:rPr>
+        <w:t xml:space="preserve">./feralctf</w:t>
+      </w:r>
+      <w:r>
+        <w:rPr>
+          <w:rStyle w:val="NormalTok"/>
+        </w:rPr>
+        <w:t xml:space="preserve"> </w:t>
+      </w:r>
+      <w:r>
+        <w:rPr>
+          <w:rStyle w:val="AttributeTok"/>
+        </w:rPr>
+        <w:t xml:space="preserve">--port</w:t>
+      </w:r>
+      <w:r>
+        <w:rPr>
+          <w:rStyle w:val="NormalTok"/>
+        </w:rPr>
+        <w:t xml:space="preserve"> 8080</w:t>
+      </w:r>
+      <w:r>
+        <w:br/>
+      </w:r>
+      <w:r>
+        <w:br/>
+      </w:r>
+      <w:r>
+        <w:rPr>
+          <w:rStyle w:val="CommentTok"/>
+        </w:rPr>
+        <w:t xml:space="preserve"># First user to register becomes admin</w:t>
+      </w:r>
+    </w:p>
+    <w:bookmarkEnd w:id="59"/>
+    <w:bookmarkStart w:id="60" w:name="reverse-proxy-nginx"/>
+    <w:p>
+      <w:pPr>
+        <w:pStyle w:val="Heading3"/>
+      </w:pPr>
+      <w:r>
+        <w:t xml:space="preserve">8.2 Reverse Proxy (nginx)</w:t>
+      </w:r>
+    </w:p>
+    <w:p>
+      <w:pPr>
+        <w:pStyle w:val="FirstParagraph"/>
+      </w:pPr>
+      <w:r>
+        <w:t xml:space="preserve">TLS is handled by the reverse proxy. FeralCTF handles WebSocket upgrade internally.</w:t>
+      </w:r>
+    </w:p>
+    <w:p>
+      <w:pPr>
+        <w:pStyle w:val="SourceCode"/>
+      </w:pPr>
+      <w:r>
+        <w:rPr>
+          <w:rStyle w:val="VerbatimChar"/>
+        </w:rPr>
+        <w:t xml:space="preserve">server {</w:t>
+      </w:r>
+      <w:r>
+        <w:br/>
+      </w:r>
+      <w:r>
+        <w:rPr>
+          <w:rStyle w:val="VerbatimChar"/>
+        </w:rPr>
+        <w:t xml:space="preserve">    listen 443 ssl;</w:t>
+      </w:r>
+      <w:r>
+        <w:br/>
+      </w:r>
+      <w:r>
+        <w:rPr>
+          <w:rStyle w:val="VerbatimChar"/>
+        </w:rPr>
+        <w:t xml:space="preserve">    server_name ctf.yourdomain.com;</w:t>
+      </w:r>
+      <w:r>
+        <w:br/>
+      </w:r>
+      <w:r>
+        <w:br/>
+      </w:r>
+      <w:r>
+        <w:rPr>
+          <w:rStyle w:val="VerbatimChar"/>
+        </w:rPr>
+        <w:t xml:space="preserve">    location / {</w:t>
+      </w:r>
+      <w:r>
+        <w:br/>
+      </w:r>
+      <w:r>
+        <w:rPr>
+          <w:rStyle w:val="VerbatimChar"/>
+        </w:rPr>
+        <w:t xml:space="preserve">        proxy_pass http://127.0.0.1:8080;</w:t>
+      </w:r>
+      <w:r>
+        <w:br/>
+      </w:r>
+      <w:r>
+        <w:rPr>
+          <w:rStyle w:val="VerbatimChar"/>
+        </w:rPr>
+        <w:t xml:space="preserve">        proxy_http_version 1.1;</w:t>
+      </w:r>
+      <w:r>
+        <w:br/>
+      </w:r>
+      <w:r>
+        <w:rPr>
+          <w:rStyle w:val="VerbatimChar"/>
+        </w:rPr>
+        <w:t xml:space="preserve">        proxy_set_header Upgrade $http_upgrade;</w:t>
+      </w:r>
+      <w:r>
+        <w:br/>
+      </w:r>
+      <w:r>
+        <w:rPr>
+          <w:rStyle w:val="VerbatimChar"/>
+        </w:rPr>
+        <w:t xml:space="preserve">        proxy_set_header Connection "upgrade";</w:t>
+      </w:r>
+      <w:r>
+        <w:br/>
+      </w:r>
+      <w:r>
+        <w:rPr>
+          <w:rStyle w:val="VerbatimChar"/>
+        </w:rPr>
+        <w:t xml:space="preserve">        proxy_set_header Host $host;</w:t>
+      </w:r>
+      <w:r>
+        <w:br/>
+      </w:r>
+      <w:r>
+        <w:rPr>
+          <w:rStyle w:val="VerbatimChar"/>
+        </w:rPr>
+        <w:t xml:space="preserve">        proxy_set_header X-Real-IP $remote_addr;</w:t>
+      </w:r>
+      <w:r>
+        <w:br/>
+      </w:r>
+      <w:r>
+        <w:rPr>
+          <w:rStyle w:val="VerbatimChar"/>
+        </w:rPr>
+        <w:t xml:space="preserve">    }</w:t>
+      </w:r>
+      <w:r>
+        <w:br/>
+      </w:r>
+      <w:r>
+        <w:rPr>
+          <w:rStyle w:val="VerbatimChar"/>
+        </w:rPr>
+        <w:t xml:space="preserve">}</w:t>
+      </w:r>
+    </w:p>
+    <w:bookmarkEnd w:id="60"/>
+    <w:bookmarkStart w:id="61" w:name="systemd-service"/>
+    <w:p>
+      <w:pPr>
+        <w:pStyle w:val="Heading3"/>
+      </w:pPr>
+      <w:r>
+        <w:t xml:space="preserve">8.3 Systemd Service</w:t>
+      </w:r>
+    </w:p>
+    <w:p>
+      <w:pPr>
+        <w:pStyle w:val="SourceCode"/>
+      </w:pPr>
+      <w:r>
+        <w:rPr>
+          <w:rStyle w:val="KeywordTok"/>
+        </w:rPr>
+        <w:t xml:space="preserve">[Unit]</w:t>
+      </w:r>
+      <w:r>
+        <w:br/>
+      </w:r>
+      <w:r>
+        <w:rPr>
+          <w:rStyle w:val="DataTypeTok"/>
+        </w:rPr>
+        <w:t xml:space="preserve">Description</w:t>
+      </w:r>
+      <w:r>
+        <w:rPr>
+          <w:rStyle w:val="OtherTok"/>
+        </w:rPr>
+        <w:t xml:space="preserve">=</w:t>
+      </w:r>
+      <w:r>
+        <w:rPr>
+          <w:rStyle w:val="StringTok"/>
+        </w:rPr>
+        <w:t xml:space="preserve">FeralCTF Platform</w:t>
+      </w:r>
+      <w:r>
+        <w:br/>
+      </w:r>
+      <w:r>
+        <w:rPr>
+          <w:rStyle w:val="DataTypeTok"/>
+        </w:rPr>
+        <w:t xml:space="preserve">After</w:t>
+      </w:r>
+      <w:r>
+        <w:rPr>
+          <w:rStyle w:val="OtherTok"/>
+        </w:rPr>
+        <w:t xml:space="preserve">=</w:t>
+      </w:r>
+      <w:r>
+        <w:rPr>
+          <w:rStyle w:val="StringTok"/>
+        </w:rPr>
+        <w:t xml:space="preserve">network.target</w:t>
+      </w:r>
+      <w:r>
+        <w:br/>
+      </w:r>
+      <w:r>
+        <w:br/>
+      </w:r>
+      <w:r>
+        <w:rPr>
+          <w:rStyle w:val="KeywordTok"/>
+        </w:rPr>
+        <w:t xml:space="preserve">[Service]</w:t>
+      </w:r>
+      <w:r>
+        <w:br/>
+      </w:r>
+      <w:r>
+        <w:rPr>
+          <w:rStyle w:val="DataTypeTok"/>
+        </w:rPr>
+        <w:t xml:space="preserve">Type</w:t>
+      </w:r>
+      <w:r>
+        <w:rPr>
+          <w:rStyle w:val="OtherTok"/>
+        </w:rPr>
+        <w:t xml:space="preserve">=</w:t>
+      </w:r>
+      <w:r>
+        <w:rPr>
+          <w:rStyle w:val="StringTok"/>
+        </w:rPr>
+        <w:t xml:space="preserve">simple</w:t>
+      </w:r>
+      <w:r>
+        <w:br/>
+      </w:r>
+      <w:r>
+        <w:rPr>
+          <w:rStyle w:val="DataTypeTok"/>
+        </w:rPr>
+        <w:t xml:space="preserve">User</w:t>
+      </w:r>
+      <w:r>
+        <w:rPr>
+          <w:rStyle w:val="OtherTok"/>
+        </w:rPr>
+        <w:t xml:space="preserve">=</w:t>
+      </w:r>
+      <w:r>
+        <w:rPr>
+          <w:rStyle w:val="StringTok"/>
+        </w:rPr>
+        <w:t xml:space="preserve">ctf</w:t>
+      </w:r>
+      <w:r>
+        <w:br/>
+      </w:r>
+      <w:r>
+        <w:rPr>
+          <w:rStyle w:val="DataTypeTok"/>
+        </w:rPr>
+        <w:t xml:space="preserve">WorkingDirectory</w:t>
+      </w:r>
+      <w:r>
+        <w:rPr>
+          <w:rStyle w:val="OtherTok"/>
+        </w:rPr>
+        <w:t xml:space="preserve">=</w:t>
+      </w:r>
+      <w:r>
+        <w:rPr>
+          <w:rStyle w:val="StringTok"/>
+        </w:rPr>
+        <w:t xml:space="preserve">/opt/feralctf</w:t>
+      </w:r>
+      <w:r>
+        <w:br/>
+      </w:r>
+      <w:r>
+        <w:rPr>
+          <w:rStyle w:val="DataTypeTok"/>
+        </w:rPr>
+        <w:t xml:space="preserve">ExecStart</w:t>
+      </w:r>
+      <w:r>
+        <w:rPr>
+          <w:rStyle w:val="OtherTok"/>
+        </w:rPr>
+        <w:t xml:space="preserve">=</w:t>
+      </w:r>
+      <w:r>
+        <w:rPr>
+          <w:rStyle w:val="StringTok"/>
+        </w:rPr>
+        <w:t xml:space="preserve">/opt/feralctf/feralctf</w:t>
+      </w:r>
+      <w:r>
+        <w:br/>
+      </w:r>
+      <w:r>
+        <w:rPr>
+          <w:rStyle w:val="DataTypeTok"/>
+        </w:rPr>
+        <w:t xml:space="preserve">Restart</w:t>
+      </w:r>
+      <w:r>
+        <w:rPr>
+          <w:rStyle w:val="OtherTok"/>
+        </w:rPr>
+        <w:t xml:space="preserve">=</w:t>
+      </w:r>
+      <w:r>
+        <w:rPr>
+          <w:rStyle w:val="StringTok"/>
+        </w:rPr>
+        <w:t xml:space="preserve">on-failure</w:t>
+      </w:r>
+      <w:r>
+        <w:br/>
+      </w:r>
+      <w:r>
+        <w:rPr>
+          <w:rStyle w:val="DataTypeTok"/>
+        </w:rPr>
+        <w:t xml:space="preserve">MemoryMax</w:t>
+      </w:r>
+      <w:r>
+        <w:rPr>
+          <w:rStyle w:val="OtherTok"/>
+        </w:rPr>
+        <w:t xml:space="preserve">=</w:t>
+      </w:r>
+      <w:r>
+        <w:rPr>
+          <w:rStyle w:val="StringTok"/>
+        </w:rPr>
+        <w:t xml:space="preserve">768M</w:t>
+      </w:r>
+      <w:r>
+        <w:br/>
+      </w:r>
+      <w:r>
+        <w:rPr>
+          <w:rStyle w:val="DataTypeTok"/>
+        </w:rPr>
+        <w:t xml:space="preserve">CPUQuota</w:t>
+      </w:r>
+      <w:r>
+        <w:rPr>
+          <w:rStyle w:val="OtherTok"/>
+        </w:rPr>
+        <w:t xml:space="preserve">=</w:t>
+      </w:r>
+      <w:r>
+        <w:rPr>
+          <w:rStyle w:val="StringTok"/>
+        </w:rPr>
+        <w:t xml:space="preserve">150%</w:t>
+      </w:r>
+      <w:r>
+        <w:br/>
+      </w:r>
+      <w:r>
+        <w:br/>
+      </w:r>
+      <w:r>
+        <w:rPr>
+          <w:rStyle w:val="KeywordTok"/>
+        </w:rPr>
+        <w:t xml:space="preserve">[Install]</w:t>
+      </w:r>
+      <w:r>
+        <w:br/>
+      </w:r>
+      <w:r>
+        <w:rPr>
+          <w:rStyle w:val="DataTypeTok"/>
+        </w:rPr>
+        <w:t xml:space="preserve">WantedBy</w:t>
+      </w:r>
+      <w:r>
+        <w:rPr>
+          <w:rStyle w:val="OtherTok"/>
+        </w:rPr>
+        <w:t xml:space="preserve">=</w:t>
+      </w:r>
+      <w:r>
+        <w:rPr>
+          <w:rStyle w:val="StringTok"/>
+        </w:rPr>
+        <w:t xml:space="preserve">multi-user.target</w:t>
+      </w:r>
+    </w:p>
+    <w:bookmarkEnd w:id="61"/>
+    <w:bookmarkStart w:id="62" w:name="backup"/>
+    <w:p>
+      <w:pPr>
+        <w:pStyle w:val="Heading3"/>
+      </w:pPr>
+      <w:r>
+        <w:t xml:space="preserve">8.4 Backup</w:t>
+      </w:r>
+    </w:p>
+    <w:p>
+      <w:pPr>
+        <w:pStyle w:val="SourceCode"/>
+      </w:pPr>
+      <w:r>
+        <w:rPr>
+          <w:rStyle w:val="CommentTok"/>
+        </w:rPr>
+        <w:t xml:space="preserve"># Hot backup (no downtime required)</w:t>
+      </w:r>
+      <w:r>
+        <w:br/>
+      </w:r>
+      <w:r>
+        <w:rPr>
+          <w:rStyle w:val="ExtensionTok"/>
+        </w:rPr>
+        <w:t xml:space="preserve">sqlite3</w:t>
+      </w:r>
+      <w:r>
+        <w:rPr>
+          <w:rStyle w:val="NormalTok"/>
+        </w:rPr>
+        <w:t xml:space="preserve"> ctf.db </w:t>
+      </w:r>
+      <w:r>
+        <w:rPr>
+          <w:rStyle w:val="StringTok"/>
+        </w:rPr>
+        <w:t xml:space="preserve">".backup ctf-backup-</w:t>
+      </w:r>
+      <w:r>
+        <w:rPr>
+          <w:rStyle w:val="VariableTok"/>
+        </w:rPr>
+        <w:t xml:space="preserve">$(</w:t>
+      </w:r>
+      <w:r>
+        <w:rPr>
+          <w:rStyle w:val="FunctionTok"/>
+        </w:rPr>
+        <w:t xml:space="preserve">date</w:t>
+      </w:r>
+      <w:r>
+        <w:rPr>
+          <w:rStyle w:val="NormalTok"/>
+        </w:rPr>
+        <w:t xml:space="preserve"> +%Y%m%d-%H%M</w:t>
+      </w:r>
+      <w:r>
+        <w:rPr>
+          <w:rStyle w:val="VariableTok"/>
+        </w:rPr>
+        <w:t xml:space="preserve">)</w:t>
+      </w:r>
+      <w:r>
+        <w:rPr>
+          <w:rStyle w:val="StringTok"/>
+        </w:rPr>
+        <w:t xml:space="preserve">.db"</w:t>
+      </w:r>
+      <w:r>
+        <w:br/>
+      </w:r>
+      <w:r>
+        <w:br/>
+      </w:r>
+      <w:r>
+        <w:rPr>
+          <w:rStyle w:val="CommentTok"/>
+        </w:rPr>
+        <w:t xml:space="preserve"># Or via API</w:t>
+      </w:r>
+      <w:r>
+        <w:br/>
+      </w:r>
+      <w:r>
+        <w:rPr>
+          <w:rStyle w:val="ExtensionTok"/>
+        </w:rPr>
+        <w:t xml:space="preserve">curl</w:t>
+      </w:r>
+      <w:r>
+        <w:rPr>
+          <w:rStyle w:val="NormalTok"/>
+        </w:rPr>
+        <w:t xml:space="preserve"> </w:t>
+      </w:r>
+      <w:r>
+        <w:rPr>
+          <w:rStyle w:val="AttributeTok"/>
+        </w:rPr>
+        <w:t xml:space="preserve">-H</w:t>
+      </w:r>
+      <w:r>
+        <w:rPr>
+          <w:rStyle w:val="NormalTok"/>
+        </w:rPr>
+        <w:t xml:space="preserve"> </w:t>
+      </w:r>
+      <w:r>
+        <w:rPr>
+          <w:rStyle w:val="StringTok"/>
+        </w:rPr>
+        <w:t xml:space="preserve">"Authorization: Bearer </w:t>
+      </w:r>
+      <w:r>
+        <w:rPr>
+          <w:rStyle w:val="VariableTok"/>
+        </w:rPr>
+        <w:t xml:space="preserve">$ADMIN_TOKEN</w:t>
+      </w:r>
+      <w:r>
+        <w:rPr>
+          <w:rStyle w:val="StringTok"/>
+        </w:rPr>
+        <w:t xml:space="preserve">"</w:t>
+      </w:r>
+      <w:r>
+        <w:rPr>
+          <w:rStyle w:val="NormalTok"/>
+        </w:rPr>
+        <w:t xml:space="preserve"> </w:t>
+      </w:r>
+      <w:r>
+        <w:rPr>
+          <w:rStyle w:val="DataTypeTok"/>
+        </w:rPr>
+        <w:t xml:space="preserve">\</w:t>
+      </w:r>
+      <w:r>
+        <w:br/>
+      </w:r>
+      <w:r>
+        <w:rPr>
+          <w:rStyle w:val="NormalTok"/>
+        </w:rPr>
+        <w:t xml:space="preserve">  https://ctf.yourdomain.com/api/admin/backup </w:t>
+      </w:r>
+      <w:r>
+        <w:rPr>
+          <w:rStyle w:val="OperatorTok"/>
+        </w:rPr>
+        <w:t xml:space="preserve">&gt;</w:t>
+      </w:r>
+      <w:r>
+        <w:rPr>
+          <w:rStyle w:val="NormalTok"/>
+        </w:rPr>
+        <w:t xml:space="preserve"> backup.db</w:t>
+      </w:r>
+    </w:p>
+    <w:p>
+      <w:r>
+        <w:pict>
+          <v:rect style="width:0;height:1.5pt" o:hralign="center" o:hrstd="t" o:hr="t"/>
+        </w:pict>
+      </w:r>
+    </w:p>
+    <w:bookmarkEnd w:id="62"/>
+    <w:bookmarkEnd w:id="63"/>
+    <w:bookmarkStart w:id="68" w:name="build"/>
+    <w:p>
+      <w:pPr>
+        <w:pStyle w:val="Heading2"/>
+      </w:pPr>
+      <w:r>
+        <w:t xml:space="preserve">9. Build</w:t>
+      </w:r>
+    </w:p>
+    <w:bookmarkStart w:id="64" w:name="prerequisites"/>
+    <w:p>
+      <w:pPr>
+        <w:pStyle w:val="Heading3"/>
+      </w:pPr>
+      <w:r>
+        <w:t xml:space="preserve">9.1 Prerequisites</w:t>
       </w:r>
     </w:p>
     <w:p>
@@ -18087,7 +17557,7 @@
         </w:numPr>
       </w:pPr>
       <w:r>
-        <w:t xml:space="preserve">☒ HTTP security headers</w:t>
+        <w:t xml:space="preserve">Rust stable 1.75+</w:t>
       </w:r>
     </w:p>
     <w:p>
@@ -18099,7 +17569,16 @@
         </w:numPr>
       </w:pPr>
       <w:r>
-        <w:t xml:space="preserve">☒ Configurable CORS allowlist</w:t>
+        <w:rPr>
+          <w:rStyle w:val="VerbatimChar"/>
+        </w:rPr>
+        <w:t xml:space="preserve">cargo</w:t>
+      </w:r>
+      <w:r>
+        <w:t xml:space="preserve"> </w:t>
+      </w:r>
+      <w:r>
+        <w:t xml:space="preserve">(bundled with Rust)</w:t>
       </w:r>
     </w:p>
     <w:p>
@@ -18111,53 +17590,749 @@
         </w:numPr>
       </w:pPr>
       <w:r>
-        <w:t xml:space="preserve">☒ Flag storage as salted hash for static flags</w:t>
-      </w:r>
-    </w:p>
-    <w:p>
-      <w:pPr>
-        <w:pStyle w:val="Compact"/>
-        <w:numPr>
-          <w:ilvl w:val="0"/>
-          <w:numId w:val="1012"/>
-        </w:numPr>
-      </w:pPr>
-      <w:r>
-        <w:t xml:space="preserve">☒ Admin action audit log</w:t>
-      </w:r>
-    </w:p>
-    <w:p>
-      <w:pPr>
-        <w:pStyle w:val="Compact"/>
-        <w:numPr>
-          <w:ilvl w:val="0"/>
-          <w:numId w:val="1012"/>
-        </w:numPr>
-      </w:pPr>
-      <w:r>
-        <w:t xml:space="preserve">☒ IP logging on submissions when request headers provide an IP</w:t>
-      </w:r>
-    </w:p>
-    <w:p>
-      <w:pPr>
-        <w:pStyle w:val="Compact"/>
-        <w:numPr>
-          <w:ilvl w:val="0"/>
-          <w:numId w:val="1012"/>
-        </w:numPr>
-      </w:pPr>
-      <w:r>
-        <w:t xml:space="preserve">☒ Flag sharing detection alert</w:t>
-      </w:r>
-    </w:p>
-    <w:bookmarkEnd w:id="71"/>
-    <w:bookmarkStart w:id="72" w:name="deployment-1"/>
+        <w:t xml:space="preserve">Optional:</w:t>
+      </w:r>
+      <w:r>
+        <w:t xml:space="preserve"> </w:t>
+      </w:r>
+      <w:r>
+        <w:rPr>
+          <w:rStyle w:val="VerbatimChar"/>
+        </w:rPr>
+        <w:t xml:space="preserve">cargo-watch</w:t>
+      </w:r>
+      <w:r>
+        <w:t xml:space="preserve"> </w:t>
+      </w:r>
+      <w:r>
+        <w:t xml:space="preserve">for dev hot-reload</w:t>
+      </w:r>
+    </w:p>
+    <w:bookmarkEnd w:id="64"/>
+    <w:bookmarkStart w:id="66" w:name="commands"/>
     <w:p>
       <w:pPr>
         <w:pStyle w:val="Heading3"/>
       </w:pPr>
       <w:r>
-        <w:t xml:space="preserve">Deployment</w:t>
+        <w:t xml:space="preserve">9.2 Commands</w:t>
+      </w:r>
+    </w:p>
+    <w:p>
+      <w:pPr>
+        <w:pStyle w:val="SourceCode"/>
+      </w:pPr>
+      <w:r>
+        <w:rPr>
+          <w:rStyle w:val="ExtensionTok"/>
+        </w:rPr>
+        <w:t xml:space="preserve">cargo</w:t>
+      </w:r>
+      <w:r>
+        <w:rPr>
+          <w:rStyle w:val="NormalTok"/>
+        </w:rPr>
+        <w:t xml:space="preserve"> run                                               </w:t>
+      </w:r>
+      <w:r>
+        <w:rPr>
+          <w:rStyle w:val="CommentTok"/>
+        </w:rPr>
+        <w:t xml:space="preserve"># dev build + run</w:t>
+      </w:r>
+      <w:r>
+        <w:br/>
+      </w:r>
+      <w:r>
+        <w:rPr>
+          <w:rStyle w:val="ExtensionTok"/>
+        </w:rPr>
+        <w:t xml:space="preserve">cargo</w:t>
+      </w:r>
+      <w:r>
+        <w:rPr>
+          <w:rStyle w:val="NormalTok"/>
+        </w:rPr>
+        <w:t xml:space="preserve"> build </w:t>
+      </w:r>
+      <w:r>
+        <w:rPr>
+          <w:rStyle w:val="AttributeTok"/>
+        </w:rPr>
+        <w:t xml:space="preserve">--release</w:t>
+      </w:r>
+      <w:r>
+        <w:rPr>
+          <w:rStyle w:val="NormalTok"/>
+        </w:rPr>
+        <w:t xml:space="preserve">                                   </w:t>
+      </w:r>
+      <w:r>
+        <w:rPr>
+          <w:rStyle w:val="CommentTok"/>
+        </w:rPr>
+        <w:t xml:space="preserve"># optimized release (dynamically links libc)</w:t>
+      </w:r>
+      <w:r>
+        <w:br/>
+      </w:r>
+      <w:r>
+        <w:rPr>
+          <w:rStyle w:val="ExtensionTok"/>
+        </w:rPr>
+        <w:t xml:space="preserve">cargo</w:t>
+      </w:r>
+      <w:r>
+        <w:rPr>
+          <w:rStyle w:val="NormalTok"/>
+        </w:rPr>
+        <w:t xml:space="preserve"> run </w:t>
+      </w:r>
+      <w:r>
+        <w:rPr>
+          <w:rStyle w:val="AttributeTok"/>
+        </w:rPr>
+        <w:t xml:space="preserve">--</w:t>
+      </w:r>
+      <w:r>
+        <w:rPr>
+          <w:rStyle w:val="NormalTok"/>
+        </w:rPr>
+        <w:t xml:space="preserve"> migrate                                    </w:t>
+      </w:r>
+      <w:r>
+        <w:rPr>
+          <w:rStyle w:val="CommentTok"/>
+        </w:rPr>
+        <w:t xml:space="preserve"># run DB migrations</w:t>
+      </w:r>
+      <w:r>
+        <w:br/>
+      </w:r>
+      <w:r>
+        <w:rPr>
+          <w:rStyle w:val="ExtensionTok"/>
+        </w:rPr>
+        <w:t xml:space="preserve">cargo</w:t>
+      </w:r>
+      <w:r>
+        <w:rPr>
+          <w:rStyle w:val="NormalTok"/>
+        </w:rPr>
+        <w:t xml:space="preserve"> run </w:t>
+      </w:r>
+      <w:r>
+        <w:rPr>
+          <w:rStyle w:val="AttributeTok"/>
+        </w:rPr>
+        <w:t xml:space="preserve">--</w:t>
+      </w:r>
+      <w:r>
+        <w:rPr>
+          <w:rStyle w:val="NormalTok"/>
+        </w:rPr>
+        <w:t xml:space="preserve"> import challenges.json </w:t>
+      </w:r>
+      <w:r>
+        <w:rPr>
+          <w:rStyle w:val="AttributeTok"/>
+        </w:rPr>
+        <w:t xml:space="preserve">--dry-run</w:t>
+      </w:r>
+      <w:r>
+        <w:rPr>
+          <w:rStyle w:val="NormalTok"/>
+        </w:rPr>
+        <w:t xml:space="preserve">           </w:t>
+      </w:r>
+      <w:r>
+        <w:rPr>
+          <w:rStyle w:val="CommentTok"/>
+        </w:rPr>
+        <w:t xml:space="preserve"># validate import bundle</w:t>
+      </w:r>
+      <w:r>
+        <w:br/>
+      </w:r>
+      <w:r>
+        <w:rPr>
+          <w:rStyle w:val="ExtensionTok"/>
+        </w:rPr>
+        <w:t xml:space="preserve">cargo</w:t>
+      </w:r>
+      <w:r>
+        <w:rPr>
+          <w:rStyle w:val="NormalTok"/>
+        </w:rPr>
+        <w:t xml:space="preserve"> test                                              </w:t>
+      </w:r>
+      <w:r>
+        <w:rPr>
+          <w:rStyle w:val="CommentTok"/>
+        </w:rPr>
+        <w:t xml:space="preserve"># run test suite</w:t>
+      </w:r>
+      <w:r>
+        <w:br/>
+      </w:r>
+      <w:r>
+        <w:rPr>
+          <w:rStyle w:val="ExtensionTok"/>
+        </w:rPr>
+        <w:t xml:space="preserve">cargo</w:t>
+      </w:r>
+      <w:r>
+        <w:rPr>
+          <w:rStyle w:val="NormalTok"/>
+        </w:rPr>
+        <w:t xml:space="preserve"> clippy </w:t>
+      </w:r>
+      <w:r>
+        <w:rPr>
+          <w:rStyle w:val="AttributeTok"/>
+        </w:rPr>
+        <w:t xml:space="preserve">--all-targets</w:t>
+      </w:r>
+      <w:r>
+        <w:rPr>
+          <w:rStyle w:val="NormalTok"/>
+        </w:rPr>
+        <w:t xml:space="preserve"> </w:t>
+      </w:r>
+      <w:r>
+        <w:rPr>
+          <w:rStyle w:val="AttributeTok"/>
+        </w:rPr>
+        <w:t xml:space="preserve">--all-features</w:t>
+      </w:r>
+      <w:r>
+        <w:rPr>
+          <w:rStyle w:val="NormalTok"/>
+        </w:rPr>
+        <w:t xml:space="preserve">               </w:t>
+      </w:r>
+      <w:r>
+        <w:rPr>
+          <w:rStyle w:val="CommentTok"/>
+        </w:rPr>
+        <w:t xml:space="preserve"># lint all targets</w:t>
+      </w:r>
+    </w:p>
+    <w:bookmarkStart w:id="65" w:name="optional-fully-static-binary-via-musl"/>
+    <w:p>
+      <w:pPr>
+        <w:pStyle w:val="Heading4"/>
+      </w:pPr>
+      <w:r>
+        <w:t xml:space="preserve">Optional: fully static binary via musl</w:t>
+      </w:r>
+    </w:p>
+    <w:p>
+      <w:pPr>
+        <w:pStyle w:val="FirstParagraph"/>
+      </w:pPr>
+      <w:r>
+        <w:t xml:space="preserve">The default release binary dynamically links against the host</w:t>
+      </w:r>
+      <w:r>
+        <w:t xml:space="preserve"> </w:t>
+      </w:r>
+      <w:r>
+        <w:rPr>
+          <w:rStyle w:val="VerbatimChar"/>
+        </w:rPr>
+        <w:t xml:space="preserve">libc</w:t>
+      </w:r>
+      <w:r>
+        <w:t xml:space="preserve">/</w:t>
+      </w:r>
+      <w:r>
+        <w:rPr>
+          <w:rStyle w:val="VerbatimChar"/>
+        </w:rPr>
+        <w:t xml:space="preserve">libm</w:t>
+      </w:r>
+      <w:r>
+        <w:t xml:space="preserve">/</w:t>
+      </w:r>
+      <w:r>
+        <w:rPr>
+          <w:rStyle w:val="VerbatimChar"/>
+        </w:rPr>
+        <w:t xml:space="preserve">libgcc_s</w:t>
+      </w:r>
+      <w:r>
+        <w:t xml:space="preserve">, which are</w:t>
+      </w:r>
+      <w:r>
+        <w:t xml:space="preserve"> </w:t>
+      </w:r>
+      <w:r>
+        <w:t xml:space="preserve">present on all standard Linux distributions. For deployments where static linking is required</w:t>
+      </w:r>
+      <w:r>
+        <w:t xml:space="preserve"> </w:t>
+      </w:r>
+      <w:r>
+        <w:t xml:space="preserve">(minimal container base images, airgapped environments), build against the musl target:</w:t>
+      </w:r>
+    </w:p>
+    <w:p>
+      <w:pPr>
+        <w:pStyle w:val="SourceCode"/>
+      </w:pPr>
+      <w:r>
+        <w:rPr>
+          <w:rStyle w:val="ExtensionTok"/>
+        </w:rPr>
+        <w:t xml:space="preserve">rustup</w:t>
+      </w:r>
+      <w:r>
+        <w:rPr>
+          <w:rStyle w:val="NormalTok"/>
+        </w:rPr>
+        <w:t xml:space="preserve"> target add x86_64-unknown-linux-musl</w:t>
+      </w:r>
+      <w:r>
+        <w:br/>
+      </w:r>
+      <w:r>
+        <w:rPr>
+          <w:rStyle w:val="ExtensionTok"/>
+        </w:rPr>
+        <w:t xml:space="preserve">cargo</w:t>
+      </w:r>
+      <w:r>
+        <w:rPr>
+          <w:rStyle w:val="NormalTok"/>
+        </w:rPr>
+        <w:t xml:space="preserve"> build </w:t>
+      </w:r>
+      <w:r>
+        <w:rPr>
+          <w:rStyle w:val="AttributeTok"/>
+        </w:rPr>
+        <w:t xml:space="preserve">--release</w:t>
+      </w:r>
+      <w:r>
+        <w:rPr>
+          <w:rStyle w:val="NormalTok"/>
+        </w:rPr>
+        <w:t xml:space="preserve"> </w:t>
+      </w:r>
+      <w:r>
+        <w:rPr>
+          <w:rStyle w:val="AttributeTok"/>
+        </w:rPr>
+        <w:t xml:space="preserve">--target</w:t>
+      </w:r>
+      <w:r>
+        <w:rPr>
+          <w:rStyle w:val="NormalTok"/>
+        </w:rPr>
+        <w:t xml:space="preserve"> x86_64-unknown-linux-musl</w:t>
+      </w:r>
+    </w:p>
+    <w:p>
+      <w:pPr>
+        <w:pStyle w:val="FirstParagraph"/>
+      </w:pPr>
+      <w:r>
+        <w:t xml:space="preserve">The resulting binary in</w:t>
+      </w:r>
+      <w:r>
+        <w:t xml:space="preserve"> </w:t>
+      </w:r>
+      <w:r>
+        <w:rPr>
+          <w:rStyle w:val="VerbatimChar"/>
+        </w:rPr>
+        <w:t xml:space="preserve">target/x86_64-unknown-linux-musl/release/feralctf</w:t>
+      </w:r>
+      <w:r>
+        <w:t xml:space="preserve"> </w:t>
+      </w:r>
+      <w:r>
+        <w:t xml:space="preserve">has no runtime</w:t>
+      </w:r>
+      <w:r>
+        <w:t xml:space="preserve"> </w:t>
+      </w:r>
+      <w:r>
+        <w:t xml:space="preserve">shared-library dependencies.</w:t>
+      </w:r>
+    </w:p>
+    <w:bookmarkEnd w:id="65"/>
+    <w:bookmarkEnd w:id="66"/>
+    <w:bookmarkStart w:id="67" w:name="project-structure"/>
+    <w:p>
+      <w:pPr>
+        <w:pStyle w:val="Heading3"/>
+      </w:pPr>
+      <w:r>
+        <w:t xml:space="preserve">9.3 Project Structure</w:t>
+      </w:r>
+    </w:p>
+    <w:p>
+      <w:pPr>
+        <w:pStyle w:val="SourceCode"/>
+      </w:pPr>
+      <w:r>
+        <w:rPr>
+          <w:rStyle w:val="VerbatimChar"/>
+        </w:rPr>
+        <w:t xml:space="preserve">feralctf/</w:t>
+      </w:r>
+      <w:r>
+        <w:br/>
+      </w:r>
+      <w:r>
+        <w:rPr>
+          <w:rStyle w:val="VerbatimChar"/>
+        </w:rPr>
+        <w:t xml:space="preserve">  src/</w:t>
+      </w:r>
+      <w:r>
+        <w:br/>
+      </w:r>
+      <w:r>
+        <w:rPr>
+          <w:rStyle w:val="VerbatimChar"/>
+        </w:rPr>
+        <w:t xml:space="preserve">    main.rs                 # CLI parsing, init/migrate/import, server startup</w:t>
+      </w:r>
+      <w:r>
+        <w:br/>
+      </w:r>
+      <w:r>
+        <w:rPr>
+          <w:rStyle w:val="VerbatimChar"/>
+        </w:rPr>
+        <w:t xml:space="preserve">    config.rs               # Config struct, env var overrides, validation</w:t>
+      </w:r>
+      <w:r>
+        <w:br/>
+      </w:r>
+      <w:r>
+        <w:rPr>
+          <w:rStyle w:val="VerbatimChar"/>
+        </w:rPr>
+        <w:t xml:space="preserve">    db/</w:t>
+      </w:r>
+      <w:r>
+        <w:br/>
+      </w:r>
+      <w:r>
+        <w:rPr>
+          <w:rStyle w:val="VerbatimChar"/>
+        </w:rPr>
+        <w:t xml:space="preserve">      mod.rs                # connection pool setup, migration runner</w:t>
+      </w:r>
+      <w:r>
+        <w:br/>
+      </w:r>
+      <w:r>
+        <w:rPr>
+          <w:rStyle w:val="VerbatimChar"/>
+        </w:rPr>
+        <w:t xml:space="preserve">    handlers/</w:t>
+      </w:r>
+      <w:r>
+        <w:br/>
+      </w:r>
+      <w:r>
+        <w:rPr>
+          <w:rStyle w:val="VerbatimChar"/>
+        </w:rPr>
+        <w:t xml:space="preserve">      auth.rs               # register, login, logout, me, password</w:t>
+      </w:r>
+      <w:r>
+        <w:br/>
+      </w:r>
+      <w:r>
+        <w:rPr>
+          <w:rStyle w:val="VerbatimChar"/>
+        </w:rPr>
+        <w:t xml:space="preserve">      challenges.rs         # list, detail, submit, hint unlock</w:t>
+      </w:r>
+      <w:r>
+        <w:br/>
+      </w:r>
+      <w:r>
+        <w:rPr>
+          <w:rStyle w:val="VerbatimChar"/>
+        </w:rPr>
+        <w:t xml:space="preserve">      scoreboard.rs         # scoreboard (cache-served), graph data</w:t>
+      </w:r>
+      <w:r>
+        <w:br/>
+      </w:r>
+      <w:r>
+        <w:rPr>
+          <w:rStyle w:val="VerbatimChar"/>
+        </w:rPr>
+        <w:t xml:space="preserve">      admin.rs              # challenge CRUD, user/team mgmt, competition controls</w:t>
+      </w:r>
+      <w:r>
+        <w:br/>
+      </w:r>
+      <w:r>
+        <w:rPr>
+          <w:rStyle w:val="VerbatimChar"/>
+        </w:rPr>
+        <w:t xml:space="preserve">      ws.rs                 # WebSocket hub, event broadcast</w:t>
+      </w:r>
+      <w:r>
+        <w:br/>
+      </w:r>
+      <w:r>
+        <w:rPr>
+          <w:rStyle w:val="VerbatimChar"/>
+        </w:rPr>
+        <w:t xml:space="preserve">    models/</w:t>
+      </w:r>
+      <w:r>
+        <w:br/>
+      </w:r>
+      <w:r>
+        <w:rPr>
+          <w:rStyle w:val="VerbatimChar"/>
+        </w:rPr>
+        <w:t xml:space="preserve">      user.rs               # User, Role</w:t>
+      </w:r>
+      <w:r>
+        <w:br/>
+      </w:r>
+      <w:r>
+        <w:rPr>
+          <w:rStyle w:val="VerbatimChar"/>
+        </w:rPr>
+        <w:t xml:space="preserve">      team.rs               # Team</w:t>
+      </w:r>
+      <w:r>
+        <w:br/>
+      </w:r>
+      <w:r>
+        <w:rPr>
+          <w:rStyle w:val="VerbatimChar"/>
+        </w:rPr>
+        <w:t xml:space="preserve">      challenge.rs          # Challenge, Hint, File, Submission, Solve</w:t>
+      </w:r>
+      <w:r>
+        <w:br/>
+      </w:r>
+      <w:r>
+        <w:rPr>
+          <w:rStyle w:val="VerbatimChar"/>
+        </w:rPr>
+        <w:t xml:space="preserve">      scoreboard.rs         # TeamScore, ScoreboardState</w:t>
+      </w:r>
+      <w:r>
+        <w:br/>
+      </w:r>
+      <w:r>
+        <w:rPr>
+          <w:rStyle w:val="VerbatimChar"/>
+        </w:rPr>
+        <w:t xml:space="preserve">    cache.rs                # in-process cache types and invalidation logic</w:t>
+      </w:r>
+      <w:r>
+        <w:br/>
+      </w:r>
+      <w:r>
+        <w:rPr>
+          <w:rStyle w:val="VerbatimChar"/>
+        </w:rPr>
+        <w:t xml:space="preserve">    scoring.rs              # dynamic scoring formula, score recalculation</w:t>
+      </w:r>
+      <w:r>
+        <w:br/>
+      </w:r>
+      <w:r>
+        <w:rPr>
+          <w:rStyle w:val="VerbatimChar"/>
+        </w:rPr>
+        <w:t xml:space="preserve">    anticheat.rs            # rate limiting, flag sharing detection, backoff</w:t>
+      </w:r>
+      <w:r>
+        <w:br/>
+      </w:r>
+      <w:r>
+        <w:rPr>
+          <w:rStyle w:val="VerbatimChar"/>
+        </w:rPr>
+        <w:t xml:space="preserve">    storage.rs              # file storage helpers</w:t>
+      </w:r>
+      <w:r>
+        <w:br/>
+      </w:r>
+      <w:r>
+        <w:rPr>
+          <w:rStyle w:val="VerbatimChar"/>
+        </w:rPr>
+        <w:t xml:space="preserve">    import_export.rs        # JSON export, JSON import, CTFd compat adapter</w:t>
+      </w:r>
+      <w:r>
+        <w:br/>
+      </w:r>
+      <w:r>
+        <w:rPr>
+          <w:rStyle w:val="VerbatimChar"/>
+        </w:rPr>
+        <w:t xml:space="preserve">    auth.rs                 # JWT signing/verification, Argon2id hashing</w:t>
+      </w:r>
+      <w:r>
+        <w:br/>
+      </w:r>
+      <w:r>
+        <w:rPr>
+          <w:rStyle w:val="VerbatimChar"/>
+        </w:rPr>
+        <w:t xml:space="preserve">    errors.rs               # unified error types, HTTP error responses</w:t>
+      </w:r>
+      <w:r>
+        <w:br/>
+      </w:r>
+      <w:r>
+        <w:rPr>
+          <w:rStyle w:val="VerbatimChar"/>
+        </w:rPr>
+        <w:t xml:space="preserve">  frontend/</w:t>
+      </w:r>
+      <w:r>
+        <w:br/>
+      </w:r>
+      <w:r>
+        <w:rPr>
+          <w:rStyle w:val="VerbatimChar"/>
+        </w:rPr>
+        <w:t xml:space="preserve">    index.html              # SPA shell</w:t>
+      </w:r>
+      <w:r>
+        <w:br/>
+      </w:r>
+      <w:r>
+        <w:rPr>
+          <w:rStyle w:val="VerbatimChar"/>
+        </w:rPr>
+        <w:t xml:space="preserve">    app.js                  # all UI logic (challenges, scoreboard, admin, profile)</w:t>
+      </w:r>
+      <w:r>
+        <w:br/>
+      </w:r>
+      <w:r>
+        <w:rPr>
+          <w:rStyle w:val="VerbatimChar"/>
+        </w:rPr>
+        <w:t xml:space="preserve">    style.css               # dark terminal theme</w:t>
+      </w:r>
+      <w:r>
+        <w:br/>
+      </w:r>
+      <w:r>
+        <w:rPr>
+          <w:rStyle w:val="VerbatimChar"/>
+        </w:rPr>
+        <w:t xml:space="preserve">  migrations/</w:t>
+      </w:r>
+      <w:r>
+        <w:br/>
+      </w:r>
+      <w:r>
+        <w:rPr>
+          <w:rStyle w:val="VerbatimChar"/>
+        </w:rPr>
+        <w:t xml:space="preserve">    001_initial.sql</w:t>
+      </w:r>
+      <w:r>
+        <w:br/>
+      </w:r>
+      <w:r>
+        <w:rPr>
+          <w:rStyle w:val="VerbatimChar"/>
+        </w:rPr>
+        <w:t xml:space="preserve">    002_audit_log.sql</w:t>
+      </w:r>
+      <w:r>
+        <w:br/>
+      </w:r>
+      <w:r>
+        <w:rPr>
+          <w:rStyle w:val="VerbatimChar"/>
+        </w:rPr>
+        <w:t xml:space="preserve">  Cargo.toml</w:t>
+      </w:r>
+      <w:r>
+        <w:br/>
+      </w:r>
+      <w:r>
+        <w:rPr>
+          <w:rStyle w:val="VerbatimChar"/>
+        </w:rPr>
+        <w:t xml:space="preserve">  README.md</w:t>
+      </w:r>
+    </w:p>
+    <w:p>
+      <w:r>
+        <w:pict>
+          <v:rect style="width:0;height:1.5pt" o:hralign="center" o:hrstd="t" o:hr="t"/>
+        </w:pict>
+      </w:r>
+    </w:p>
+    <w:bookmarkEnd w:id="67"/>
+    <w:bookmarkEnd w:id="68"/>
+    <w:bookmarkStart w:id="75" w:name="implementation-status"/>
+    <w:p>
+      <w:pPr>
+        <w:pStyle w:val="Heading2"/>
+      </w:pPr>
+      <w:r>
+        <w:t xml:space="preserve">10. Implementation Status</w:t>
+      </w:r>
+    </w:p>
+    <w:p>
+      <w:pPr>
+        <w:pStyle w:val="FirstParagraph"/>
+      </w:pPr>
+      <w:r>
+        <w:t xml:space="preserve">Current release:</w:t>
+      </w:r>
+      <w:r>
+        <w:t xml:space="preserve"> </w:t>
+      </w:r>
+      <w:r>
+        <w:rPr>
+          <w:b/>
+          <w:bCs/>
+        </w:rPr>
+        <w:t xml:space="preserve">1.0rc5</w:t>
+      </w:r>
+      <w:r>
+        <w:t xml:space="preserve">. All core sprints (0–13) complete. All items below verified against</w:t>
+      </w:r>
+      <w:r>
+        <w:t xml:space="preserve"> </w:t>
+      </w:r>
+      <w:r>
+        <w:rPr>
+          <w:rStyle w:val="VerbatimChar"/>
+        </w:rPr>
+        <w:t xml:space="preserve">cargo test</w:t>
+      </w:r>
+      <w:r>
+        <w:t xml:space="preserve"> </w:t>
+      </w:r>
+      <w:r>
+        <w:t xml:space="preserve">(50 tests passing).</w:t>
+      </w:r>
+    </w:p>
+    <w:bookmarkStart w:id="69" w:name="core"/>
+    <w:p>
+      <w:pPr>
+        <w:pStyle w:val="Heading3"/>
+      </w:pPr>
+      <w:r>
+        <w:t xml:space="preserve">Core</w:t>
       </w:r>
     </w:p>
     <w:p>
@@ -18169,22 +18344,7 @@
         </w:numPr>
       </w:pPr>
       <w:r>
-        <w:t xml:space="preserve">☒</w:t>
-      </w:r>
-      <w:r>
-        <w:t xml:space="preserve"> </w:t>
-      </w:r>
-      <w:r>
-        <w:rPr>
-          <w:rStyle w:val="VerbatimChar"/>
-        </w:rPr>
-        <w:t xml:space="preserve">feralctf init</w:t>
-      </w:r>
-      <w:r>
-        <w:t xml:space="preserve"> </w:t>
-      </w:r>
-      <w:r>
-        <w:t xml:space="preserve">subcommand (generate config + empty DB + attachments directory)</w:t>
+        <w:t xml:space="preserve">☒ SQLite schema + embedded migrations</w:t>
       </w:r>
     </w:p>
     <w:p>
@@ -18196,22 +18356,7 @@
         </w:numPr>
       </w:pPr>
       <w:r>
-        <w:t xml:space="preserve">☒</w:t>
-      </w:r>
-      <w:r>
-        <w:t xml:space="preserve"> </w:t>
-      </w:r>
-      <w:r>
-        <w:rPr>
-          <w:rStyle w:val="VerbatimChar"/>
-        </w:rPr>
-        <w:t xml:space="preserve">feralctf migrate</w:t>
-      </w:r>
-      <w:r>
-        <w:t xml:space="preserve"> </w:t>
-      </w:r>
-      <w:r>
-        <w:t xml:space="preserve">subcommand</w:t>
+        <w:t xml:space="preserve">☒ Config loading (file + environment overrides)</w:t>
       </w:r>
     </w:p>
     <w:p>
@@ -18223,47 +18368,224 @@
         </w:numPr>
       </w:pPr>
       <w:r>
-        <w:t xml:space="preserve">☒ Release build produces a self-contained binary with embedded frontend and migrations</w:t>
-      </w:r>
-    </w:p>
-    <w:p>
-      <w:pPr>
-        <w:pStyle w:val="FirstParagraph"/>
-      </w:pPr>
-      <w:r>
-        <w:t xml:space="preserve">Deferred or optional work remains for service packaging, CI/release automation, multi-architecture</w:t>
-      </w:r>
-      <w:r>
-        <w:t xml:space="preserve"> </w:t>
-      </w:r>
-      <w:r>
-        <w:t xml:space="preserve">release artifacts, and advanced attachment validation.</w:t>
-      </w:r>
-    </w:p>
-    <w:p>
-      <w:r>
-        <w:pict>
-          <v:rect style="width:0;height:1.5pt" o:hralign="center" o:hrstd="t" o:hr="t"/>
-        </w:pict>
-      </w:r>
-    </w:p>
-    <w:bookmarkEnd w:id="72"/>
-    <w:bookmarkEnd w:id="73"/>
-    <w:bookmarkStart w:id="74" w:name="out-of-scope-v1"/>
-    <w:p>
-      <w:pPr>
-        <w:pStyle w:val="Heading2"/>
-      </w:pPr>
-      <w:r>
-        <w:t xml:space="preserve">11. Out of Scope (v1)</w:t>
-      </w:r>
-    </w:p>
-    <w:p>
-      <w:pPr>
-        <w:pStyle w:val="FirstParagraph"/>
-      </w:pPr>
-      <w:r>
-        <w:t xml:space="preserve">The following are explicitly deferred to keep v1 scope manageable:</w:t>
+        <w:t xml:space="preserve">☒ Argon2id password hashing</w:t>
+      </w:r>
+    </w:p>
+    <w:p>
+      <w:pPr>
+        <w:pStyle w:val="Compact"/>
+        <w:numPr>
+          <w:ilvl w:val="0"/>
+          <w:numId w:val="1013"/>
+        </w:numPr>
+      </w:pPr>
+      <w:r>
+        <w:t xml:space="preserve">☒ JWT auth with server-side session revocation</w:t>
+      </w:r>
+    </w:p>
+    <w:p>
+      <w:pPr>
+        <w:pStyle w:val="Compact"/>
+        <w:numPr>
+          <w:ilvl w:val="0"/>
+          <w:numId w:val="1013"/>
+        </w:numPr>
+      </w:pPr>
+      <w:r>
+        <w:t xml:space="preserve">☒ User registration + login</w:t>
+      </w:r>
+    </w:p>
+    <w:p>
+      <w:pPr>
+        <w:pStyle w:val="Compact"/>
+        <w:numPr>
+          <w:ilvl w:val="0"/>
+          <w:numId w:val="1013"/>
+        </w:numPr>
+      </w:pPr>
+      <w:r>
+        <w:t xml:space="preserve">☒ Team creation + invite-code join</w:t>
+      </w:r>
+    </w:p>
+    <w:p>
+      <w:pPr>
+        <w:pStyle w:val="Compact"/>
+        <w:numPr>
+          <w:ilvl w:val="0"/>
+          <w:numId w:val="1013"/>
+        </w:numPr>
+      </w:pPr>
+      <w:r>
+        <w:t xml:space="preserve">☒ Challenge CRUD (admin)</w:t>
+      </w:r>
+    </w:p>
+    <w:p>
+      <w:pPr>
+        <w:pStyle w:val="Compact"/>
+        <w:numPr>
+          <w:ilvl w:val="0"/>
+          <w:numId w:val="1013"/>
+        </w:numPr>
+      </w:pPr>
+      <w:r>
+        <w:t xml:space="preserve">☒ Challenge list endpoint with solve status per team (teamless users see challenges with</w:t>
+      </w:r>
+      <w:r>
+        <w:t xml:space="preserve"> </w:t>
+      </w:r>
+      <w:r>
+        <w:rPr>
+          <w:rStyle w:val="VerbatimChar"/>
+        </w:rPr>
+        <w:t xml:space="preserve">solved_by_team: false</w:t>
+      </w:r>
+      <w:r>
+        <w:t xml:space="preserve">)</w:t>
+      </w:r>
+    </w:p>
+    <w:p>
+      <w:pPr>
+        <w:pStyle w:val="Compact"/>
+        <w:numPr>
+          <w:ilvl w:val="0"/>
+          <w:numId w:val="1013"/>
+        </w:numPr>
+      </w:pPr>
+      <w:r>
+        <w:t xml:space="preserve">☒ Flag submission (static)</w:t>
+      </w:r>
+    </w:p>
+    <w:p>
+      <w:pPr>
+        <w:pStyle w:val="Compact"/>
+        <w:numPr>
+          <w:ilvl w:val="0"/>
+          <w:numId w:val="1013"/>
+        </w:numPr>
+      </w:pPr>
+      <w:r>
+        <w:t xml:space="preserve">☒ Flag submission (regex)</w:t>
+      </w:r>
+    </w:p>
+    <w:p>
+      <w:pPr>
+        <w:pStyle w:val="Compact"/>
+        <w:numPr>
+          <w:ilvl w:val="0"/>
+          <w:numId w:val="1013"/>
+        </w:numPr>
+      </w:pPr>
+      <w:r>
+        <w:t xml:space="preserve">☒ Dynamic scoring formula</w:t>
+      </w:r>
+    </w:p>
+    <w:p>
+      <w:pPr>
+        <w:pStyle w:val="Compact"/>
+        <w:numPr>
+          <w:ilvl w:val="0"/>
+          <w:numId w:val="1013"/>
+        </w:numPr>
+      </w:pPr>
+      <w:r>
+        <w:t xml:space="preserve">☒ Hint unlock with point deduction</w:t>
+      </w:r>
+    </w:p>
+    <w:p>
+      <w:pPr>
+        <w:pStyle w:val="Compact"/>
+        <w:numPr>
+          <w:ilvl w:val="0"/>
+          <w:numId w:val="1013"/>
+        </w:numPr>
+      </w:pPr>
+      <w:r>
+        <w:t xml:space="preserve">☒ Scoreboard cache sorted by score and tiebreak</w:t>
+      </w:r>
+    </w:p>
+    <w:p>
+      <w:pPr>
+        <w:pStyle w:val="Compact"/>
+        <w:numPr>
+          <w:ilvl w:val="0"/>
+          <w:numId w:val="1013"/>
+        </w:numPr>
+      </w:pPr>
+      <w:r>
+        <w:t xml:space="preserve">☒ Score history sampling background task</w:t>
+      </w:r>
+    </w:p>
+    <w:p>
+      <w:pPr>
+        <w:pStyle w:val="Compact"/>
+        <w:numPr>
+          <w:ilvl w:val="0"/>
+          <w:numId w:val="1013"/>
+        </w:numPr>
+      </w:pPr>
+      <w:r>
+        <w:t xml:space="preserve">☒ WebSocket hub + event broadcast</w:t>
+      </w:r>
+    </w:p>
+    <w:p>
+      <w:pPr>
+        <w:pStyle w:val="Compact"/>
+        <w:numPr>
+          <w:ilvl w:val="0"/>
+          <w:numId w:val="1013"/>
+        </w:numPr>
+      </w:pPr>
+      <w:r>
+        <w:t xml:space="preserve">☒ Submission rate limiting and backoff</w:t>
+      </w:r>
+    </w:p>
+    <w:p>
+      <w:pPr>
+        <w:pStyle w:val="Compact"/>
+        <w:numPr>
+          <w:ilvl w:val="0"/>
+          <w:numId w:val="1013"/>
+        </w:numPr>
+      </w:pPr>
+      <w:r>
+        <w:t xml:space="preserve">☒ Frontend SPA (challenges, scoreboard, profile, admin)</w:t>
+      </w:r>
+    </w:p>
+    <w:p>
+      <w:pPr>
+        <w:pStyle w:val="Compact"/>
+        <w:numPr>
+          <w:ilvl w:val="0"/>
+          <w:numId w:val="1013"/>
+        </w:numPr>
+      </w:pPr>
+      <w:r>
+        <w:t xml:space="preserve">☒</w:t>
+      </w:r>
+      <w:r>
+        <w:t xml:space="preserve"> </w:t>
+      </w:r>
+      <w:r>
+        <w:rPr>
+          <w:rStyle w:val="VerbatimChar"/>
+        </w:rPr>
+        <w:t xml:space="preserve">rust-embed</w:t>
+      </w:r>
+      <w:r>
+        <w:t xml:space="preserve"> </w:t>
+      </w:r>
+      <w:r>
+        <w:t xml:space="preserve">frontend bundle</w:t>
+      </w:r>
+    </w:p>
+    <w:bookmarkEnd w:id="69"/>
+    <w:bookmarkStart w:id="70" w:name="ui-ux"/>
+    <w:p>
+      <w:pPr>
+        <w:pStyle w:val="Heading3"/>
+      </w:pPr>
+      <w:r>
+        <w:t xml:space="preserve">UI / UX</w:t>
       </w:r>
     </w:p>
     <w:p>
@@ -18275,7 +18597,7 @@
         </w:numPr>
       </w:pPr>
       <w:r>
-        <w:t xml:space="preserve">Per-challenge Docker spawner (netcat/pwn services) — separate optional module</w:t>
+        <w:t xml:space="preserve">☒ Web-based user registration form (no out-of-band setup required)</w:t>
       </w:r>
     </w:p>
     <w:p>
@@ -18287,7 +18609,7 @@
         </w:numPr>
       </w:pPr>
       <w:r>
-        <w:t xml:space="preserve">TOTP / 2FA — roadmap item</w:t>
+        <w:t xml:space="preserve">☒ Admin navigation shown only to admin-role accounts</w:t>
       </w:r>
     </w:p>
     <w:p>
@@ -18299,7 +18621,7 @@
         </w:numPr>
       </w:pPr>
       <w:r>
-        <w:t xml:space="preserve">Multi-instance replication (litestream / LiteFS) — roadmap item</w:t>
+        <w:t xml:space="preserve">☒ Themed error page for unknown routes (404 and other HTTP error codes)</w:t>
       </w:r>
     </w:p>
     <w:p>
@@ -18311,7 +18633,7 @@
         </w:numPr>
       </w:pPr>
       <w:r>
-        <w:t xml:space="preserve">CTFtime.org API integration — roadmap item</w:t>
+        <w:t xml:space="preserve">☒ Challenge cards — category color, difficulty dot, solve count, solved marker</w:t>
       </w:r>
     </w:p>
     <w:p>
@@ -18323,7 +18645,7 @@
         </w:numPr>
       </w:pPr>
       <w:r>
-        <w:t xml:space="preserve">Writeup submission system — post-competition feature</w:t>
+        <w:t xml:space="preserve">☒ Category filter pills and title search on challenge grid</w:t>
       </w:r>
     </w:p>
     <w:p>
@@ -18335,7 +18657,469 @@
         </w:numPr>
       </w:pPr>
       <w:r>
-        <w:t xml:space="preserve">OAuth login (Discord, GitHub) — roadmap item</w:t>
+        <w:t xml:space="preserve">☒ Challenge visibility toggle (slider) in admin panel — player view syncs immediately</w:t>
+      </w:r>
+    </w:p>
+    <w:p>
+      <w:pPr>
+        <w:pStyle w:val="Compact"/>
+        <w:numPr>
+          <w:ilvl w:val="0"/>
+          <w:numId w:val="1014"/>
+        </w:numPr>
+      </w:pPr>
+      <w:r>
+        <w:t xml:space="preserve">☒ Challenge edit modal in admin panel (title, category, points, description, flag, visibility)</w:t>
+      </w:r>
+    </w:p>
+    <w:p>
+      <w:pPr>
+        <w:pStyle w:val="Compact"/>
+        <w:numPr>
+          <w:ilvl w:val="0"/>
+          <w:numId w:val="1014"/>
+        </w:numPr>
+      </w:pPr>
+      <w:r>
+        <w:t xml:space="preserve">☒ New challenges default to hidden; visibility opt-in at creation via toggle</w:t>
+      </w:r>
+    </w:p>
+    <w:p>
+      <w:pPr>
+        <w:pStyle w:val="Compact"/>
+        <w:numPr>
+          <w:ilvl w:val="0"/>
+          <w:numId w:val="1014"/>
+        </w:numPr>
+      </w:pPr>
+      <w:r>
+        <w:t xml:space="preserve">☒ New challenges default to case-insensitive flag matching</w:t>
+      </w:r>
+    </w:p>
+    <w:p>
+      <w:pPr>
+        <w:pStyle w:val="Compact"/>
+        <w:numPr>
+          <w:ilvl w:val="0"/>
+          <w:numId w:val="1014"/>
+        </w:numPr>
+      </w:pPr>
+      <w:r>
+        <w:t xml:space="preserve">☒ Challenge description renders URLs as clickable hyperlinks (open in new tab)</w:t>
+      </w:r>
+    </w:p>
+    <w:p>
+      <w:pPr>
+        <w:pStyle w:val="Compact"/>
+        <w:numPr>
+          <w:ilvl w:val="0"/>
+          <w:numId w:val="1014"/>
+        </w:numPr>
+      </w:pPr>
+      <w:r>
+        <w:t xml:space="preserve">☒ Frontend layout aligned with specification mockups (§12)</w:t>
+      </w:r>
+    </w:p>
+    <w:p>
+      <w:pPr>
+        <w:pStyle w:val="Compact"/>
+        <w:numPr>
+          <w:ilvl w:val="0"/>
+          <w:numId w:val="1014"/>
+        </w:numPr>
+      </w:pPr>
+      <w:r>
+        <w:t xml:space="preserve">☒ Brand icon in header</w:t>
+      </w:r>
+    </w:p>
+    <w:bookmarkEnd w:id="70"/>
+    <w:bookmarkStart w:id="71" w:name="import-export-1"/>
+    <w:p>
+      <w:pPr>
+        <w:pStyle w:val="Heading3"/>
+      </w:pPr>
+      <w:r>
+        <w:t xml:space="preserve">Import / Export</w:t>
+      </w:r>
+    </w:p>
+    <w:p>
+      <w:pPr>
+        <w:pStyle w:val="Compact"/>
+        <w:numPr>
+          <w:ilvl w:val="0"/>
+          <w:numId w:val="1015"/>
+        </w:numPr>
+      </w:pPr>
+      <w:r>
+        <w:t xml:space="preserve">☒ JSON export endpoint (challenges + metadata)</w:t>
+      </w:r>
+    </w:p>
+    <w:p>
+      <w:pPr>
+        <w:pStyle w:val="Compact"/>
+        <w:numPr>
+          <w:ilvl w:val="0"/>
+          <w:numId w:val="1015"/>
+        </w:numPr>
+      </w:pPr>
+      <w:r>
+        <w:t xml:space="preserve">☒ JSON export with inline base64 attachments</w:t>
+      </w:r>
+    </w:p>
+    <w:p>
+      <w:pPr>
+        <w:pStyle w:val="Compact"/>
+        <w:numPr>
+          <w:ilvl w:val="0"/>
+          <w:numId w:val="1015"/>
+        </w:numPr>
+      </w:pPr>
+      <w:r>
+        <w:t xml:space="preserve">☒ JSON export with companion ZIP</w:t>
+      </w:r>
+    </w:p>
+    <w:p>
+      <w:pPr>
+        <w:pStyle w:val="Compact"/>
+        <w:numPr>
+          <w:ilvl w:val="0"/>
+          <w:numId w:val="1015"/>
+        </w:numPr>
+      </w:pPr>
+      <w:r>
+        <w:t xml:space="preserve">☒ JSON import endpoint (dry-run mode)</w:t>
+      </w:r>
+    </w:p>
+    <w:p>
+      <w:pPr>
+        <w:pStyle w:val="Compact"/>
+        <w:numPr>
+          <w:ilvl w:val="0"/>
+          <w:numId w:val="1015"/>
+        </w:numPr>
+      </w:pPr>
+      <w:r>
+        <w:t xml:space="preserve">☒ JSON import conflict resolution (skip / overwrite)</w:t>
+      </w:r>
+    </w:p>
+    <w:p>
+      <w:pPr>
+        <w:pStyle w:val="Compact"/>
+        <w:numPr>
+          <w:ilvl w:val="0"/>
+          <w:numId w:val="1015"/>
+        </w:numPr>
+      </w:pPr>
+      <w:r>
+        <w:t xml:space="preserve">☒ CTFd export format detection + adapter</w:t>
+      </w:r>
+    </w:p>
+    <w:p>
+      <w:pPr>
+        <w:pStyle w:val="Compact"/>
+        <w:numPr>
+          <w:ilvl w:val="0"/>
+          <w:numId w:val="1015"/>
+        </w:numPr>
+      </w:pPr>
+      <w:r>
+        <w:t xml:space="preserve">☒ CLI import subcommand (</w:t>
+      </w:r>
+      <w:r>
+        <w:rPr>
+          <w:rStyle w:val="VerbatimChar"/>
+        </w:rPr>
+        <w:t xml:space="preserve">feralctf import</w:t>
+      </w:r>
+      <w:r>
+        <w:t xml:space="preserve">)</w:t>
+      </w:r>
+    </w:p>
+    <w:bookmarkEnd w:id="71"/>
+    <w:bookmarkStart w:id="72" w:name="admin"/>
+    <w:p>
+      <w:pPr>
+        <w:pStyle w:val="Heading3"/>
+      </w:pPr>
+      <w:r>
+        <w:t xml:space="preserve">Admin</w:t>
+      </w:r>
+    </w:p>
+    <w:p>
+      <w:pPr>
+        <w:pStyle w:val="Compact"/>
+        <w:numPr>
+          <w:ilvl w:val="0"/>
+          <w:numId w:val="1016"/>
+        </w:numPr>
+      </w:pPr>
+      <w:r>
+        <w:t xml:space="preserve">☒ Challenge list endpoint returning all challenges including hidden (</w:t>
+      </w:r>
+      <w:r>
+        <w:rPr>
+          <w:rStyle w:val="VerbatimChar"/>
+        </w:rPr>
+        <w:t xml:space="preserve">GET /api/admin/challenges</w:t>
+      </w:r>
+      <w:r>
+        <w:t xml:space="preserve">)</w:t>
+      </w:r>
+    </w:p>
+    <w:p>
+      <w:pPr>
+        <w:pStyle w:val="Compact"/>
+        <w:numPr>
+          <w:ilvl w:val="0"/>
+          <w:numId w:val="1016"/>
+        </w:numPr>
+      </w:pPr>
+      <w:r>
+        <w:t xml:space="preserve">☒ Competition start / end / freeze controls</w:t>
+      </w:r>
+    </w:p>
+    <w:p>
+      <w:pPr>
+        <w:pStyle w:val="Compact"/>
+        <w:numPr>
+          <w:ilvl w:val="0"/>
+          <w:numId w:val="1016"/>
+        </w:numPr>
+      </w:pPr>
+      <w:r>
+        <w:t xml:space="preserve">☒ Announcement broadcast (WebSocket + stored)</w:t>
+      </w:r>
+    </w:p>
+    <w:p>
+      <w:pPr>
+        <w:pStyle w:val="Compact"/>
+        <w:numPr>
+          <w:ilvl w:val="0"/>
+          <w:numId w:val="1016"/>
+        </w:numPr>
+      </w:pPr>
+      <w:r>
+        <w:t xml:space="preserve">☒ Submission log (paginated, filterable by team/challenge/result)</w:t>
+      </w:r>
+    </w:p>
+    <w:p>
+      <w:pPr>
+        <w:pStyle w:val="Compact"/>
+        <w:numPr>
+          <w:ilvl w:val="0"/>
+          <w:numId w:val="1016"/>
+        </w:numPr>
+      </w:pPr>
+      <w:r>
+        <w:t xml:space="preserve">☒ User ban</w:t>
+      </w:r>
+    </w:p>
+    <w:p>
+      <w:pPr>
+        <w:pStyle w:val="Compact"/>
+        <w:numPr>
+          <w:ilvl w:val="0"/>
+          <w:numId w:val="1016"/>
+        </w:numPr>
+      </w:pPr>
+      <w:r>
+        <w:t xml:space="preserve">☒ Team disqualify</w:t>
+      </w:r>
+    </w:p>
+    <w:p>
+      <w:pPr>
+        <w:pStyle w:val="Compact"/>
+        <w:numPr>
+          <w:ilvl w:val="0"/>
+          <w:numId w:val="1016"/>
+        </w:numPr>
+      </w:pPr>
+      <w:r>
+        <w:t xml:space="preserve">☒ Challenge flag update through challenge update</w:t>
+      </w:r>
+    </w:p>
+    <w:p>
+      <w:pPr>
+        <w:pStyle w:val="Compact"/>
+        <w:numPr>
+          <w:ilvl w:val="0"/>
+          <w:numId w:val="1016"/>
+        </w:numPr>
+      </w:pPr>
+      <w:r>
+        <w:t xml:space="preserve">☒ Database backup download endpoint</w:t>
+      </w:r>
+    </w:p>
+    <w:bookmarkEnd w:id="72"/>
+    <w:bookmarkStart w:id="73" w:name="security-1"/>
+    <w:p>
+      <w:pPr>
+        <w:pStyle w:val="Heading3"/>
+      </w:pPr>
+      <w:r>
+        <w:t xml:space="preserve">Security</w:t>
+      </w:r>
+    </w:p>
+    <w:p>
+      <w:pPr>
+        <w:pStyle w:val="Compact"/>
+        <w:numPr>
+          <w:ilvl w:val="0"/>
+          <w:numId w:val="1017"/>
+        </w:numPr>
+      </w:pPr>
+      <w:r>
+        <w:t xml:space="preserve">☒ HTTP security headers</w:t>
+      </w:r>
+    </w:p>
+    <w:p>
+      <w:pPr>
+        <w:pStyle w:val="Compact"/>
+        <w:numPr>
+          <w:ilvl w:val="0"/>
+          <w:numId w:val="1017"/>
+        </w:numPr>
+      </w:pPr>
+      <w:r>
+        <w:t xml:space="preserve">☒ Configurable CORS allowlist</w:t>
+      </w:r>
+    </w:p>
+    <w:p>
+      <w:pPr>
+        <w:pStyle w:val="Compact"/>
+        <w:numPr>
+          <w:ilvl w:val="0"/>
+          <w:numId w:val="1017"/>
+        </w:numPr>
+      </w:pPr>
+      <w:r>
+        <w:t xml:space="preserve">☒ Flag storage as salted hash for static flags</w:t>
+      </w:r>
+    </w:p>
+    <w:p>
+      <w:pPr>
+        <w:pStyle w:val="Compact"/>
+        <w:numPr>
+          <w:ilvl w:val="0"/>
+          <w:numId w:val="1017"/>
+        </w:numPr>
+      </w:pPr>
+      <w:r>
+        <w:t xml:space="preserve">☒ Admin action audit log</w:t>
+      </w:r>
+    </w:p>
+    <w:p>
+      <w:pPr>
+        <w:pStyle w:val="Compact"/>
+        <w:numPr>
+          <w:ilvl w:val="0"/>
+          <w:numId w:val="1017"/>
+        </w:numPr>
+      </w:pPr>
+      <w:r>
+        <w:t xml:space="preserve">☒ IP logging on submissions when request headers provide an IP</w:t>
+      </w:r>
+    </w:p>
+    <w:p>
+      <w:pPr>
+        <w:pStyle w:val="Compact"/>
+        <w:numPr>
+          <w:ilvl w:val="0"/>
+          <w:numId w:val="1017"/>
+        </w:numPr>
+      </w:pPr>
+      <w:r>
+        <w:t xml:space="preserve">☒ Flag sharing detection alert</w:t>
+      </w:r>
+    </w:p>
+    <w:bookmarkEnd w:id="73"/>
+    <w:bookmarkStart w:id="74" w:name="deployment-1"/>
+    <w:p>
+      <w:pPr>
+        <w:pStyle w:val="Heading3"/>
+      </w:pPr>
+      <w:r>
+        <w:t xml:space="preserve">Deployment</w:t>
+      </w:r>
+    </w:p>
+    <w:p>
+      <w:pPr>
+        <w:pStyle w:val="Compact"/>
+        <w:numPr>
+          <w:ilvl w:val="0"/>
+          <w:numId w:val="1018"/>
+        </w:numPr>
+      </w:pPr>
+      <w:r>
+        <w:t xml:space="preserve">☒</w:t>
+      </w:r>
+      <w:r>
+        <w:t xml:space="preserve"> </w:t>
+      </w:r>
+      <w:r>
+        <w:rPr>
+          <w:rStyle w:val="VerbatimChar"/>
+        </w:rPr>
+        <w:t xml:space="preserve">feralctf init</w:t>
+      </w:r>
+      <w:r>
+        <w:t xml:space="preserve"> </w:t>
+      </w:r>
+      <w:r>
+        <w:t xml:space="preserve">subcommand (generate config + empty DB + attachments directory)</w:t>
+      </w:r>
+    </w:p>
+    <w:p>
+      <w:pPr>
+        <w:pStyle w:val="Compact"/>
+        <w:numPr>
+          <w:ilvl w:val="0"/>
+          <w:numId w:val="1018"/>
+        </w:numPr>
+      </w:pPr>
+      <w:r>
+        <w:t xml:space="preserve">☒</w:t>
+      </w:r>
+      <w:r>
+        <w:t xml:space="preserve"> </w:t>
+      </w:r>
+      <w:r>
+        <w:rPr>
+          <w:rStyle w:val="VerbatimChar"/>
+        </w:rPr>
+        <w:t xml:space="preserve">feralctf migrate</w:t>
+      </w:r>
+      <w:r>
+        <w:t xml:space="preserve"> </w:t>
+      </w:r>
+      <w:r>
+        <w:t xml:space="preserve">subcommand</w:t>
+      </w:r>
+    </w:p>
+    <w:p>
+      <w:pPr>
+        <w:pStyle w:val="Compact"/>
+        <w:numPr>
+          <w:ilvl w:val="0"/>
+          <w:numId w:val="1018"/>
+        </w:numPr>
+      </w:pPr>
+      <w:r>
+        <w:t xml:space="preserve">☒ Release build produces a self-contained binary with embedded frontend and migrations</w:t>
+      </w:r>
+    </w:p>
+    <w:p>
+      <w:pPr>
+        <w:pStyle w:val="FirstParagraph"/>
+      </w:pPr>
+      <w:r>
+        <w:t xml:space="preserve">Deferred or optional work remains for service packaging, CI/release automation, multi-architecture</w:t>
+      </w:r>
+      <w:r>
+        <w:t xml:space="preserve"> </w:t>
+      </w:r>
+      <w:r>
+        <w:t xml:space="preserve">release artifacts, and advanced attachment validation.</w:t>
       </w:r>
     </w:p>
     <w:p>
@@ -18346,7 +19130,105 @@
       </w:r>
     </w:p>
     <w:bookmarkEnd w:id="74"/>
-    <w:bookmarkStart w:id="75" w:name="glossary"/>
+    <w:bookmarkEnd w:id="75"/>
+    <w:bookmarkStart w:id="76" w:name="out-of-scope-v1"/>
+    <w:p>
+      <w:pPr>
+        <w:pStyle w:val="Heading2"/>
+      </w:pPr>
+      <w:r>
+        <w:t xml:space="preserve">11. Out of Scope (v1)</w:t>
+      </w:r>
+    </w:p>
+    <w:p>
+      <w:pPr>
+        <w:pStyle w:val="FirstParagraph"/>
+      </w:pPr>
+      <w:r>
+        <w:t xml:space="preserve">The following are explicitly deferred to keep v1 scope manageable:</w:t>
+      </w:r>
+    </w:p>
+    <w:p>
+      <w:pPr>
+        <w:pStyle w:val="Compact"/>
+        <w:numPr>
+          <w:ilvl w:val="0"/>
+          <w:numId w:val="1019"/>
+        </w:numPr>
+      </w:pPr>
+      <w:r>
+        <w:t xml:space="preserve">Per-challenge Docker spawner (netcat/pwn services) — separate optional module</w:t>
+      </w:r>
+    </w:p>
+    <w:p>
+      <w:pPr>
+        <w:pStyle w:val="Compact"/>
+        <w:numPr>
+          <w:ilvl w:val="0"/>
+          <w:numId w:val="1019"/>
+        </w:numPr>
+      </w:pPr>
+      <w:r>
+        <w:t xml:space="preserve">TOTP / 2FA — roadmap item</w:t>
+      </w:r>
+    </w:p>
+    <w:p>
+      <w:pPr>
+        <w:pStyle w:val="Compact"/>
+        <w:numPr>
+          <w:ilvl w:val="0"/>
+          <w:numId w:val="1019"/>
+        </w:numPr>
+      </w:pPr>
+      <w:r>
+        <w:t xml:space="preserve">Multi-instance replication (litestream / LiteFS) — roadmap item</w:t>
+      </w:r>
+    </w:p>
+    <w:p>
+      <w:pPr>
+        <w:pStyle w:val="Compact"/>
+        <w:numPr>
+          <w:ilvl w:val="0"/>
+          <w:numId w:val="1019"/>
+        </w:numPr>
+      </w:pPr>
+      <w:r>
+        <w:t xml:space="preserve">CTFtime.org API integration — roadmap item</w:t>
+      </w:r>
+    </w:p>
+    <w:p>
+      <w:pPr>
+        <w:pStyle w:val="Compact"/>
+        <w:numPr>
+          <w:ilvl w:val="0"/>
+          <w:numId w:val="1019"/>
+        </w:numPr>
+      </w:pPr>
+      <w:r>
+        <w:t xml:space="preserve">Writeup submission system — post-competition feature</w:t>
+      </w:r>
+    </w:p>
+    <w:p>
+      <w:pPr>
+        <w:pStyle w:val="Compact"/>
+        <w:numPr>
+          <w:ilvl w:val="0"/>
+          <w:numId w:val="1019"/>
+        </w:numPr>
+      </w:pPr>
+      <w:r>
+        <w:t xml:space="preserve">OAuth login (Discord, GitHub) — roadmap item</w:t>
+      </w:r>
+    </w:p>
+    <w:p>
+      <w:r>
+        <w:pict>
+          <v:rect style="width:0;height:1.5pt" o:hralign="center" o:hrstd="t" o:hr="t"/>
+        </w:pict>
+      </w:r>
+    </w:p>
+    <w:bookmarkEnd w:id="76"/>
+    <w:bookmarkStart w:id="77" w:name="glossary"/>
     <w:p>
       <w:pPr>
         <w:pStyle w:val="Heading2"/>
@@ -18645,8 +19527,8 @@
         <w:t xml:space="preserve">Apache 2.0 License · CyberSquirrels CTF Team</w:t>
       </w:r>
     </w:p>
-    <w:bookmarkEnd w:id="75"/>
-    <w:bookmarkEnd w:id="76"/>
+    <w:bookmarkEnd w:id="77"/>
+    <w:bookmarkEnd w:id="78"/>
     <w:sectPr/>
   </w:body>
 </w:document>
@@ -18823,6 +19705,91 @@
     <w:lvl w:ilvl="8">
       <w:numFmt w:val="bullet"/>
       <w:lvlText w:val="•"/>
+      <w:lvlJc w:val="left"/>
+      <w:pPr>
+        <w:ind w:left="6480" w:hanging="480"/>
+      </w:pPr>
+    </w:lvl>
+  </w:abstractNum>
+  <w:abstractNum w:abstractNumId="99411">
+    <w:nsid w:val="00A99411"/>
+    <w:multiLevelType w:val="multilevel"/>
+    <w:lvl w:ilvl="0">
+      <w:start w:val="1"/>
+      <w:numFmt w:val="decimal"/>
+      <w:lvlText w:val="%1."/>
+      <w:lvlJc w:val="left"/>
+      <w:pPr>
+        <w:ind w:left="720" w:hanging="480"/>
+      </w:pPr>
+    </w:lvl>
+    <w:lvl w:ilvl="1">
+      <w:start w:val="1"/>
+      <w:numFmt w:val="decimal"/>
+      <w:lvlText w:val="%2."/>
+      <w:lvlJc w:val="left"/>
+      <w:pPr>
+        <w:ind w:left="1440" w:hanging="480"/>
+      </w:pPr>
+    </w:lvl>
+    <w:lvl w:ilvl="2">
+      <w:start w:val="1"/>
+      <w:numFmt w:val="decimal"/>
+      <w:lvlText w:val="%3."/>
+      <w:lvlJc w:val="left"/>
+      <w:pPr>
+        <w:ind w:left="2160" w:hanging="480"/>
+      </w:pPr>
+    </w:lvl>
+    <w:lvl w:ilvl="3">
+      <w:start w:val="1"/>
+      <w:numFmt w:val="decimal"/>
+      <w:lvlText w:val="%4."/>
+      <w:lvlJc w:val="left"/>
+      <w:pPr>
+        <w:ind w:left="2880" w:hanging="480"/>
+      </w:pPr>
+    </w:lvl>
+    <w:lvl w:ilvl="4">
+      <w:start w:val="1"/>
+      <w:numFmt w:val="decimal"/>
+      <w:lvlText w:val="%5."/>
+      <w:lvlJc w:val="left"/>
+      <w:pPr>
+        <w:ind w:left="3600" w:hanging="480"/>
+      </w:pPr>
+    </w:lvl>
+    <w:lvl w:ilvl="5">
+      <w:start w:val="1"/>
+      <w:numFmt w:val="decimal"/>
+      <w:lvlText w:val="%6."/>
+      <w:lvlJc w:val="left"/>
+      <w:pPr>
+        <w:ind w:left="4320" w:hanging="480"/>
+      </w:pPr>
+    </w:lvl>
+    <w:lvl w:ilvl="6">
+      <w:start w:val="1"/>
+      <w:numFmt w:val="decimal"/>
+      <w:lvlText w:val="%7."/>
+      <w:lvlJc w:val="left"/>
+      <w:pPr>
+        <w:ind w:left="5040" w:hanging="480"/>
+      </w:pPr>
+    </w:lvl>
+    <w:lvl w:ilvl="7">
+      <w:start w:val="1"/>
+      <w:numFmt w:val="decimal"/>
+      <w:lvlText w:val="%8."/>
+      <w:lvlJc w:val="left"/>
+      <w:pPr>
+        <w:ind w:left="5760" w:hanging="480"/>
+      </w:pPr>
+    </w:lvl>
+    <w:lvl w:ilvl="8">
+      <w:start w:val="1"/>
+      <w:numFmt w:val="decimal"/>
+      <w:lvlText w:val="%9."/>
       <w:lvlJc w:val="left"/>
       <w:pPr>
         <w:ind w:left="6480" w:hanging="480"/>
@@ -18845,7 +19812,34 @@
     <w:abstractNumId w:val="991"/>
   </w:num>
   <w:num w:numId="1005">
-    <w:abstractNumId w:val="991"/>
+    <w:abstractNumId w:val="99411"/>
+    <w:lvlOverride w:ilvl="0">
+      <w:startOverride w:val="1"/>
+    </w:lvlOverride>
+    <w:lvlOverride w:ilvl="1">
+      <w:startOverride w:val="1"/>
+    </w:lvlOverride>
+    <w:lvlOverride w:ilvl="2">
+      <w:startOverride w:val="1"/>
+    </w:lvlOverride>
+    <w:lvlOverride w:ilvl="3">
+      <w:startOverride w:val="1"/>
+    </w:lvlOverride>
+    <w:lvlOverride w:ilvl="4">
+      <w:startOverride w:val="1"/>
+    </w:lvlOverride>
+    <w:lvlOverride w:ilvl="5">
+      <w:startOverride w:val="1"/>
+    </w:lvlOverride>
+    <w:lvlOverride w:ilvl="6">
+      <w:startOverride w:val="1"/>
+    </w:lvlOverride>
+    <w:lvlOverride w:ilvl="7">
+      <w:startOverride w:val="1"/>
+    </w:lvlOverride>
+    <w:lvlOverride w:ilvl="8">
+      <w:startOverride w:val="1"/>
+    </w:lvlOverride>
   </w:num>
   <w:num w:numId="1006">
     <w:abstractNumId w:val="991"/>
@@ -18872,6 +19866,21 @@
     <w:abstractNumId w:val="991"/>
   </w:num>
   <w:num w:numId="1014">
+    <w:abstractNumId w:val="991"/>
+  </w:num>
+  <w:num w:numId="1015">
+    <w:abstractNumId w:val="991"/>
+  </w:num>
+  <w:num w:numId="1016">
+    <w:abstractNumId w:val="991"/>
+  </w:num>
+  <w:num w:numId="1017">
+    <w:abstractNumId w:val="991"/>
+  </w:num>
+  <w:num w:numId="1018">
+    <w:abstractNumId w:val="991"/>
+  </w:num>
+  <w:num w:numId="1019">
     <w:abstractNumId w:val="991"/>
   </w:num>
 </w:numbering>

--- a/FERALCTF_SPEC.docx
+++ b/FERALCTF_SPEC.docx
@@ -2,7 +2,7 @@
 <file path=word/document.xml><?xml version="1.0" encoding="utf-8"?>
 <w:document xmlns:w="http://schemas.openxmlformats.org/wordprocessingml/2006/main" xmlns:m="http://schemas.openxmlformats.org/officeDocument/2006/math" xmlns:r="http://schemas.openxmlformats.org/officeDocument/2006/relationships" xmlns:o="urn:schemas-microsoft-com:office:office" xmlns:v="urn:schemas-microsoft-com:vml" xmlns:w10="urn:schemas-microsoft-com:office:word" xmlns:a="http://schemas.openxmlformats.org/drawingml/2006/main" xmlns:pic="http://schemas.openxmlformats.org/drawingml/2006/picture" xmlns:wp="http://schemas.openxmlformats.org/drawingml/2006/wordprocessingDrawing">
   <w:body>
-    <w:bookmarkStart w:id="78" w:name="feralctf-technical-specification-v1.0"/>
+    <w:bookmarkStart w:id="79" w:name="feralctf-technical-specification-v1.0"/>
     <w:p>
       <w:pPr>
         <w:pStyle w:val="Heading1"/>
@@ -1826,7 +1826,7 @@
               <w:jc w:val="left"/>
             </w:pPr>
             <w:r>
-              <w:t xml:space="preserve">Reverse proxy (nginx/Caddy) — not built-in</w:t>
+              <w:t xml:space="preserve">Reverse proxy recommended (nginx/Caddy); built-in Rustls optional</w:t>
             </w:r>
           </w:p>
         </w:tc>
@@ -7469,7 +7469,7 @@
               <w:jc w:val="left"/>
             </w:pPr>
             <w:r>
-              <w:t xml:space="preserve">Change password</w:t>
+              <w:t xml:space="preserve">Change password and revoke all sessions for the user</w:t>
             </w:r>
           </w:p>
         </w:tc>
@@ -10695,6 +10695,59 @@
               <w:jc w:val="left"/>
             </w:pPr>
             <w:r>
+              <w:t xml:space="preserve">PUT</w:t>
+            </w:r>
+          </w:p>
+        </w:tc>
+        <w:tc>
+          <w:tcPr/>
+          <w:p>
+            <w:pPr>
+              <w:pStyle w:val="Compact"/>
+              <w:jc w:val="left"/>
+            </w:pPr>
+            <w:r>
+              <w:rPr>
+                <w:rStyle w:val="VerbatimChar"/>
+              </w:rPr>
+              <w:t xml:space="preserve">/api/admin/users/:id/password</w:t>
+            </w:r>
+          </w:p>
+        </w:tc>
+        <w:tc>
+          <w:tcPr/>
+          <w:p>
+            <w:pPr>
+              <w:pStyle w:val="Compact"/>
+              <w:jc w:val="left"/>
+            </w:pPr>
+            <w:r>
+              <w:t xml:space="preserve">Admin</w:t>
+            </w:r>
+          </w:p>
+        </w:tc>
+        <w:tc>
+          <w:tcPr/>
+          <w:p>
+            <w:pPr>
+              <w:pStyle w:val="Compact"/>
+              <w:jc w:val="left"/>
+            </w:pPr>
+            <w:r>
+              <w:t xml:space="preserve">Assign a new password and revoke all target-user sessions</w:t>
+            </w:r>
+          </w:p>
+        </w:tc>
+      </w:tr>
+      <w:tr>
+        <w:tc>
+          <w:tcPr/>
+          <w:p>
+            <w:pPr>
+              <w:pStyle w:val="Compact"/>
+              <w:jc w:val="left"/>
+            </w:pPr>
+            <w:r>
               <w:t xml:space="preserve">POST</w:t>
             </w:r>
           </w:p>
@@ -15759,6 +15812,186 @@
         <w:br/>
       </w:r>
       <w:r>
+        <w:rPr>
+          <w:rStyle w:val="DataTypeTok"/>
+        </w:rPr>
+        <w:t xml:space="preserve">tls_enabled</w:t>
+      </w:r>
+      <w:r>
+        <w:rPr>
+          <w:rStyle w:val="NormalTok"/>
+        </w:rPr>
+        <w:t xml:space="preserve"> </w:t>
+      </w:r>
+      <w:r>
+        <w:rPr>
+          <w:rStyle w:val="OperatorTok"/>
+        </w:rPr>
+        <w:t xml:space="preserve">=</w:t>
+      </w:r>
+      <w:r>
+        <w:rPr>
+          <w:rStyle w:val="NormalTok"/>
+        </w:rPr>
+        <w:t xml:space="preserve"> </w:t>
+      </w:r>
+      <w:r>
+        <w:rPr>
+          <w:rStyle w:val="ConstantTok"/>
+        </w:rPr>
+        <w:t xml:space="preserve">false</w:t>
+      </w:r>
+      <w:r>
+        <w:rPr>
+          <w:rStyle w:val="NormalTok"/>
+        </w:rPr>
+        <w:t xml:space="preserve">                          </w:t>
+      </w:r>
+      <w:r>
+        <w:rPr>
+          <w:rStyle w:val="CommentTok"/>
+        </w:rPr>
+        <w:t xml:space="preserve"># optional direct HTTPS; reverse proxy recommended for production</w:t>
+      </w:r>
+      <w:r>
+        <w:br/>
+      </w:r>
+      <w:r>
+        <w:rPr>
+          <w:rStyle w:val="DataTypeTok"/>
+        </w:rPr>
+        <w:t xml:space="preserve">tls_cert_path</w:t>
+      </w:r>
+      <w:r>
+        <w:rPr>
+          <w:rStyle w:val="NormalTok"/>
+        </w:rPr>
+        <w:t xml:space="preserve"> </w:t>
+      </w:r>
+      <w:r>
+        <w:rPr>
+          <w:rStyle w:val="OperatorTok"/>
+        </w:rPr>
+        <w:t xml:space="preserve">=</w:t>
+      </w:r>
+      <w:r>
+        <w:rPr>
+          <w:rStyle w:val="NormalTok"/>
+        </w:rPr>
+        <w:t xml:space="preserve"> </w:t>
+      </w:r>
+      <w:r>
+        <w:rPr>
+          <w:rStyle w:val="StringTok"/>
+        </w:rPr>
+        <w:t xml:space="preserve">""</w:t>
+      </w:r>
+      <w:r>
+        <w:rPr>
+          <w:rStyle w:val="NormalTok"/>
+        </w:rPr>
+        <w:t xml:space="preserve">                           </w:t>
+      </w:r>
+      <w:r>
+        <w:rPr>
+          <w:rStyle w:val="CommentTok"/>
+        </w:rPr>
+        <w:t xml:space="preserve"># PEM leaf certificate</w:t>
+      </w:r>
+      <w:r>
+        <w:br/>
+      </w:r>
+      <w:r>
+        <w:rPr>
+          <w:rStyle w:val="DataTypeTok"/>
+        </w:rPr>
+        <w:t xml:space="preserve">tls_key_path</w:t>
+      </w:r>
+      <w:r>
+        <w:rPr>
+          <w:rStyle w:val="NormalTok"/>
+        </w:rPr>
+        <w:t xml:space="preserve"> </w:t>
+      </w:r>
+      <w:r>
+        <w:rPr>
+          <w:rStyle w:val="OperatorTok"/>
+        </w:rPr>
+        <w:t xml:space="preserve">=</w:t>
+      </w:r>
+      <w:r>
+        <w:rPr>
+          <w:rStyle w:val="NormalTok"/>
+        </w:rPr>
+        <w:t xml:space="preserve"> </w:t>
+      </w:r>
+      <w:r>
+        <w:rPr>
+          <w:rStyle w:val="StringTok"/>
+        </w:rPr>
+        <w:t xml:space="preserve">""</w:t>
+      </w:r>
+      <w:r>
+        <w:rPr>
+          <w:rStyle w:val="NormalTok"/>
+        </w:rPr>
+        <w:t xml:space="preserve">                            </w:t>
+      </w:r>
+      <w:r>
+        <w:rPr>
+          <w:rStyle w:val="CommentTok"/>
+        </w:rPr>
+        <w:t xml:space="preserve"># PEM private key</w:t>
+      </w:r>
+      <w:r>
+        <w:br/>
+      </w:r>
+      <w:r>
+        <w:rPr>
+          <w:rStyle w:val="DataTypeTok"/>
+        </w:rPr>
+        <w:t xml:space="preserve">tls_chain_path</w:t>
+      </w:r>
+      <w:r>
+        <w:rPr>
+          <w:rStyle w:val="NormalTok"/>
+        </w:rPr>
+        <w:t xml:space="preserve"> </w:t>
+      </w:r>
+      <w:r>
+        <w:rPr>
+          <w:rStyle w:val="OperatorTok"/>
+        </w:rPr>
+        <w:t xml:space="preserve">=</w:t>
+      </w:r>
+      <w:r>
+        <w:rPr>
+          <w:rStyle w:val="NormalTok"/>
+        </w:rPr>
+        <w:t xml:space="preserve"> </w:t>
+      </w:r>
+      <w:r>
+        <w:rPr>
+          <w:rStyle w:val="StringTok"/>
+        </w:rPr>
+        <w:t xml:space="preserve">""</w:t>
+      </w:r>
+      <w:r>
+        <w:rPr>
+          <w:rStyle w:val="NormalTok"/>
+        </w:rPr>
+        <w:t xml:space="preserve">                          </w:t>
+      </w:r>
+      <w:r>
+        <w:rPr>
+          <w:rStyle w:val="CommentTok"/>
+        </w:rPr>
+        <w:t xml:space="preserve"># optional PEM intermediate chain</w:t>
+      </w:r>
+      <w:r>
+        <w:br/>
+      </w:r>
+      <w:r>
         <w:br/>
       </w:r>
       <w:r>
@@ -16736,6 +16969,90 @@
           <w:rStyle w:val="NormalTok"/>
         </w:rPr>
         <w:t xml:space="preserve">https://ctf.yourdomain.com</w:t>
+      </w:r>
+      <w:r>
+        <w:br/>
+      </w:r>
+      <w:r>
+        <w:rPr>
+          <w:rStyle w:val="VariableTok"/>
+        </w:rPr>
+        <w:t xml:space="preserve">FERALCTF_SERVER_TLS_ENABLED</w:t>
+      </w:r>
+      <w:r>
+        <w:rPr>
+          <w:rStyle w:val="OperatorTok"/>
+        </w:rPr>
+        <w:t xml:space="preserve">=</w:t>
+      </w:r>
+      <w:r>
+        <w:rPr>
+          <w:rStyle w:val="NormalTok"/>
+        </w:rPr>
+        <w:t xml:space="preserve">true</w:t>
+      </w:r>
+      <w:r>
+        <w:br/>
+      </w:r>
+      <w:r>
+        <w:rPr>
+          <w:rStyle w:val="VariableTok"/>
+        </w:rPr>
+        <w:t xml:space="preserve">FERALCTF_SERVER_TLS_CERT_PATH</w:t>
+      </w:r>
+      <w:r>
+        <w:rPr>
+          <w:rStyle w:val="OperatorTok"/>
+        </w:rPr>
+        <w:t xml:space="preserve">=</w:t>
+      </w:r>
+      <w:r>
+        <w:rPr>
+          <w:rStyle w:val="NormalTok"/>
+        </w:rPr>
+        <w:t xml:space="preserve">/etc/letsencrypt/live/ctf/fullchain.pem</w:t>
+      </w:r>
+      <w:r>
+        <w:br/>
+      </w:r>
+      <w:r>
+        <w:rPr>
+          <w:rStyle w:val="VariableTok"/>
+        </w:rPr>
+        <w:t xml:space="preserve">FERALCTF_SERVER_TLS_KEY_PATH</w:t>
+      </w:r>
+      <w:r>
+        <w:rPr>
+          <w:rStyle w:val="OperatorTok"/>
+        </w:rPr>
+        <w:t xml:space="preserve">=</w:t>
+      </w:r>
+      <w:r>
+        <w:rPr>
+          <w:rStyle w:val="NormalTok"/>
+        </w:rPr>
+        <w:t xml:space="preserve">/etc/letsencrypt/live/ctf/privkey.pem</w:t>
+      </w:r>
+      <w:r>
+        <w:br/>
+      </w:r>
+      <w:r>
+        <w:rPr>
+          <w:rStyle w:val="VariableTok"/>
+        </w:rPr>
+        <w:t xml:space="preserve">FERALCTF_SERVER_TLS_CHAIN_PATH</w:t>
+      </w:r>
+      <w:r>
+        <w:rPr>
+          <w:rStyle w:val="OperatorTok"/>
+        </w:rPr>
+        <w:t xml:space="preserve">=</w:t>
+      </w:r>
+      <w:r>
+        <w:rPr>
+          <w:rStyle w:val="NormalTok"/>
+        </w:rPr>
+        <w:t xml:space="preserve">/etc/letsencrypt/live/ctf/chain.pem</w:t>
       </w:r>
       <w:r>
         <w:br/>
@@ -16788,7 +17105,7 @@
       </w:r>
     </w:p>
     <w:bookmarkEnd w:id="58"/>
-    <w:bookmarkStart w:id="63" w:name="deployment"/>
+    <w:bookmarkStart w:id="64" w:name="deployment"/>
     <w:p>
       <w:pPr>
         <w:pStyle w:val="Heading2"/>
@@ -16974,13 +17291,13 @@
       </w:r>
     </w:p>
     <w:bookmarkEnd w:id="59"/>
-    <w:bookmarkStart w:id="60" w:name="reverse-proxy-nginx"/>
+    <w:bookmarkStart w:id="60" w:name="https"/>
     <w:p>
       <w:pPr>
         <w:pStyle w:val="Heading3"/>
       </w:pPr>
       <w:r>
-        <w:t xml:space="preserve">8.2 Reverse Proxy (nginx)</w:t>
+        <w:t xml:space="preserve">8.2 HTTPS</w:t>
       </w:r>
     </w:p>
     <w:p>
@@ -16988,7 +17305,111 @@
         <w:pStyle w:val="FirstParagraph"/>
       </w:pPr>
       <w:r>
-        <w:t xml:space="preserve">TLS is handled by the reverse proxy. FeralCTF handles WebSocket upgrade internally.</w:t>
+        <w:t xml:space="preserve">For production deployments, prefer terminating TLS with a reverse proxy such as nginx or Caddy.</w:t>
+      </w:r>
+      <w:r>
+        <w:t xml:space="preserve"> </w:t>
+      </w:r>
+      <w:r>
+        <w:t xml:space="preserve">That keeps certificate renewal, redirects, compression, caching, request limits, and any</w:t>
+      </w:r>
+      <w:r>
+        <w:t xml:space="preserve"> </w:t>
+      </w:r>
+      <w:r>
+        <w:t xml:space="preserve">site-adjacent static files in infrastructure designed for web hosting. FeralCTF handles WebSocket</w:t>
+      </w:r>
+      <w:r>
+        <w:t xml:space="preserve"> </w:t>
+      </w:r>
+      <w:r>
+        <w:t xml:space="preserve">upgrade internally behind the proxy.</w:t>
+      </w:r>
+    </w:p>
+    <w:p>
+      <w:pPr>
+        <w:pStyle w:val="BodyText"/>
+      </w:pPr>
+      <w:r>
+        <w:t xml:space="preserve">FeralCTF also supports direct HTTPS as a simple deployment option when</w:t>
+      </w:r>
+      <w:r>
+        <w:t xml:space="preserve"> </w:t>
+      </w:r>
+      <w:r>
+        <w:rPr>
+          <w:rStyle w:val="VerbatimChar"/>
+        </w:rPr>
+        <w:t xml:space="preserve">server.tls_enabled = true</w:t>
+      </w:r>
+      <w:r>
+        <w:t xml:space="preserve">.</w:t>
+      </w:r>
+      <w:r>
+        <w:t xml:space="preserve"> </w:t>
+      </w:r>
+      <w:r>
+        <w:t xml:space="preserve">Provide a PEM certificate, PEM private key, and optionally a PEM intermediate chain through</w:t>
+      </w:r>
+      <w:r>
+        <w:t xml:space="preserve"> </w:t>
+      </w:r>
+      <w:r>
+        <w:rPr>
+          <w:rStyle w:val="VerbatimChar"/>
+        </w:rPr>
+        <w:t xml:space="preserve">server.tls_cert_path</w:t>
+      </w:r>
+      <w:r>
+        <w:t xml:space="preserve">,</w:t>
+      </w:r>
+      <w:r>
+        <w:t xml:space="preserve"> </w:t>
+      </w:r>
+      <w:r>
+        <w:rPr>
+          <w:rStyle w:val="VerbatimChar"/>
+        </w:rPr>
+        <w:t xml:space="preserve">server.tls_key_path</w:t>
+      </w:r>
+      <w:r>
+        <w:t xml:space="preserve">, and</w:t>
+      </w:r>
+      <w:r>
+        <w:t xml:space="preserve"> </w:t>
+      </w:r>
+      <w:r>
+        <w:rPr>
+          <w:rStyle w:val="VerbatimChar"/>
+        </w:rPr>
+        <w:t xml:space="preserve">server.tls_chain_path</w:t>
+      </w:r>
+      <w:r>
+        <w:t xml:space="preserve">. Startup fails if TLS is</w:t>
+      </w:r>
+      <w:r>
+        <w:t xml:space="preserve"> </w:t>
+      </w:r>
+      <w:r>
+        <w:t xml:space="preserve">enabled and the certificate or key path is missing or cannot be parsed.</w:t>
+      </w:r>
+    </w:p>
+    <w:bookmarkEnd w:id="60"/>
+    <w:bookmarkStart w:id="61" w:name="reverse-proxy-nginx"/>
+    <w:p>
+      <w:pPr>
+        <w:pStyle w:val="Heading3"/>
+      </w:pPr>
+      <w:r>
+        <w:t xml:space="preserve">8.3 Reverse Proxy (nginx)</w:t>
+      </w:r>
+    </w:p>
+    <w:p>
+      <w:pPr>
+        <w:pStyle w:val="FirstParagraph"/>
+      </w:pPr>
+      <w:r>
+        <w:t xml:space="preserve">Recommended production reverse-proxy shape:</w:t>
       </w:r>
     </w:p>
     <w:p>
@@ -17104,8 +17525,8 @@
         <w:t xml:space="preserve">}</w:t>
       </w:r>
     </w:p>
-    <w:bookmarkEnd w:id="60"/>
-    <w:bookmarkStart w:id="61" w:name="systemd-service"/>
+    <w:bookmarkEnd w:id="61"/>
+    <w:bookmarkStart w:id="62" w:name="systemd-service"/>
     <w:p>
       <w:pPr>
         <w:pStyle w:val="Heading3"/>
@@ -17359,8 +17780,8 @@
         <w:t xml:space="preserve">multi-user.target</w:t>
       </w:r>
     </w:p>
-    <w:bookmarkEnd w:id="61"/>
-    <w:bookmarkStart w:id="62" w:name="backup"/>
+    <w:bookmarkEnd w:id="62"/>
+    <w:bookmarkStart w:id="63" w:name="backup"/>
     <w:p>
       <w:pPr>
         <w:pStyle w:val="Heading3"/>
@@ -17528,9 +17949,9 @@
         </w:pict>
       </w:r>
     </w:p>
-    <w:bookmarkEnd w:id="62"/>
     <w:bookmarkEnd w:id="63"/>
-    <w:bookmarkStart w:id="68" w:name="build"/>
+    <w:bookmarkEnd w:id="64"/>
+    <w:bookmarkStart w:id="69" w:name="build"/>
     <w:p>
       <w:pPr>
         <w:pStyle w:val="Heading2"/>
@@ -17539,7 +17960,7 @@
         <w:t xml:space="preserve">9. Build</w:t>
       </w:r>
     </w:p>
-    <w:bookmarkStart w:id="64" w:name="prerequisites"/>
+    <w:bookmarkStart w:id="65" w:name="prerequisites"/>
     <w:p>
       <w:pPr>
         <w:pStyle w:val="Heading3"/>
@@ -17608,8 +18029,8 @@
         <w:t xml:space="preserve">for dev hot-reload</w:t>
       </w:r>
     </w:p>
-    <w:bookmarkEnd w:id="64"/>
-    <w:bookmarkStart w:id="66" w:name="commands"/>
+    <w:bookmarkEnd w:id="65"/>
+    <w:bookmarkStart w:id="67" w:name="commands"/>
     <w:p>
       <w:pPr>
         <w:pStyle w:val="Heading3"/>
@@ -17818,7 +18239,7 @@
         <w:t xml:space="preserve"># lint all targets</w:t>
       </w:r>
     </w:p>
-    <w:bookmarkStart w:id="65" w:name="optional-fully-static-binary-via-musl"/>
+    <w:bookmarkStart w:id="66" w:name="optional-fully-static-binary-via-musl"/>
     <w:p>
       <w:pPr>
         <w:pStyle w:val="Heading4"/>
@@ -17962,9 +18383,9 @@
         <w:t xml:space="preserve">shared-library dependencies.</w:t>
       </w:r>
     </w:p>
-    <w:bookmarkEnd w:id="65"/>
     <w:bookmarkEnd w:id="66"/>
-    <w:bookmarkStart w:id="67" w:name="project-structure"/>
+    <w:bookmarkEnd w:id="67"/>
+    <w:bookmarkStart w:id="68" w:name="project-structure"/>
     <w:p>
       <w:pPr>
         <w:pStyle w:val="Heading3"/>
@@ -18279,9 +18700,9 @@
         </w:pict>
       </w:r>
     </w:p>
-    <w:bookmarkEnd w:id="67"/>
     <w:bookmarkEnd w:id="68"/>
-    <w:bookmarkStart w:id="75" w:name="implementation-status"/>
+    <w:bookmarkEnd w:id="69"/>
+    <w:bookmarkStart w:id="76" w:name="implementation-status"/>
     <w:p>
       <w:pPr>
         <w:pStyle w:val="Heading2"/>
@@ -18323,10 +18744,10 @@
         <w:t xml:space="preserve"> </w:t>
       </w:r>
       <w:r>
-        <w:t xml:space="preserve">(50 tests passing).</w:t>
-      </w:r>
-    </w:p>
-    <w:bookmarkStart w:id="69" w:name="core"/>
+        <w:t xml:space="preserve">(72 tests passing).</w:t>
+      </w:r>
+    </w:p>
+    <w:bookmarkStart w:id="70" w:name="core"/>
     <w:p>
       <w:pPr>
         <w:pStyle w:val="Heading3"/>
@@ -18578,8 +18999,8 @@
         <w:t xml:space="preserve">frontend bundle</w:t>
       </w:r>
     </w:p>
-    <w:bookmarkEnd w:id="69"/>
-    <w:bookmarkStart w:id="70" w:name="ui-ux"/>
+    <w:bookmarkEnd w:id="70"/>
+    <w:bookmarkStart w:id="71" w:name="ui-ux"/>
     <w:p>
       <w:pPr>
         <w:pStyle w:val="Heading3"/>
@@ -18609,7 +19030,7 @@
         </w:numPr>
       </w:pPr>
       <w:r>
-        <w:t xml:space="preserve">☒ Admin navigation shown only to admin-role accounts</w:t>
+        <w:t xml:space="preserve">☒ Profile password change form with confirmation and session revocation</w:t>
       </w:r>
     </w:p>
     <w:p>
@@ -18621,7 +19042,7 @@
         </w:numPr>
       </w:pPr>
       <w:r>
-        <w:t xml:space="preserve">☒ Themed error page for unknown routes (404 and other HTTP error codes)</w:t>
+        <w:t xml:space="preserve">☒ Admin navigation shown only to admin-role accounts</w:t>
       </w:r>
     </w:p>
     <w:p>
@@ -18633,7 +19054,7 @@
         </w:numPr>
       </w:pPr>
       <w:r>
-        <w:t xml:space="preserve">☒ Challenge cards — category color, difficulty dot, solve count, solved marker</w:t>
+        <w:t xml:space="preserve">☒ Themed error page for unknown routes (404 and other HTTP error codes)</w:t>
       </w:r>
     </w:p>
     <w:p>
@@ -18645,7 +19066,7 @@
         </w:numPr>
       </w:pPr>
       <w:r>
-        <w:t xml:space="preserve">☒ Category filter pills and title search on challenge grid</w:t>
+        <w:t xml:space="preserve">☒ Challenge cards — category color, difficulty dot, solve count, solved marker</w:t>
       </w:r>
     </w:p>
     <w:p>
@@ -18657,7 +19078,7 @@
         </w:numPr>
       </w:pPr>
       <w:r>
-        <w:t xml:space="preserve">☒ Challenge visibility toggle (slider) in admin panel — player view syncs immediately</w:t>
+        <w:t xml:space="preserve">☒ Category filter pills and title search on challenge grid</w:t>
       </w:r>
     </w:p>
     <w:p>
@@ -18669,7 +19090,7 @@
         </w:numPr>
       </w:pPr>
       <w:r>
-        <w:t xml:space="preserve">☒ Challenge edit modal in admin panel (title, category, points, description, flag, visibility)</w:t>
+        <w:t xml:space="preserve">☒ Challenge visibility toggle (slider) in admin panel — player view syncs immediately</w:t>
       </w:r>
     </w:p>
     <w:p>
@@ -18681,7 +19102,7 @@
         </w:numPr>
       </w:pPr>
       <w:r>
-        <w:t xml:space="preserve">☒ New challenges default to hidden; visibility opt-in at creation via toggle</w:t>
+        <w:t xml:space="preserve">☒ Challenge edit modal in admin panel (title, category, points, description, flag, visibility)</w:t>
       </w:r>
     </w:p>
     <w:p>
@@ -18693,7 +19114,7 @@
         </w:numPr>
       </w:pPr>
       <w:r>
-        <w:t xml:space="preserve">☒ New challenges default to case-insensitive flag matching</w:t>
+        <w:t xml:space="preserve">☒ New challenges default to hidden; visibility opt-in at creation via toggle</w:t>
       </w:r>
     </w:p>
     <w:p>
@@ -18705,7 +19126,7 @@
         </w:numPr>
       </w:pPr>
       <w:r>
-        <w:t xml:space="preserve">☒ Challenge description renders URLs as clickable hyperlinks (open in new tab)</w:t>
+        <w:t xml:space="preserve">☒ New challenges default to case-insensitive flag matching</w:t>
       </w:r>
     </w:p>
     <w:p>
@@ -18717,7 +19138,7 @@
         </w:numPr>
       </w:pPr>
       <w:r>
-        <w:t xml:space="preserve">☒ Frontend layout aligned with specification mockups (§12)</w:t>
+        <w:t xml:space="preserve">☒ Challenge description renders URLs as clickable hyperlinks (open in new tab)</w:t>
       </w:r>
     </w:p>
     <w:p>
@@ -18729,11 +19150,23 @@
         </w:numPr>
       </w:pPr>
       <w:r>
+        <w:t xml:space="preserve">☒ Frontend layout aligned with specification mockups (§12)</w:t>
+      </w:r>
+    </w:p>
+    <w:p>
+      <w:pPr>
+        <w:pStyle w:val="Compact"/>
+        <w:numPr>
+          <w:ilvl w:val="0"/>
+          <w:numId w:val="1014"/>
+        </w:numPr>
+      </w:pPr>
+      <w:r>
         <w:t xml:space="preserve">☒ Brand icon in header</w:t>
       </w:r>
     </w:p>
-    <w:bookmarkEnd w:id="70"/>
-    <w:bookmarkStart w:id="71" w:name="import-export-1"/>
+    <w:bookmarkEnd w:id="71"/>
+    <w:bookmarkStart w:id="72" w:name="import-export-1"/>
     <w:p>
       <w:pPr>
         <w:pStyle w:val="Heading3"/>
@@ -18835,8 +19268,8 @@
         <w:t xml:space="preserve">)</w:t>
       </w:r>
     </w:p>
-    <w:bookmarkEnd w:id="71"/>
-    <w:bookmarkStart w:id="72" w:name="admin"/>
+    <w:bookmarkEnd w:id="72"/>
+    <w:bookmarkStart w:id="73" w:name="admin"/>
     <w:p>
       <w:pPr>
         <w:pStyle w:val="Heading3"/>
@@ -18923,7 +19356,7 @@
         </w:numPr>
       </w:pPr>
       <w:r>
-        <w:t xml:space="preserve">☒ Team disqualify</w:t>
+        <w:t xml:space="preserve">☒ Admin password assignment with target-user session revocation</w:t>
       </w:r>
     </w:p>
     <w:p>
@@ -18935,7 +19368,7 @@
         </w:numPr>
       </w:pPr>
       <w:r>
-        <w:t xml:space="preserve">☒ Challenge flag update through challenge update</w:t>
+        <w:t xml:space="preserve">☒ Team disqualify</w:t>
       </w:r>
     </w:p>
     <w:p>
@@ -18947,11 +19380,23 @@
         </w:numPr>
       </w:pPr>
       <w:r>
+        <w:t xml:space="preserve">☒ Challenge flag update through challenge update</w:t>
+      </w:r>
+    </w:p>
+    <w:p>
+      <w:pPr>
+        <w:pStyle w:val="Compact"/>
+        <w:numPr>
+          <w:ilvl w:val="0"/>
+          <w:numId w:val="1016"/>
+        </w:numPr>
+      </w:pPr>
+      <w:r>
         <w:t xml:space="preserve">☒ Database backup download endpoint</w:t>
       </w:r>
     </w:p>
-    <w:bookmarkEnd w:id="72"/>
-    <w:bookmarkStart w:id="73" w:name="security-1"/>
+    <w:bookmarkEnd w:id="73"/>
+    <w:bookmarkStart w:id="74" w:name="security-1"/>
     <w:p>
       <w:pPr>
         <w:pStyle w:val="Heading3"/>
@@ -19032,8 +19477,20 @@
         <w:t xml:space="preserve">☒ Flag sharing detection alert</w:t>
       </w:r>
     </w:p>
-    <w:bookmarkEnd w:id="73"/>
-    <w:bookmarkStart w:id="74" w:name="deployment-1"/>
+    <w:p>
+      <w:pPr>
+        <w:pStyle w:val="Compact"/>
+        <w:numPr>
+          <w:ilvl w:val="0"/>
+          <w:numId w:val="1017"/>
+        </w:numPr>
+      </w:pPr>
+      <w:r>
+        <w:t xml:space="preserve">☒ Recommended reverse-proxy TLS deployment plus optional built-in HTTPS mode</w:t>
+      </w:r>
+    </w:p>
+    <w:bookmarkEnd w:id="74"/>
+    <w:bookmarkStart w:id="75" w:name="deployment-1"/>
     <w:p>
       <w:pPr>
         <w:pStyle w:val="Heading3"/>
@@ -19105,6 +19562,27 @@
         </w:numPr>
       </w:pPr>
       <w:r>
+        <w:t xml:space="preserve">☒ Optional direct HTTPS serving via Rustls when enabled in</w:t>
+      </w:r>
+      <w:r>
+        <w:t xml:space="preserve"> </w:t>
+      </w:r>
+      <w:r>
+        <w:rPr>
+          <w:rStyle w:val="VerbatimChar"/>
+        </w:rPr>
+        <w:t xml:space="preserve">[server]</w:t>
+      </w:r>
+    </w:p>
+    <w:p>
+      <w:pPr>
+        <w:pStyle w:val="Compact"/>
+        <w:numPr>
+          <w:ilvl w:val="0"/>
+          <w:numId w:val="1018"/>
+        </w:numPr>
+      </w:pPr>
+      <w:r>
         <w:t xml:space="preserve">☒ Release build produces a self-contained binary with embedded frontend and migrations</w:t>
       </w:r>
     </w:p>
@@ -19129,9 +19607,9 @@
         </w:pict>
       </w:r>
     </w:p>
-    <w:bookmarkEnd w:id="74"/>
     <w:bookmarkEnd w:id="75"/>
-    <w:bookmarkStart w:id="76" w:name="out-of-scope-v1"/>
+    <w:bookmarkEnd w:id="76"/>
+    <w:bookmarkStart w:id="77" w:name="out-of-scope-v1"/>
     <w:p>
       <w:pPr>
         <w:pStyle w:val="Heading2"/>
@@ -19227,8 +19705,8 @@
         </w:pict>
       </w:r>
     </w:p>
-    <w:bookmarkEnd w:id="76"/>
-    <w:bookmarkStart w:id="77" w:name="glossary"/>
+    <w:bookmarkEnd w:id="77"/>
+    <w:bookmarkStart w:id="78" w:name="glossary"/>
     <w:p>
       <w:pPr>
         <w:pStyle w:val="Heading2"/>
@@ -19527,8 +20005,8 @@
         <w:t xml:space="preserve">Apache 2.0 License · CyberSquirrels CTF Team</w:t>
       </w:r>
     </w:p>
-    <w:bookmarkEnd w:id="77"/>
     <w:bookmarkEnd w:id="78"/>
+    <w:bookmarkEnd w:id="79"/>
     <w:sectPr/>
   </w:body>
 </w:document>
